--- a/EXPORTS/DOCX/published/niveau3/English/KVVAK.docx
+++ b/EXPORTS/DOCX/published/niveau3/English/KVVAK.docx
@@ -17,7 +17,7 @@
         <w:autoSpaceDE w:val="0"/>
         <w:widowControl/>
         <w:spacing w:line="720" w:lineRule="exact" w:before="0" w:after="0"/>
-        <w:ind w:left="20" w:right="0" w:firstLine="0"/>
+        <w:ind w:left="10" w:right="0" w:firstLine="0"/>
         <w:jc w:val="left"/>
       </w:pPr>
       <w:r>
@@ -37,7 +37,7 @@
         <w:autoSpaceDE w:val="0"/>
         <w:widowControl/>
         <w:spacing w:line="540" w:lineRule="exact" w:before="214" w:after="0"/>
-        <w:ind w:left="20" w:right="0" w:firstLine="0"/>
+        <w:ind w:left="10" w:right="0" w:firstLine="0"/>
         <w:jc w:val="left"/>
       </w:pPr>
       <w:r>
@@ -57,7 +57,7 @@
         <w:autoSpaceDE w:val="0"/>
         <w:widowControl/>
         <w:spacing w:line="288" w:lineRule="exact" w:before="292" w:after="0"/>
-        <w:ind w:left="20" w:right="576" w:firstLine="0"/>
+        <w:ind w:left="10" w:right="576" w:firstLine="0"/>
         <w:jc w:val="left"/>
       </w:pPr>
       <w:r>
@@ -97,7 +97,7 @@
         <w:autoSpaceDE w:val="0"/>
         <w:widowControl/>
         <w:spacing w:line="420" w:lineRule="exact" w:before="204" w:after="0"/>
-        <w:ind w:left="20" w:right="0" w:firstLine="0"/>
+        <w:ind w:left="10" w:right="0" w:firstLine="0"/>
         <w:jc w:val="left"/>
       </w:pPr>
       <w:r>
@@ -117,7 +117,7 @@
         <w:autoSpaceDE w:val="0"/>
         <w:widowControl/>
         <w:spacing w:line="288" w:lineRule="exact" w:before="274" w:after="0"/>
-        <w:ind w:left="20" w:right="0" w:firstLine="0"/>
+        <w:ind w:left="10" w:right="0" w:firstLine="0"/>
         <w:jc w:val="left"/>
       </w:pPr>
       <w:r>
@@ -135,7 +135,7 @@
           <w:rFonts w:ascii="Charis SIL Regular" w:hAnsi="Charis SIL Regular" w:eastAsia="Charis SIL Regular"/>
           <w:b w:val="0"/>
           <w:i w:val="0"/>
-          <w:color w:val="0066CC"/>
+          <w:color w:val="0000FF"/>
           <w:sz w:val="24"/>
           <w:u w:val="single"/>
         </w:rPr>
@@ -153,7 +153,7 @@
           <w:rFonts w:ascii="Charis SIL Regular" w:hAnsi="Charis SIL Regular" w:eastAsia="Charis SIL Regular"/>
           <w:b w:val="0"/>
           <w:i w:val="0"/>
-          <w:color w:val="0066CC"/>
+          <w:color w:val="0000FF"/>
           <w:sz w:val="24"/>
           <w:u w:val="single"/>
         </w:rPr>
@@ -164,7 +164,7 @@
           <w:rFonts w:ascii="Charis SIL Regular" w:hAnsi="Charis SIL Regular" w:eastAsia="Charis SIL Regular"/>
           <w:b w:val="0"/>
           <w:i w:val="0"/>
-          <w:color w:val="0066CC"/>
+          <w:color w:val="0000FF"/>
           <w:sz w:val="24"/>
           <w:u w:val="single"/>
         </w:rPr>
@@ -182,7 +182,7 @@
           <w:rFonts w:ascii="Charis SIL Regular" w:hAnsi="Charis SIL Regular" w:eastAsia="Charis SIL Regular"/>
           <w:b w:val="0"/>
           <w:i w:val="0"/>
-          <w:color w:val="0066CC"/>
+          <w:color w:val="0000FF"/>
           <w:sz w:val="24"/>
           <w:u w:val="single"/>
         </w:rPr>
@@ -193,7 +193,7 @@
           <w:rFonts w:ascii="Charis SIL Regular" w:hAnsi="Charis SIL Regular" w:eastAsia="Charis SIL Regular"/>
           <w:b w:val="0"/>
           <w:i w:val="0"/>
-          <w:color w:val="0066CC"/>
+          <w:color w:val="0000FF"/>
           <w:sz w:val="24"/>
           <w:u w:val="single"/>
         </w:rPr>
@@ -211,7 +211,7 @@
           <w:rFonts w:ascii="Charis SIL Regular" w:hAnsi="Charis SIL Regular" w:eastAsia="Charis SIL Regular"/>
           <w:b w:val="0"/>
           <w:i w:val="0"/>
-          <w:color w:val="0066CC"/>
+          <w:color w:val="0000FF"/>
           <w:sz w:val="24"/>
           <w:u w:val="single"/>
         </w:rPr>
@@ -222,7 +222,7 @@
           <w:rFonts w:ascii="Charis SIL Regular" w:hAnsi="Charis SIL Regular" w:eastAsia="Charis SIL Regular"/>
           <w:b w:val="0"/>
           <w:i w:val="0"/>
-          <w:color w:val="0066CC"/>
+          <w:color w:val="0000FF"/>
           <w:sz w:val="24"/>
           <w:u w:val="single"/>
         </w:rPr>
@@ -240,7 +240,7 @@
           <w:rFonts w:ascii="Charis SIL Regular" w:hAnsi="Charis SIL Regular" w:eastAsia="Charis SIL Regular"/>
           <w:b w:val="0"/>
           <w:i w:val="0"/>
-          <w:color w:val="0066CC"/>
+          <w:color w:val="0000FF"/>
           <w:sz w:val="24"/>
           <w:u w:val="single"/>
         </w:rPr>
@@ -251,7 +251,7 @@
           <w:rFonts w:ascii="Charis SIL Regular" w:hAnsi="Charis SIL Regular" w:eastAsia="Charis SIL Regular"/>
           <w:b w:val="0"/>
           <w:i w:val="0"/>
-          <w:color w:val="0066CC"/>
+          <w:color w:val="0000FF"/>
           <w:sz w:val="24"/>
           <w:u w:val="single"/>
         </w:rPr>
@@ -269,7 +269,7 @@
           <w:rFonts w:ascii="Charis SIL Regular" w:hAnsi="Charis SIL Regular" w:eastAsia="Charis SIL Regular"/>
           <w:b w:val="0"/>
           <w:i w:val="0"/>
-          <w:color w:val="0066CC"/>
+          <w:color w:val="0000FF"/>
           <w:sz w:val="24"/>
           <w:u w:val="single"/>
         </w:rPr>
@@ -280,7 +280,7 @@
           <w:rFonts w:ascii="Charis SIL Regular" w:hAnsi="Charis SIL Regular" w:eastAsia="Charis SIL Regular"/>
           <w:b w:val="0"/>
           <w:i w:val="0"/>
-          <w:color w:val="0066CC"/>
+          <w:color w:val="0000FF"/>
           <w:sz w:val="24"/>
           <w:u w:val="single"/>
         </w:rPr>
@@ -298,7 +298,7 @@
           <w:rFonts w:ascii="Charis SIL Regular" w:hAnsi="Charis SIL Regular" w:eastAsia="Charis SIL Regular"/>
           <w:b w:val="0"/>
           <w:i w:val="0"/>
-          <w:color w:val="0066CC"/>
+          <w:color w:val="0000FF"/>
           <w:sz w:val="24"/>
           <w:u w:val="single"/>
         </w:rPr>
@@ -309,7 +309,7 @@
           <w:rFonts w:ascii="Charis SIL Regular" w:hAnsi="Charis SIL Regular" w:eastAsia="Charis SIL Regular"/>
           <w:b w:val="0"/>
           <w:i w:val="0"/>
-          <w:color w:val="0066CC"/>
+          <w:color w:val="0000FF"/>
           <w:sz w:val="24"/>
           <w:u w:val="single"/>
         </w:rPr>
@@ -344,7 +344,7 @@
       </w:r>
       <w:r>
         <w:rPr>
-          <w:u w:val="single" w:color="0066cc"/>
+          <w:u w:val="single" w:color="0000ff"/>
           <w:rFonts w:ascii="Charis SIL Regular" w:hAnsi="Charis SIL Regular" w:eastAsia="Charis SIL Regular"/>
           <w:b w:val="0"/>
           <w:i w:val="0"/>
@@ -362,7 +362,7 @@
       </w:r>
       <w:r>
         <w:rPr>
-          <w:u w:val="single" w:color="0066cc"/>
+          <w:u w:val="single" w:color="0000ff"/>
           <w:rFonts w:ascii="Charis SIL Regular" w:hAnsi="Charis SIL Regular" w:eastAsia="Charis SIL Regular"/>
           <w:b w:val="0"/>
           <w:i w:val="0"/>
@@ -380,7 +380,7 @@
       </w:r>
       <w:r>
         <w:rPr>
-          <w:u w:val="single" w:color="0066cc"/>
+          <w:u w:val="single" w:color="0000ff"/>
           <w:rFonts w:ascii="Charis SIL Regular" w:hAnsi="Charis SIL Regular" w:eastAsia="Charis SIL Regular"/>
           <w:b w:val="0"/>
           <w:i w:val="0"/>
@@ -398,7 +398,7 @@
       </w:r>
       <w:r>
         <w:rPr>
-          <w:u w:val="single" w:color="0066cc"/>
+          <w:u w:val="single" w:color="0000ff"/>
           <w:rFonts w:ascii="Charis SIL Regular" w:hAnsi="Charis SIL Regular" w:eastAsia="Charis SIL Regular"/>
           <w:b w:val="0"/>
           <w:i w:val="0"/>
@@ -416,7 +416,7 @@
       </w:r>
       <w:r>
         <w:rPr>
-          <w:u w:val="single" w:color="0066cc"/>
+          <w:u w:val="single" w:color="0000ff"/>
           <w:rFonts w:ascii="Charis SIL Regular" w:hAnsi="Charis SIL Regular" w:eastAsia="Charis SIL Regular"/>
           <w:b w:val="0"/>
           <w:i w:val="0"/>
@@ -434,7 +434,7 @@
       </w:r>
       <w:r>
         <w:rPr>
-          <w:u w:val="single" w:color="0066cc"/>
+          <w:u w:val="single" w:color="0000ff"/>
           <w:rFonts w:ascii="Charis SIL Regular" w:hAnsi="Charis SIL Regular" w:eastAsia="Charis SIL Regular"/>
           <w:b w:val="0"/>
           <w:i w:val="0"/>
@@ -452,7 +452,7 @@
       </w:r>
       <w:r>
         <w:rPr>
-          <w:u w:val="single" w:color="0066cc"/>
+          <w:u w:val="single" w:color="0000ff"/>
           <w:rFonts w:ascii="Charis SIL Regular" w:hAnsi="Charis SIL Regular" w:eastAsia="Charis SIL Regular"/>
           <w:b w:val="0"/>
           <w:i w:val="0"/>
@@ -470,7 +470,7 @@
       </w:r>
       <w:r>
         <w:rPr>
-          <w:u w:val="single" w:color="0066cc"/>
+          <w:u w:val="single" w:color="0000ff"/>
           <w:rFonts w:ascii="Charis SIL Regular" w:hAnsi="Charis SIL Regular" w:eastAsia="Charis SIL Regular"/>
           <w:b w:val="0"/>
           <w:i w:val="0"/>
@@ -488,7 +488,7 @@
       </w:r>
       <w:r>
         <w:rPr>
-          <w:u w:val="single" w:color="0066cc"/>
+          <w:u w:val="single" w:color="0000ff"/>
           <w:rFonts w:ascii="Charis SIL Regular" w:hAnsi="Charis SIL Regular" w:eastAsia="Charis SIL Regular"/>
           <w:b w:val="0"/>
           <w:i w:val="0"/>
@@ -506,7 +506,7 @@
       </w:r>
       <w:r>
         <w:rPr>
-          <w:u w:val="single" w:color="0066cc"/>
+          <w:u w:val="single" w:color="0000ff"/>
           <w:rFonts w:ascii="Charis SIL Regular" w:hAnsi="Charis SIL Regular" w:eastAsia="Charis SIL Regular"/>
           <w:b w:val="0"/>
           <w:i w:val="0"/>
@@ -524,7 +524,7 @@
       </w:r>
       <w:r>
         <w:rPr>
-          <w:u w:val="single" w:color="0066cc"/>
+          <w:u w:val="single" w:color="0000ff"/>
           <w:rFonts w:ascii="Charis SIL Regular" w:hAnsi="Charis SIL Regular" w:eastAsia="Charis SIL Regular"/>
           <w:b w:val="0"/>
           <w:i w:val="0"/>
@@ -542,7 +542,7 @@
       </w:r>
       <w:r>
         <w:rPr>
-          <w:u w:val="single" w:color="0066cc"/>
+          <w:u w:val="single" w:color="0000ff"/>
           <w:rFonts w:ascii="Charis SIL Regular" w:hAnsi="Charis SIL Regular" w:eastAsia="Charis SIL Regular"/>
           <w:b w:val="0"/>
           <w:i w:val="0"/>
@@ -573,7 +573,7 @@
           <w:rFonts w:ascii="Charis SIL Regular" w:hAnsi="Charis SIL Regular" w:eastAsia="Charis SIL Regular"/>
           <w:b w:val="0"/>
           <w:i w:val="0"/>
-          <w:color w:val="0066CC"/>
+          <w:color w:val="0000FF"/>
           <w:sz w:val="24"/>
           <w:u w:val="single"/>
         </w:rPr>
@@ -591,7 +591,7 @@
           <w:rFonts w:ascii="Charis SIL Regular" w:hAnsi="Charis SIL Regular" w:eastAsia="Charis SIL Regular"/>
           <w:b w:val="0"/>
           <w:i w:val="0"/>
-          <w:color w:val="0066CC"/>
+          <w:color w:val="0000FF"/>
           <w:sz w:val="24"/>
           <w:u w:val="single"/>
         </w:rPr>
@@ -602,7 +602,7 @@
           <w:rFonts w:ascii="Charis SIL Regular" w:hAnsi="Charis SIL Regular" w:eastAsia="Charis SIL Regular"/>
           <w:b w:val="0"/>
           <w:i w:val="0"/>
-          <w:color w:val="0066CC"/>
+          <w:color w:val="0000FF"/>
           <w:sz w:val="24"/>
           <w:u w:val="single"/>
         </w:rPr>
@@ -620,7 +620,7 @@
           <w:rFonts w:ascii="Charis SIL Regular" w:hAnsi="Charis SIL Regular" w:eastAsia="Charis SIL Regular"/>
           <w:b w:val="0"/>
           <w:i w:val="0"/>
-          <w:color w:val="0066CC"/>
+          <w:color w:val="0000FF"/>
           <w:sz w:val="24"/>
           <w:u w:val="single"/>
         </w:rPr>
@@ -631,7 +631,7 @@
           <w:rFonts w:ascii="Charis SIL Regular" w:hAnsi="Charis SIL Regular" w:eastAsia="Charis SIL Regular"/>
           <w:b w:val="0"/>
           <w:i w:val="0"/>
-          <w:color w:val="0066CC"/>
+          <w:color w:val="0000FF"/>
           <w:sz w:val="24"/>
           <w:u w:val="single"/>
         </w:rPr>
@@ -659,7 +659,7 @@
           <w:rFonts w:ascii="Charis SIL Regular" w:hAnsi="Charis SIL Regular" w:eastAsia="Charis SIL Regular"/>
           <w:b w:val="0"/>
           <w:i w:val="0"/>
-          <w:color w:val="0066CC"/>
+          <w:color w:val="0000FF"/>
           <w:sz w:val="24"/>
           <w:u w:val="single"/>
         </w:rPr>
@@ -677,7 +677,7 @@
           <w:rFonts w:ascii="Charis SIL Regular" w:hAnsi="Charis SIL Regular" w:eastAsia="Charis SIL Regular"/>
           <w:b w:val="0"/>
           <w:i w:val="0"/>
-          <w:color w:val="0066CC"/>
+          <w:color w:val="0000FF"/>
           <w:sz w:val="24"/>
           <w:u w:val="single"/>
         </w:rPr>
@@ -688,7 +688,7 @@
           <w:rFonts w:ascii="Charis SIL Regular" w:hAnsi="Charis SIL Regular" w:eastAsia="Charis SIL Regular"/>
           <w:b w:val="0"/>
           <w:i w:val="0"/>
-          <w:color w:val="0066CC"/>
+          <w:color w:val="0000FF"/>
           <w:sz w:val="24"/>
           <w:u w:val="single"/>
         </w:rPr>
@@ -706,7 +706,7 @@
           <w:rFonts w:ascii="Charis SIL Regular" w:hAnsi="Charis SIL Regular" w:eastAsia="Charis SIL Regular"/>
           <w:b w:val="0"/>
           <w:i w:val="0"/>
-          <w:color w:val="0066CC"/>
+          <w:color w:val="0000FF"/>
           <w:sz w:val="24"/>
           <w:u w:val="single"/>
         </w:rPr>
@@ -717,7 +717,7 @@
           <w:rFonts w:ascii="Charis SIL Regular" w:hAnsi="Charis SIL Regular" w:eastAsia="Charis SIL Regular"/>
           <w:b w:val="0"/>
           <w:i w:val="0"/>
-          <w:color w:val="0066CC"/>
+          <w:color w:val="0000FF"/>
           <w:sz w:val="24"/>
           <w:u w:val="single"/>
         </w:rPr>
@@ -742,7 +742,7 @@
       </w:r>
       <w:r>
         <w:rPr>
-          <w:u w:val="single" w:color="0066cc"/>
+          <w:u w:val="single" w:color="0000ff"/>
           <w:rFonts w:ascii="Charis SIL Regular" w:hAnsi="Charis SIL Regular" w:eastAsia="Charis SIL Regular"/>
           <w:b w:val="0"/>
           <w:i w:val="0"/>
@@ -760,7 +760,7 @@
       </w:r>
       <w:r>
         <w:rPr>
-          <w:u w:val="single" w:color="0066cc"/>
+          <w:u w:val="single" w:color="0000ff"/>
           <w:rFonts w:ascii="Charis SIL Regular" w:hAnsi="Charis SIL Regular" w:eastAsia="Charis SIL Regular"/>
           <w:b w:val="0"/>
           <w:i w:val="0"/>
@@ -771,7 +771,7 @@
       </w:r>
       <w:r>
         <w:rPr>
-          <w:u w:val="single" w:color="0066cc"/>
+          <w:u w:val="single" w:color="0000ff"/>
           <w:rFonts w:ascii="Charis SIL Regular" w:hAnsi="Charis SIL Regular" w:eastAsia="Charis SIL Regular"/>
           <w:b w:val="0"/>
           <w:i w:val="0"/>
@@ -789,7 +789,7 @@
       </w:r>
       <w:r>
         <w:rPr>
-          <w:u w:val="single" w:color="0066cc"/>
+          <w:u w:val="single" w:color="0000ff"/>
           <w:rFonts w:ascii="Charis SIL Regular" w:hAnsi="Charis SIL Regular" w:eastAsia="Charis SIL Regular"/>
           <w:b w:val="0"/>
           <w:i w:val="0"/>
@@ -807,38 +807,20 @@
       </w:r>
       <w:r>
         <w:rPr>
-          <w:u w:val="single" w:color="0066cc"/>
           <w:rFonts w:ascii="Charis SIL Regular" w:hAnsi="Charis SIL Regular" w:eastAsia="Charis SIL Regular"/>
           <w:b w:val="0"/>
           <w:i w:val="0"/>
           <w:color w:val="000000"/>
           <w:sz w:val="24"/>
         </w:rPr>
-        <w:hyperlink r:id="rId10" w:history="1">
-          <w:r>
-            <w:rPr>
-              <w:rStyle w:val="Hyperlink"/>
-            </w:rPr>
-            <w:t>sing awaren</w:t>
-          </w:r>
-        </w:hyperlink>
+        <w:t xml:space="preserve">sing awareness of and interest in </w:t>
       </w:r>
       <w:r>
         <w:rPr>
           <w:rFonts w:ascii="Charis SIL Regular" w:hAnsi="Charis SIL Regular" w:eastAsia="Charis SIL Regular"/>
           <w:b w:val="0"/>
           <w:i w:val="0"/>
-          <w:color w:val="000000"/>
-          <w:sz w:val="24"/>
-        </w:rPr>
-        <w:t xml:space="preserve">ess of and interest in </w:t>
-      </w:r>
-      <w:r>
-        <w:rPr>
-          <w:rFonts w:ascii="Charis SIL Regular" w:hAnsi="Charis SIL Regular" w:eastAsia="Charis SIL Regular"/>
-          <w:b w:val="0"/>
-          <w:i w:val="0"/>
-          <w:color w:val="0066CC"/>
+          <w:color w:val="0000FF"/>
           <w:sz w:val="24"/>
           <w:u w:val="single"/>
         </w:rPr>
@@ -856,7 +838,7 @@
           <w:rFonts w:ascii="Charis SIL Regular" w:hAnsi="Charis SIL Regular" w:eastAsia="Charis SIL Regular"/>
           <w:b w:val="0"/>
           <w:i w:val="0"/>
-          <w:color w:val="0066CC"/>
+          <w:color w:val="0000FF"/>
           <w:sz w:val="24"/>
           <w:u w:val="single"/>
         </w:rPr>
@@ -867,7 +849,7 @@
           <w:rFonts w:ascii="Charis SIL Regular" w:hAnsi="Charis SIL Regular" w:eastAsia="Charis SIL Regular"/>
           <w:b w:val="0"/>
           <w:i w:val="0"/>
-          <w:color w:val="0066CC"/>
+          <w:color w:val="0000FF"/>
           <w:sz w:val="24"/>
           <w:u w:val="single"/>
         </w:rPr>
@@ -892,18 +874,25 @@
       </w:r>
       <w:r>
         <w:rPr>
-          <w:u w:val="single" w:color="0066cc"/>
+          <w:u w:val="single" w:color="0000ff"/>
           <w:rFonts w:ascii="Charis SIL Regular" w:hAnsi="Charis SIL Regular" w:eastAsia="Charis SIL Regular"/>
           <w:b w:val="0"/>
           <w:i w:val="0"/>
           <w:color w:val="000000"/>
           <w:sz w:val="24"/>
         </w:rPr>
-        <w:t>d pr</w:t>
-      </w:r>
-      <w:r>
-        <w:rPr>
-          <w:u w:val="single" w:color="0066cc"/>
+        <w:hyperlink r:id="rId11" w:history="1">
+          <w:r>
+            <w:rPr>
+              <w:rStyle w:val="Hyperlink"/>
+            </w:rPr>
+            <w:t>d pr</w:t>
+          </w:r>
+        </w:hyperlink>
+      </w:r>
+      <w:r>
+        <w:rPr>
+          <w:u w:val="single" w:color="0000ff"/>
           <w:rFonts w:ascii="Charis SIL Regular" w:hAnsi="Charis SIL Regular" w:eastAsia="Charis SIL Regular"/>
           <w:b w:val="0"/>
           <w:i w:val="0"/>
@@ -921,7 +910,7 @@
       </w:r>
       <w:r>
         <w:rPr>
-          <w:u w:val="single" w:color="0066cc"/>
+          <w:u w:val="single" w:color="0000ff"/>
           <w:rFonts w:ascii="Charis SIL Regular" w:hAnsi="Charis SIL Regular" w:eastAsia="Charis SIL Regular"/>
           <w:b w:val="0"/>
           <w:i w:val="0"/>
@@ -939,7 +928,7 @@
       </w:r>
       <w:r>
         <w:rPr>
-          <w:u w:val="single" w:color="0066cc"/>
+          <w:u w:val="single" w:color="0000ff"/>
           <w:rFonts w:ascii="Charis SIL Regular" w:hAnsi="Charis SIL Regular" w:eastAsia="Charis SIL Regular"/>
           <w:b w:val="0"/>
           <w:i w:val="0"/>
@@ -980,7 +969,7 @@
           <w:rFonts w:ascii="Charis SIL Regular" w:hAnsi="Charis SIL Regular" w:eastAsia="Charis SIL Regular"/>
           <w:b w:val="0"/>
           <w:i w:val="0"/>
-          <w:color w:val="0066CC"/>
+          <w:color w:val="0000FF"/>
           <w:sz w:val="24"/>
           <w:u w:val="single"/>
         </w:rPr>
@@ -998,7 +987,7 @@
           <w:rFonts w:ascii="Charis SIL Regular" w:hAnsi="Charis SIL Regular" w:eastAsia="Charis SIL Regular"/>
           <w:b w:val="0"/>
           <w:i w:val="0"/>
-          <w:color w:val="0066CC"/>
+          <w:color w:val="0000FF"/>
           <w:sz w:val="24"/>
           <w:u w:val="single"/>
         </w:rPr>
@@ -1009,7 +998,7 @@
           <w:rFonts w:ascii="Charis SIL Regular" w:hAnsi="Charis SIL Regular" w:eastAsia="Charis SIL Regular"/>
           <w:b w:val="0"/>
           <w:i w:val="0"/>
-          <w:color w:val="0066CC"/>
+          <w:color w:val="0000FF"/>
           <w:sz w:val="24"/>
           <w:u w:val="single"/>
         </w:rPr>
@@ -1027,7 +1016,7 @@
           <w:rFonts w:ascii="Charis SIL Regular" w:hAnsi="Charis SIL Regular" w:eastAsia="Charis SIL Regular"/>
           <w:b w:val="0"/>
           <w:i w:val="0"/>
-          <w:color w:val="0066CC"/>
+          <w:color w:val="0000FF"/>
           <w:sz w:val="24"/>
           <w:u w:val="single"/>
         </w:rPr>
@@ -1045,7 +1034,7 @@
           <w:rFonts w:ascii="Charis SIL Regular" w:hAnsi="Charis SIL Regular" w:eastAsia="Charis SIL Regular"/>
           <w:b w:val="0"/>
           <w:i w:val="0"/>
-          <w:color w:val="0066CC"/>
+          <w:color w:val="0000FF"/>
           <w:sz w:val="24"/>
           <w:u w:val="single"/>
         </w:rPr>
@@ -1063,7 +1052,7 @@
           <w:rFonts w:ascii="Charis SIL Regular" w:hAnsi="Charis SIL Regular" w:eastAsia="Charis SIL Regular"/>
           <w:b w:val="0"/>
           <w:i w:val="0"/>
-          <w:color w:val="0066CC"/>
+          <w:color w:val="0000FF"/>
           <w:sz w:val="24"/>
           <w:u w:val="single"/>
         </w:rPr>
@@ -1098,7 +1087,7 @@
       </w:r>
       <w:r>
         <w:rPr>
-          <w:u w:val="single" w:color="0066cc"/>
+          <w:u w:val="single" w:color="0000ff"/>
           <w:rFonts w:ascii="Charis SIL Regular" w:hAnsi="Charis SIL Regular" w:eastAsia="Charis SIL Regular"/>
           <w:b w:val="0"/>
           <w:i w:val="0"/>
@@ -1116,7 +1105,7 @@
       </w:r>
       <w:r>
         <w:rPr>
-          <w:u w:val="single" w:color="0066cc"/>
+          <w:u w:val="single" w:color="0000ff"/>
           <w:rFonts w:ascii="Charis SIL Regular" w:hAnsi="Charis SIL Regular" w:eastAsia="Charis SIL Regular"/>
           <w:b w:val="0"/>
           <w:i w:val="0"/>
@@ -1134,7 +1123,7 @@
       </w:r>
       <w:r>
         <w:rPr>
-          <w:u w:val="single" w:color="0066cc"/>
+          <w:u w:val="single" w:color="0000ff"/>
           <w:rFonts w:ascii="Charis SIL Regular" w:hAnsi="Charis SIL Regular" w:eastAsia="Charis SIL Regular"/>
           <w:b w:val="0"/>
           <w:i w:val="0"/>
@@ -1175,7 +1164,7 @@
           <w:rFonts w:ascii="Charis SIL Regular" w:hAnsi="Charis SIL Regular" w:eastAsia="Charis SIL Regular"/>
           <w:b w:val="0"/>
           <w:i w:val="0"/>
-          <w:color w:val="0066CC"/>
+          <w:color w:val="0000FF"/>
           <w:sz w:val="24"/>
           <w:u w:val="single"/>
         </w:rPr>
@@ -1203,7 +1192,7 @@
           <w:rFonts w:ascii="Charis SIL Regular" w:hAnsi="Charis SIL Regular" w:eastAsia="Charis SIL Regular"/>
           <w:b w:val="0"/>
           <w:i w:val="0"/>
-          <w:color w:val="0066CC"/>
+          <w:color w:val="0000FF"/>
           <w:sz w:val="24"/>
           <w:u w:val="single"/>
         </w:rPr>
@@ -1231,7 +1220,7 @@
           <w:rFonts w:ascii="Charis SIL Regular" w:hAnsi="Charis SIL Regular" w:eastAsia="Charis SIL Regular"/>
           <w:b w:val="0"/>
           <w:i w:val="0"/>
-          <w:color w:val="0066CC"/>
+          <w:color w:val="0000FF"/>
           <w:sz w:val="24"/>
           <w:u w:val="single"/>
         </w:rPr>
@@ -1261,7 +1250,7 @@
         <w:autoSpaceDE w:val="0"/>
         <w:widowControl/>
         <w:spacing w:line="288" w:lineRule="exact" w:before="240" w:after="0"/>
-        <w:ind w:left="20" w:right="0" w:firstLine="0"/>
+        <w:ind w:left="10" w:right="0" w:firstLine="0"/>
         <w:jc w:val="left"/>
       </w:pPr>
       <w:r>
@@ -1309,7 +1298,7 @@
           <w:rFonts w:ascii="Charis SIL Regular" w:hAnsi="Charis SIL Regular" w:eastAsia="Charis SIL Regular"/>
           <w:b w:val="0"/>
           <w:i w:val="0"/>
-          <w:color w:val="0066CC"/>
+          <w:color w:val="0000FF"/>
           <w:sz w:val="24"/>
           <w:u w:val="single"/>
         </w:rPr>
@@ -1327,7 +1316,7 @@
           <w:rFonts w:ascii="Charis SIL Regular" w:hAnsi="Charis SIL Regular" w:eastAsia="Charis SIL Regular"/>
           <w:b w:val="0"/>
           <w:i w:val="0"/>
-          <w:color w:val="0066CC"/>
+          <w:color w:val="0000FF"/>
           <w:sz w:val="24"/>
           <w:u w:val="single"/>
         </w:rPr>
@@ -1338,7 +1327,7 @@
           <w:rFonts w:ascii="Charis SIL Regular" w:hAnsi="Charis SIL Regular" w:eastAsia="Charis SIL Regular"/>
           <w:b w:val="0"/>
           <w:i w:val="0"/>
-          <w:color w:val="0066CC"/>
+          <w:color w:val="0000FF"/>
           <w:sz w:val="24"/>
           <w:u w:val="single"/>
         </w:rPr>
@@ -1356,7 +1345,7 @@
           <w:rFonts w:ascii="Charis SIL Regular" w:hAnsi="Charis SIL Regular" w:eastAsia="Charis SIL Regular"/>
           <w:b w:val="0"/>
           <w:i w:val="0"/>
-          <w:color w:val="0066CC"/>
+          <w:color w:val="0000FF"/>
           <w:sz w:val="24"/>
           <w:u w:val="single"/>
         </w:rPr>
@@ -1367,7 +1356,7 @@
           <w:rFonts w:ascii="Charis SIL Regular" w:hAnsi="Charis SIL Regular" w:eastAsia="Charis SIL Regular"/>
           <w:b w:val="0"/>
           <w:i w:val="0"/>
-          <w:color w:val="0066CC"/>
+          <w:color w:val="0000FF"/>
           <w:sz w:val="24"/>
           <w:u w:val="single"/>
         </w:rPr>
@@ -1405,7 +1394,7 @@
           <w:rFonts w:ascii="Charis SIL Regular" w:hAnsi="Charis SIL Regular" w:eastAsia="Charis SIL Regular"/>
           <w:b w:val="0"/>
           <w:i w:val="0"/>
-          <w:color w:val="0066CC"/>
+          <w:color w:val="0000FF"/>
           <w:sz w:val="24"/>
           <w:u w:val="single"/>
         </w:rPr>
@@ -1430,7 +1419,7 @@
       </w:r>
       <w:r>
         <w:rPr>
-          <w:u w:val="single" w:color="0066cc"/>
+          <w:u w:val="single" w:color="0000ff"/>
           <w:rFonts w:ascii="Charis SIL Regular" w:hAnsi="Charis SIL Regular" w:eastAsia="Charis SIL Regular"/>
           <w:b w:val="0"/>
           <w:i w:val="0"/>
@@ -1448,7 +1437,7 @@
       </w:r>
       <w:r>
         <w:rPr>
-          <w:u w:val="single" w:color="0066cc"/>
+          <w:u w:val="single" w:color="0000ff"/>
           <w:rFonts w:ascii="Charis SIL Regular" w:hAnsi="Charis SIL Regular" w:eastAsia="Charis SIL Regular"/>
           <w:b w:val="0"/>
           <w:i w:val="0"/>
@@ -1466,7 +1455,7 @@
       </w:r>
       <w:r>
         <w:rPr>
-          <w:u w:val="single" w:color="0066cc"/>
+          <w:u w:val="single" w:color="0000ff"/>
           <w:rFonts w:ascii="Charis SIL Regular" w:hAnsi="Charis SIL Regular" w:eastAsia="Charis SIL Regular"/>
           <w:b w:val="0"/>
           <w:i w:val="0"/>
@@ -1484,7 +1473,7 @@
       </w:r>
       <w:r>
         <w:rPr>
-          <w:u w:val="single" w:color="0066cc"/>
+          <w:u w:val="single" w:color="0000ff"/>
           <w:rFonts w:ascii="Charis SIL Regular" w:hAnsi="Charis SIL Regular" w:eastAsia="Charis SIL Regular"/>
           <w:b w:val="0"/>
           <w:i w:val="0"/>
@@ -1522,7 +1511,7 @@
       </w:r>
       <w:r>
         <w:rPr>
-          <w:u w:val="single" w:color="0066cc"/>
+          <w:u w:val="single" w:color="0000ff"/>
           <w:rFonts w:ascii="Charis SIL Regular" w:hAnsi="Charis SIL Regular" w:eastAsia="Charis SIL Regular"/>
           <w:b w:val="0"/>
           <w:i w:val="0"/>
@@ -1593,7 +1582,7 @@
           <w:rFonts w:ascii="Charis SIL Regular" w:hAnsi="Charis SIL Regular" w:eastAsia="Charis SIL Regular"/>
           <w:b w:val="0"/>
           <w:i w:val="0"/>
-          <w:color w:val="0066CC"/>
+          <w:color w:val="0000FF"/>
           <w:sz w:val="24"/>
           <w:u w:val="single"/>
         </w:rPr>
@@ -1611,7 +1600,7 @@
           <w:rFonts w:ascii="Charis SIL Regular" w:hAnsi="Charis SIL Regular" w:eastAsia="Charis SIL Regular"/>
           <w:b w:val="0"/>
           <w:i w:val="0"/>
-          <w:color w:val="0066CC"/>
+          <w:color w:val="0000FF"/>
           <w:sz w:val="24"/>
           <w:u w:val="single"/>
         </w:rPr>
@@ -1622,7 +1611,7 @@
           <w:rFonts w:ascii="Charis SIL Regular" w:hAnsi="Charis SIL Regular" w:eastAsia="Charis SIL Regular"/>
           <w:b w:val="0"/>
           <w:i w:val="0"/>
-          <w:color w:val="0066CC"/>
+          <w:color w:val="0000FF"/>
           <w:sz w:val="24"/>
           <w:u w:val="single"/>
         </w:rPr>
@@ -1652,7 +1641,7 @@
         <w:autoSpaceDE w:val="0"/>
         <w:widowControl/>
         <w:spacing w:line="420" w:lineRule="exact" w:before="204" w:after="0"/>
-        <w:ind w:left="20" w:right="0" w:firstLine="0"/>
+        <w:ind w:left="10" w:right="0" w:firstLine="0"/>
         <w:jc w:val="left"/>
       </w:pPr>
       <w:r>
@@ -1672,7 +1661,7 @@
         <w:autoSpaceDE w:val="0"/>
         <w:widowControl/>
         <w:spacing w:line="288" w:lineRule="exact" w:before="276" w:after="0"/>
-        <w:ind w:left="20" w:right="0" w:firstLine="0"/>
+        <w:ind w:left="10" w:right="0" w:firstLine="0"/>
         <w:jc w:val="left"/>
       </w:pPr>
       <w:r>
@@ -1722,7 +1711,7 @@
         <w:autoSpaceDE w:val="0"/>
         <w:widowControl/>
         <w:spacing w:line="288" w:lineRule="exact" w:before="240" w:after="0"/>
-        <w:ind w:left="20" w:right="0" w:firstLine="0"/>
+        <w:ind w:left="10" w:right="0" w:firstLine="0"/>
         <w:jc w:val="left"/>
       </w:pPr>
       <w:r>
@@ -1770,7 +1759,7 @@
           <w:rFonts w:ascii="Charis SIL Regular" w:hAnsi="Charis SIL Regular" w:eastAsia="Charis SIL Regular"/>
           <w:b w:val="0"/>
           <w:i w:val="0"/>
-          <w:color w:val="0066CC"/>
+          <w:color w:val="0000FF"/>
           <w:sz w:val="24"/>
           <w:u w:val="single"/>
         </w:rPr>
@@ -1788,7 +1777,7 @@
           <w:rFonts w:ascii="Charis SIL Regular" w:hAnsi="Charis SIL Regular" w:eastAsia="Charis SIL Regular"/>
           <w:b w:val="0"/>
           <w:i w:val="0"/>
-          <w:color w:val="0066CC"/>
+          <w:color w:val="0000FF"/>
           <w:sz w:val="24"/>
           <w:u w:val="single"/>
         </w:rPr>
@@ -1799,7 +1788,7 @@
           <w:rFonts w:ascii="Charis SIL Regular" w:hAnsi="Charis SIL Regular" w:eastAsia="Charis SIL Regular"/>
           <w:b w:val="0"/>
           <w:i w:val="0"/>
-          <w:color w:val="0066CC"/>
+          <w:color w:val="0000FF"/>
           <w:sz w:val="24"/>
           <w:u w:val="single"/>
         </w:rPr>
@@ -1829,7 +1818,7 @@
         <w:autoSpaceDE w:val="0"/>
         <w:widowControl/>
         <w:spacing w:line="538" w:lineRule="exact" w:before="198" w:after="0"/>
-        <w:ind w:left="20" w:right="0" w:firstLine="0"/>
+        <w:ind w:left="10" w:right="0" w:firstLine="0"/>
         <w:jc w:val="left"/>
       </w:pPr>
       <w:r>
@@ -1849,7 +1838,7 @@
         <w:autoSpaceDE w:val="0"/>
         <w:widowControl/>
         <w:spacing w:line="288" w:lineRule="exact" w:before="294" w:after="0"/>
-        <w:ind w:left="408" w:right="4608" w:firstLine="0"/>
+        <w:ind w:left="398" w:right="4608" w:firstLine="0"/>
         <w:jc w:val="left"/>
       </w:pPr>
       <w:r>
@@ -1867,7 +1856,7 @@
           <w:rFonts w:ascii="Charis SIL Regular" w:hAnsi="Charis SIL Regular" w:eastAsia="Charis SIL Regular"/>
           <w:b w:val="0"/>
           <w:i w:val="0"/>
-          <w:color w:val="0066CC"/>
+          <w:color w:val="0000FF"/>
           <w:sz w:val="24"/>
           <w:u w:val="single"/>
         </w:rPr>
@@ -1891,7 +1880,7 @@
           <w:rFonts w:ascii="Charis SIL Regular" w:hAnsi="Charis SIL Regular" w:eastAsia="Charis SIL Regular"/>
           <w:b w:val="0"/>
           <w:i w:val="0"/>
-          <w:color w:val="0066CC"/>
+          <w:color w:val="0000FF"/>
           <w:sz w:val="24"/>
           <w:u w:val="single"/>
         </w:rPr>
@@ -1904,7 +1893,7 @@
         <w:autoSpaceDE w:val="0"/>
         <w:widowControl/>
         <w:spacing w:line="540" w:lineRule="exact" w:before="196" w:after="0"/>
-        <w:ind w:left="20" w:right="0" w:firstLine="0"/>
+        <w:ind w:left="10" w:right="0" w:firstLine="0"/>
         <w:jc w:val="left"/>
       </w:pPr>
       <w:r>
@@ -1922,7 +1911,7 @@
       <w:pPr>
         <w:sectPr>
           <w:pgSz w:w="11900" w:h="16840"/>
-          <w:pgMar w:top="448" w:right="1040" w:bottom="602" w:left="940" w:header="720" w:footer="720" w:gutter="0"/>
+          <w:pgMar w:top="448" w:right="1040" w:bottom="602" w:left="950" w:header="720" w:footer="720" w:gutter="0"/>
           <w:cols/>
           <w:docGrid w:linePitch="360"/>
         </w:sectPr>
@@ -2044,7 +2033,7 @@
           <w:rFonts w:ascii="Charis SIL Regular" w:hAnsi="Charis SIL Regular" w:eastAsia="Charis SIL Regular"/>
           <w:b w:val="0"/>
           <w:i w:val="0"/>
-          <w:color w:val="0066CC"/>
+          <w:color w:val="0000FF"/>
           <w:sz w:val="24"/>
           <w:u w:val="single"/>
         </w:rPr>
@@ -2062,7 +2051,7 @@
           <w:rFonts w:ascii="Charis SIL Regular" w:hAnsi="Charis SIL Regular" w:eastAsia="Charis SIL Regular"/>
           <w:b w:val="0"/>
           <w:i w:val="0"/>
-          <w:color w:val="0066CC"/>
+          <w:color w:val="0000FF"/>
           <w:sz w:val="24"/>
           <w:u w:val="single"/>
         </w:rPr>
@@ -2080,7 +2069,7 @@
           <w:rFonts w:ascii="Charis SIL Regular" w:hAnsi="Charis SIL Regular" w:eastAsia="Charis SIL Regular"/>
           <w:b w:val="0"/>
           <w:i w:val="0"/>
-          <w:color w:val="0066CC"/>
+          <w:color w:val="0000FF"/>
           <w:sz w:val="24"/>
           <w:u w:val="single"/>
         </w:rPr>
@@ -2098,7 +2087,7 @@
           <w:rFonts w:ascii="Charis SIL Regular" w:hAnsi="Charis SIL Regular" w:eastAsia="Charis SIL Regular"/>
           <w:b w:val="0"/>
           <w:i w:val="0"/>
-          <w:color w:val="0066CC"/>
+          <w:color w:val="0000FF"/>
           <w:sz w:val="24"/>
           <w:u w:val="single"/>
         </w:rPr>
@@ -2116,7 +2105,7 @@
           <w:rFonts w:ascii="Charis SIL Regular" w:hAnsi="Charis SIL Regular" w:eastAsia="Charis SIL Regular"/>
           <w:b w:val="0"/>
           <w:i w:val="0"/>
-          <w:color w:val="0066CC"/>
+          <w:color w:val="0000FF"/>
           <w:sz w:val="24"/>
           <w:u w:val="single"/>
         </w:rPr>
@@ -2134,7 +2123,7 @@
           <w:rFonts w:ascii="Charis SIL Regular" w:hAnsi="Charis SIL Regular" w:eastAsia="Charis SIL Regular"/>
           <w:b w:val="0"/>
           <w:i w:val="0"/>
-          <w:color w:val="0066CC"/>
+          <w:color w:val="0000FF"/>
           <w:sz w:val="24"/>
           <w:u w:val="single"/>
         </w:rPr>
@@ -2152,7 +2141,7 @@
           <w:rFonts w:ascii="Charis SIL Regular" w:hAnsi="Charis SIL Regular" w:eastAsia="Charis SIL Regular"/>
           <w:b w:val="0"/>
           <w:i w:val="0"/>
-          <w:color w:val="0066CC"/>
+          <w:color w:val="0000FF"/>
           <w:sz w:val="24"/>
           <w:u w:val="single"/>
         </w:rPr>
@@ -2283,7 +2272,7 @@
           <w:rFonts w:ascii="Charis SIL Regular" w:hAnsi="Charis SIL Regular" w:eastAsia="Charis SIL Regular"/>
           <w:b w:val="0"/>
           <w:i w:val="0"/>
-          <w:color w:val="0066CC"/>
+          <w:color w:val="0000FF"/>
           <w:sz w:val="24"/>
           <w:u w:val="single"/>
         </w:rPr>
@@ -2301,7 +2290,7 @@
           <w:rFonts w:ascii="Charis SIL Regular" w:hAnsi="Charis SIL Regular" w:eastAsia="Charis SIL Regular"/>
           <w:b w:val="0"/>
           <w:i w:val="0"/>
-          <w:color w:val="0066CC"/>
+          <w:color w:val="0000FF"/>
           <w:sz w:val="24"/>
           <w:u w:val="single"/>
         </w:rPr>
@@ -2319,7 +2308,7 @@
           <w:rFonts w:ascii="Charis SIL Regular" w:hAnsi="Charis SIL Regular" w:eastAsia="Charis SIL Regular"/>
           <w:b w:val="0"/>
           <w:i w:val="0"/>
-          <w:color w:val="0066CC"/>
+          <w:color w:val="0000FF"/>
           <w:sz w:val="24"/>
           <w:u w:val="single"/>
         </w:rPr>
@@ -2337,7 +2326,7 @@
           <w:rFonts w:ascii="Charis SIL Regular" w:hAnsi="Charis SIL Regular" w:eastAsia="Charis SIL Regular"/>
           <w:b w:val="0"/>
           <w:i w:val="0"/>
-          <w:color w:val="0066CC"/>
+          <w:color w:val="0000FF"/>
           <w:sz w:val="24"/>
           <w:u w:val="single"/>
         </w:rPr>
@@ -2355,7 +2344,7 @@
           <w:rFonts w:ascii="Charis SIL Regular" w:hAnsi="Charis SIL Regular" w:eastAsia="Charis SIL Regular"/>
           <w:b w:val="0"/>
           <w:i w:val="0"/>
-          <w:color w:val="0066CC"/>
+          <w:color w:val="0000FF"/>
           <w:sz w:val="24"/>
           <w:u w:val="single"/>
         </w:rPr>
@@ -2373,7 +2362,7 @@
           <w:rFonts w:ascii="Charis SIL Regular" w:hAnsi="Charis SIL Regular" w:eastAsia="Charis SIL Regular"/>
           <w:b w:val="0"/>
           <w:i w:val="0"/>
-          <w:color w:val="0066CC"/>
+          <w:color w:val="0000FF"/>
           <w:sz w:val="24"/>
           <w:u w:val="single"/>
         </w:rPr>
@@ -2391,7 +2380,7 @@
           <w:rFonts w:ascii="Charis SIL Regular" w:hAnsi="Charis SIL Regular" w:eastAsia="Charis SIL Regular"/>
           <w:b w:val="0"/>
           <w:i w:val="0"/>
-          <w:color w:val="0066CC"/>
+          <w:color w:val="0000FF"/>
           <w:sz w:val="24"/>
           <w:u w:val="single"/>
         </w:rPr>
@@ -2512,7 +2501,7 @@
           <w:rFonts w:ascii="Charis SIL Regular" w:hAnsi="Charis SIL Regular" w:eastAsia="Charis SIL Regular"/>
           <w:b w:val="0"/>
           <w:i w:val="0"/>
-          <w:color w:val="0066CC"/>
+          <w:color w:val="0000FF"/>
           <w:sz w:val="24"/>
           <w:u w:val="single"/>
         </w:rPr>
@@ -2530,7 +2519,7 @@
           <w:rFonts w:ascii="Charis SIL Regular" w:hAnsi="Charis SIL Regular" w:eastAsia="Charis SIL Regular"/>
           <w:b w:val="0"/>
           <w:i w:val="0"/>
-          <w:color w:val="0066CC"/>
+          <w:color w:val="0000FF"/>
           <w:sz w:val="24"/>
           <w:u w:val="single"/>
         </w:rPr>
@@ -2548,7 +2537,7 @@
           <w:rFonts w:ascii="Charis SIL Regular" w:hAnsi="Charis SIL Regular" w:eastAsia="Charis SIL Regular"/>
           <w:b w:val="0"/>
           <w:i w:val="0"/>
-          <w:color w:val="0066CC"/>
+          <w:color w:val="0000FF"/>
           <w:sz w:val="24"/>
           <w:u w:val="single"/>
         </w:rPr>
@@ -2566,7 +2555,7 @@
           <w:rFonts w:ascii="Charis SIL Regular" w:hAnsi="Charis SIL Regular" w:eastAsia="Charis SIL Regular"/>
           <w:b w:val="0"/>
           <w:i w:val="0"/>
-          <w:color w:val="0066CC"/>
+          <w:color w:val="0000FF"/>
           <w:sz w:val="24"/>
           <w:u w:val="single"/>
         </w:rPr>
@@ -2584,7 +2573,7 @@
           <w:rFonts w:ascii="Charis SIL Regular" w:hAnsi="Charis SIL Regular" w:eastAsia="Charis SIL Regular"/>
           <w:b w:val="0"/>
           <w:i w:val="0"/>
-          <w:color w:val="0066CC"/>
+          <w:color w:val="0000FF"/>
           <w:sz w:val="24"/>
           <w:u w:val="single"/>
         </w:rPr>
@@ -2602,7 +2591,7 @@
           <w:rFonts w:ascii="Charis SIL Regular" w:hAnsi="Charis SIL Regular" w:eastAsia="Charis SIL Regular"/>
           <w:b w:val="0"/>
           <w:i w:val="0"/>
-          <w:color w:val="0066CC"/>
+          <w:color w:val="0000FF"/>
           <w:sz w:val="24"/>
           <w:u w:val="single"/>
         </w:rPr>
@@ -2620,7 +2609,7 @@
           <w:rFonts w:ascii="Charis SIL Regular" w:hAnsi="Charis SIL Regular" w:eastAsia="Charis SIL Regular"/>
           <w:b w:val="0"/>
           <w:i w:val="0"/>
-          <w:color w:val="0066CC"/>
+          <w:color w:val="0000FF"/>
           <w:sz w:val="24"/>
           <w:u w:val="single"/>
         </w:rPr>
@@ -2718,7 +2707,7 @@
           <w:rFonts w:ascii="Charis SIL Regular" w:hAnsi="Charis SIL Regular" w:eastAsia="Charis SIL Regular"/>
           <w:b w:val="0"/>
           <w:i w:val="0"/>
-          <w:color w:val="0066CC"/>
+          <w:color w:val="0000FF"/>
           <w:sz w:val="24"/>
           <w:u w:val="single"/>
         </w:rPr>
@@ -2736,7 +2725,7 @@
           <w:rFonts w:ascii="Charis SIL Regular" w:hAnsi="Charis SIL Regular" w:eastAsia="Charis SIL Regular"/>
           <w:b w:val="0"/>
           <w:i w:val="0"/>
-          <w:color w:val="0066CC"/>
+          <w:color w:val="0000FF"/>
           <w:sz w:val="24"/>
           <w:u w:val="single"/>
         </w:rPr>
@@ -2754,7 +2743,7 @@
           <w:rFonts w:ascii="Charis SIL Regular" w:hAnsi="Charis SIL Regular" w:eastAsia="Charis SIL Regular"/>
           <w:b w:val="0"/>
           <w:i w:val="0"/>
-          <w:color w:val="0066CC"/>
+          <w:color w:val="0000FF"/>
           <w:sz w:val="24"/>
           <w:u w:val="single"/>
         </w:rPr>
@@ -2772,7 +2761,7 @@
           <w:rFonts w:ascii="Charis SIL Regular" w:hAnsi="Charis SIL Regular" w:eastAsia="Charis SIL Regular"/>
           <w:b w:val="0"/>
           <w:i w:val="0"/>
-          <w:color w:val="0066CC"/>
+          <w:color w:val="0000FF"/>
           <w:sz w:val="24"/>
           <w:u w:val="single"/>
         </w:rPr>
@@ -2790,7 +2779,7 @@
           <w:rFonts w:ascii="Charis SIL Regular" w:hAnsi="Charis SIL Regular" w:eastAsia="Charis SIL Regular"/>
           <w:b w:val="0"/>
           <w:i w:val="0"/>
-          <w:color w:val="0066CC"/>
+          <w:color w:val="0000FF"/>
           <w:sz w:val="24"/>
           <w:u w:val="single"/>
         </w:rPr>
@@ -2808,7 +2797,7 @@
           <w:rFonts w:ascii="Charis SIL Regular" w:hAnsi="Charis SIL Regular" w:eastAsia="Charis SIL Regular"/>
           <w:b w:val="0"/>
           <w:i w:val="0"/>
-          <w:color w:val="0066CC"/>
+          <w:color w:val="0000FF"/>
           <w:sz w:val="24"/>
           <w:u w:val="single"/>
         </w:rPr>
@@ -2826,7 +2815,7 @@
           <w:rFonts w:ascii="Charis SIL Regular" w:hAnsi="Charis SIL Regular" w:eastAsia="Charis SIL Regular"/>
           <w:b w:val="0"/>
           <w:i w:val="0"/>
-          <w:color w:val="0066CC"/>
+          <w:color w:val="0000FF"/>
           <w:sz w:val="24"/>
           <w:u w:val="single"/>
         </w:rPr>
@@ -2844,7 +2833,7 @@
           <w:rFonts w:ascii="Charis SIL Regular" w:hAnsi="Charis SIL Regular" w:eastAsia="Charis SIL Regular"/>
           <w:b w:val="0"/>
           <w:i w:val="0"/>
-          <w:color w:val="0066CC"/>
+          <w:color w:val="0000FF"/>
           <w:sz w:val="24"/>
           <w:u w:val="single"/>
         </w:rPr>
@@ -2862,7 +2851,7 @@
           <w:rFonts w:ascii="Charis SIL Regular" w:hAnsi="Charis SIL Regular" w:eastAsia="Charis SIL Regular"/>
           <w:b w:val="0"/>
           <w:i w:val="0"/>
-          <w:color w:val="0066CC"/>
+          <w:color w:val="0000FF"/>
           <w:sz w:val="24"/>
           <w:u w:val="single"/>
         </w:rPr>
@@ -2990,7 +2979,7 @@
           <w:rFonts w:ascii="Charis SIL Regular" w:hAnsi="Charis SIL Regular" w:eastAsia="Charis SIL Regular"/>
           <w:b w:val="0"/>
           <w:i w:val="0"/>
-          <w:color w:val="0066CC"/>
+          <w:color w:val="0000FF"/>
           <w:sz w:val="24"/>
           <w:u w:val="single"/>
         </w:rPr>
@@ -3008,7 +2997,7 @@
           <w:rFonts w:ascii="Charis SIL Regular" w:hAnsi="Charis SIL Regular" w:eastAsia="Charis SIL Regular"/>
           <w:b w:val="0"/>
           <w:i w:val="0"/>
-          <w:color w:val="0066CC"/>
+          <w:color w:val="0000FF"/>
           <w:sz w:val="24"/>
           <w:u w:val="single"/>
         </w:rPr>
@@ -3026,7 +3015,7 @@
           <w:rFonts w:ascii="Charis SIL Regular" w:hAnsi="Charis SIL Regular" w:eastAsia="Charis SIL Regular"/>
           <w:b w:val="0"/>
           <w:i w:val="0"/>
-          <w:color w:val="0066CC"/>
+          <w:color w:val="0000FF"/>
           <w:sz w:val="24"/>
           <w:u w:val="single"/>
         </w:rPr>
@@ -3044,7 +3033,7 @@
           <w:rFonts w:ascii="Charis SIL Regular" w:hAnsi="Charis SIL Regular" w:eastAsia="Charis SIL Regular"/>
           <w:b w:val="0"/>
           <w:i w:val="0"/>
-          <w:color w:val="0066CC"/>
+          <w:color w:val="0000FF"/>
           <w:sz w:val="24"/>
           <w:u w:val="single"/>
         </w:rPr>
@@ -3062,7 +3051,7 @@
           <w:rFonts w:ascii="Charis SIL Regular" w:hAnsi="Charis SIL Regular" w:eastAsia="Charis SIL Regular"/>
           <w:b w:val="0"/>
           <w:i w:val="0"/>
-          <w:color w:val="0066CC"/>
+          <w:color w:val="0000FF"/>
           <w:sz w:val="24"/>
           <w:u w:val="single"/>
         </w:rPr>
@@ -3080,7 +3069,7 @@
           <w:rFonts w:ascii="Charis SIL Regular" w:hAnsi="Charis SIL Regular" w:eastAsia="Charis SIL Regular"/>
           <w:b w:val="0"/>
           <w:i w:val="0"/>
-          <w:color w:val="0066CC"/>
+          <w:color w:val="0000FF"/>
           <w:sz w:val="24"/>
           <w:u w:val="single"/>
         </w:rPr>
@@ -3098,7 +3087,7 @@
           <w:rFonts w:ascii="Charis SIL Regular" w:hAnsi="Charis SIL Regular" w:eastAsia="Charis SIL Regular"/>
           <w:b w:val="0"/>
           <w:i w:val="0"/>
-          <w:color w:val="0066CC"/>
+          <w:color w:val="0000FF"/>
           <w:sz w:val="24"/>
           <w:u w:val="single"/>
         </w:rPr>
@@ -3248,7 +3237,7 @@
           <w:rFonts w:ascii="Charis SIL Regular" w:hAnsi="Charis SIL Regular" w:eastAsia="Charis SIL Regular"/>
           <w:b w:val="0"/>
           <w:i w:val="0"/>
-          <w:color w:val="0066CC"/>
+          <w:color w:val="0000FF"/>
           <w:sz w:val="24"/>
           <w:u w:val="single"/>
         </w:rPr>
@@ -3266,7 +3255,7 @@
           <w:rFonts w:ascii="Charis SIL Regular" w:hAnsi="Charis SIL Regular" w:eastAsia="Charis SIL Regular"/>
           <w:b w:val="0"/>
           <w:i w:val="0"/>
-          <w:color w:val="0066CC"/>
+          <w:color w:val="0000FF"/>
           <w:sz w:val="24"/>
           <w:u w:val="single"/>
         </w:rPr>
@@ -3284,7 +3273,7 @@
           <w:rFonts w:ascii="Charis SIL Regular" w:hAnsi="Charis SIL Regular" w:eastAsia="Charis SIL Regular"/>
           <w:b w:val="0"/>
           <w:i w:val="0"/>
-          <w:color w:val="0066CC"/>
+          <w:color w:val="0000FF"/>
           <w:sz w:val="24"/>
           <w:u w:val="single"/>
         </w:rPr>
@@ -3302,7 +3291,7 @@
           <w:rFonts w:ascii="Charis SIL Regular" w:hAnsi="Charis SIL Regular" w:eastAsia="Charis SIL Regular"/>
           <w:b w:val="0"/>
           <w:i w:val="0"/>
-          <w:color w:val="0066CC"/>
+          <w:color w:val="0000FF"/>
           <w:sz w:val="24"/>
           <w:u w:val="single"/>
         </w:rPr>
@@ -3320,7 +3309,7 @@
           <w:rFonts w:ascii="Charis SIL Regular" w:hAnsi="Charis SIL Regular" w:eastAsia="Charis SIL Regular"/>
           <w:b w:val="0"/>
           <w:i w:val="0"/>
-          <w:color w:val="0066CC"/>
+          <w:color w:val="0000FF"/>
           <w:sz w:val="24"/>
           <w:u w:val="single"/>
         </w:rPr>
@@ -3338,7 +3327,7 @@
           <w:rFonts w:ascii="Charis SIL Regular" w:hAnsi="Charis SIL Regular" w:eastAsia="Charis SIL Regular"/>
           <w:b w:val="0"/>
           <w:i w:val="0"/>
-          <w:color w:val="0066CC"/>
+          <w:color w:val="0000FF"/>
           <w:sz w:val="24"/>
           <w:u w:val="single"/>
         </w:rPr>
@@ -3356,7 +3345,7 @@
           <w:rFonts w:ascii="Charis SIL Regular" w:hAnsi="Charis SIL Regular" w:eastAsia="Charis SIL Regular"/>
           <w:b w:val="0"/>
           <w:i w:val="0"/>
-          <w:color w:val="0066CC"/>
+          <w:color w:val="0000FF"/>
           <w:sz w:val="24"/>
           <w:u w:val="single"/>
         </w:rPr>
@@ -3464,7 +3453,7 @@
           <w:rFonts w:ascii="Charis SIL Regular" w:hAnsi="Charis SIL Regular" w:eastAsia="Charis SIL Regular"/>
           <w:b w:val="0"/>
           <w:i w:val="0"/>
-          <w:color w:val="0066CC"/>
+          <w:color w:val="0000FF"/>
           <w:sz w:val="24"/>
           <w:u w:val="single"/>
         </w:rPr>
@@ -3482,7 +3471,7 @@
           <w:rFonts w:ascii="Charis SIL Regular" w:hAnsi="Charis SIL Regular" w:eastAsia="Charis SIL Regular"/>
           <w:b w:val="0"/>
           <w:i w:val="0"/>
-          <w:color w:val="0066CC"/>
+          <w:color w:val="0000FF"/>
           <w:sz w:val="24"/>
           <w:u w:val="single"/>
         </w:rPr>
@@ -3500,7 +3489,7 @@
           <w:rFonts w:ascii="Charis SIL Regular" w:hAnsi="Charis SIL Regular" w:eastAsia="Charis SIL Regular"/>
           <w:b w:val="0"/>
           <w:i w:val="0"/>
-          <w:color w:val="0066CC"/>
+          <w:color w:val="0000FF"/>
           <w:sz w:val="24"/>
           <w:u w:val="single"/>
         </w:rPr>
@@ -3518,7 +3507,7 @@
           <w:rFonts w:ascii="Charis SIL Regular" w:hAnsi="Charis SIL Regular" w:eastAsia="Charis SIL Regular"/>
           <w:b w:val="0"/>
           <w:i w:val="0"/>
-          <w:color w:val="0066CC"/>
+          <w:color w:val="0000FF"/>
           <w:sz w:val="24"/>
           <w:u w:val="single"/>
         </w:rPr>
@@ -3536,7 +3525,7 @@
           <w:rFonts w:ascii="Charis SIL Regular" w:hAnsi="Charis SIL Regular" w:eastAsia="Charis SIL Regular"/>
           <w:b w:val="0"/>
           <w:i w:val="0"/>
-          <w:color w:val="0066CC"/>
+          <w:color w:val="0000FF"/>
           <w:sz w:val="24"/>
           <w:u w:val="single"/>
         </w:rPr>
@@ -3554,7 +3543,7 @@
           <w:rFonts w:ascii="Charis SIL Regular" w:hAnsi="Charis SIL Regular" w:eastAsia="Charis SIL Regular"/>
           <w:b w:val="0"/>
           <w:i w:val="0"/>
-          <w:color w:val="0066CC"/>
+          <w:color w:val="0000FF"/>
           <w:sz w:val="24"/>
           <w:u w:val="single"/>
         </w:rPr>
@@ -3572,7 +3561,7 @@
           <w:rFonts w:ascii="Charis SIL Regular" w:hAnsi="Charis SIL Regular" w:eastAsia="Charis SIL Regular"/>
           <w:b w:val="0"/>
           <w:i w:val="0"/>
-          <w:color w:val="0066CC"/>
+          <w:color w:val="0000FF"/>
           <w:sz w:val="24"/>
           <w:u w:val="single"/>
         </w:rPr>
@@ -3590,7 +3579,7 @@
           <w:rFonts w:ascii="Charis SIL Regular" w:hAnsi="Charis SIL Regular" w:eastAsia="Charis SIL Regular"/>
           <w:b w:val="0"/>
           <w:i w:val="0"/>
-          <w:color w:val="0066CC"/>
+          <w:color w:val="0000FF"/>
           <w:sz w:val="24"/>
           <w:u w:val="single"/>
         </w:rPr>
@@ -3701,7 +3690,7 @@
           <w:rFonts w:ascii="Charis SIL Regular" w:hAnsi="Charis SIL Regular" w:eastAsia="Charis SIL Regular"/>
           <w:b w:val="0"/>
           <w:i w:val="0"/>
-          <w:color w:val="0066CC"/>
+          <w:color w:val="0000FF"/>
           <w:sz w:val="24"/>
         </w:rPr>
         <w:hyperlink r:id="rId28" w:history="1">
@@ -3718,7 +3707,7 @@
           <w:rFonts w:ascii="Charis SIL Regular" w:hAnsi="Charis SIL Regular" w:eastAsia="Charis SIL Regular"/>
           <w:b w:val="0"/>
           <w:i w:val="0"/>
-          <w:color w:val="0066CC"/>
+          <w:color w:val="0000FF"/>
           <w:sz w:val="24"/>
         </w:rPr>
         <w:hyperlink r:id="rId28" w:history="1">
@@ -3848,7 +3837,7 @@
           <w:rFonts w:ascii="Charis SIL Regular" w:hAnsi="Charis SIL Regular" w:eastAsia="Charis SIL Regular"/>
           <w:b w:val="0"/>
           <w:i w:val="0"/>
-          <w:color w:val="0066CC"/>
+          <w:color w:val="0000FF"/>
           <w:sz w:val="24"/>
         </w:rPr>
         <w:hyperlink r:id="rId29" w:history="1">
@@ -3865,7 +3854,7 @@
           <w:rFonts w:ascii="Charis SIL Regular" w:hAnsi="Charis SIL Regular" w:eastAsia="Charis SIL Regular"/>
           <w:b w:val="0"/>
           <w:i w:val="0"/>
-          <w:color w:val="0066CC"/>
+          <w:color w:val="0000FF"/>
           <w:sz w:val="24"/>
         </w:rPr>
         <w:hyperlink r:id="rId29" w:history="1">
@@ -3882,7 +3871,7 @@
           <w:rFonts w:ascii="Charis SIL Regular" w:hAnsi="Charis SIL Regular" w:eastAsia="Charis SIL Regular"/>
           <w:b w:val="0"/>
           <w:i w:val="0"/>
-          <w:color w:val="0066CC"/>
+          <w:color w:val="0000FF"/>
           <w:sz w:val="24"/>
         </w:rPr>
         <w:hyperlink r:id="rId29" w:history="1">
@@ -4019,7 +4008,7 @@
           <w:rFonts w:ascii="Charis SIL Regular" w:hAnsi="Charis SIL Regular" w:eastAsia="Charis SIL Regular"/>
           <w:b w:val="0"/>
           <w:i w:val="0"/>
-          <w:color w:val="0066CC"/>
+          <w:color w:val="0000FF"/>
           <w:sz w:val="24"/>
           <w:u w:val="single"/>
         </w:rPr>
@@ -4037,7 +4026,7 @@
           <w:rFonts w:ascii="Charis SIL Regular" w:hAnsi="Charis SIL Regular" w:eastAsia="Charis SIL Regular"/>
           <w:b w:val="0"/>
           <w:i w:val="0"/>
-          <w:color w:val="0066CC"/>
+          <w:color w:val="0000FF"/>
           <w:sz w:val="24"/>
           <w:u w:val="single"/>
         </w:rPr>
@@ -4055,7 +4044,7 @@
           <w:rFonts w:ascii="Charis SIL Regular" w:hAnsi="Charis SIL Regular" w:eastAsia="Charis SIL Regular"/>
           <w:b w:val="0"/>
           <w:i w:val="0"/>
-          <w:color w:val="0066CC"/>
+          <w:color w:val="0000FF"/>
           <w:sz w:val="24"/>
           <w:u w:val="single"/>
         </w:rPr>
@@ -4195,7 +4184,7 @@
           <w:rFonts w:ascii="Charis SIL Regular" w:hAnsi="Charis SIL Regular" w:eastAsia="Charis SIL Regular"/>
           <w:b w:val="0"/>
           <w:i w:val="0"/>
-          <w:color w:val="0066CC"/>
+          <w:color w:val="0000FF"/>
           <w:sz w:val="24"/>
           <w:u w:val="single"/>
         </w:rPr>
@@ -4213,7 +4202,7 @@
           <w:rFonts w:ascii="Charis SIL Regular" w:hAnsi="Charis SIL Regular" w:eastAsia="Charis SIL Regular"/>
           <w:b w:val="0"/>
           <w:i w:val="0"/>
-          <w:color w:val="0066CC"/>
+          <w:color w:val="0000FF"/>
           <w:sz w:val="24"/>
           <w:u w:val="single"/>
         </w:rPr>
@@ -4231,7 +4220,7 @@
           <w:rFonts w:ascii="Charis SIL Regular" w:hAnsi="Charis SIL Regular" w:eastAsia="Charis SIL Regular"/>
           <w:b w:val="0"/>
           <w:i w:val="0"/>
-          <w:color w:val="0066CC"/>
+          <w:color w:val="0000FF"/>
           <w:sz w:val="24"/>
           <w:u w:val="single"/>
         </w:rPr>
@@ -4339,7 +4328,7 @@
           <w:rFonts w:ascii="Charis SIL Regular" w:hAnsi="Charis SIL Regular" w:eastAsia="Charis SIL Regular"/>
           <w:b w:val="0"/>
           <w:i w:val="0"/>
-          <w:color w:val="0066CC"/>
+          <w:color w:val="0000FF"/>
           <w:sz w:val="24"/>
           <w:u w:val="single"/>
         </w:rPr>
@@ -4357,7 +4346,7 @@
           <w:rFonts w:ascii="Charis SIL Regular" w:hAnsi="Charis SIL Regular" w:eastAsia="Charis SIL Regular"/>
           <w:b w:val="0"/>
           <w:i w:val="0"/>
-          <w:color w:val="0066CC"/>
+          <w:color w:val="0000FF"/>
           <w:sz w:val="24"/>
           <w:u w:val="single"/>
         </w:rPr>
@@ -4368,7 +4357,7 @@
           <w:rFonts w:ascii="Charis SIL Regular" w:hAnsi="Charis SIL Regular" w:eastAsia="Charis SIL Regular"/>
           <w:b w:val="0"/>
           <w:i w:val="0"/>
-          <w:color w:val="0066CC"/>
+          <w:color w:val="0000FF"/>
           <w:sz w:val="24"/>
           <w:u w:val="single"/>
         </w:rPr>
@@ -4476,7 +4465,7 @@
           <w:rFonts w:ascii="Charis SIL Regular" w:hAnsi="Charis SIL Regular" w:eastAsia="Charis SIL Regular"/>
           <w:b w:val="0"/>
           <w:i w:val="0"/>
-          <w:color w:val="0066CC"/>
+          <w:color w:val="0000FF"/>
           <w:sz w:val="24"/>
           <w:u w:val="single"/>
         </w:rPr>
@@ -4494,7 +4483,7 @@
           <w:rFonts w:ascii="Charis SIL Regular" w:hAnsi="Charis SIL Regular" w:eastAsia="Charis SIL Regular"/>
           <w:b w:val="0"/>
           <w:i w:val="0"/>
-          <w:color w:val="0066CC"/>
+          <w:color w:val="0000FF"/>
           <w:sz w:val="24"/>
           <w:u w:val="single"/>
         </w:rPr>
@@ -4505,7 +4494,7 @@
           <w:rFonts w:ascii="Charis SIL Regular" w:hAnsi="Charis SIL Regular" w:eastAsia="Charis SIL Regular"/>
           <w:b w:val="0"/>
           <w:i w:val="0"/>
-          <w:color w:val="0066CC"/>
+          <w:color w:val="0000FF"/>
           <w:sz w:val="24"/>
           <w:u w:val="single"/>
         </w:rPr>
@@ -4593,7 +4582,7 @@
           <w:rFonts w:ascii="Charis SIL Regular" w:hAnsi="Charis SIL Regular" w:eastAsia="Charis SIL Regular"/>
           <w:b w:val="0"/>
           <w:i w:val="0"/>
-          <w:color w:val="0066CC"/>
+          <w:color w:val="0000FF"/>
           <w:sz w:val="24"/>
           <w:u w:val="single"/>
         </w:rPr>
@@ -4611,7 +4600,7 @@
           <w:rFonts w:ascii="Charis SIL Regular" w:hAnsi="Charis SIL Regular" w:eastAsia="Charis SIL Regular"/>
           <w:b w:val="0"/>
           <w:i w:val="0"/>
-          <w:color w:val="0066CC"/>
+          <w:color w:val="0000FF"/>
           <w:sz w:val="24"/>
           <w:u w:val="single"/>
         </w:rPr>
@@ -4622,7 +4611,7 @@
           <w:rFonts w:ascii="Charis SIL Regular" w:hAnsi="Charis SIL Regular" w:eastAsia="Charis SIL Regular"/>
           <w:b w:val="0"/>
           <w:i w:val="0"/>
-          <w:color w:val="0066CC"/>
+          <w:color w:val="0000FF"/>
           <w:sz w:val="24"/>
           <w:u w:val="single"/>
         </w:rPr>
@@ -4710,7 +4699,7 @@
           <w:rFonts w:ascii="Charis SIL Regular" w:hAnsi="Charis SIL Regular" w:eastAsia="Charis SIL Regular"/>
           <w:b w:val="0"/>
           <w:i w:val="0"/>
-          <w:color w:val="0066CC"/>
+          <w:color w:val="0000FF"/>
           <w:sz w:val="24"/>
           <w:u w:val="single"/>
         </w:rPr>
@@ -4728,7 +4717,7 @@
           <w:rFonts w:ascii="Charis SIL Regular" w:hAnsi="Charis SIL Regular" w:eastAsia="Charis SIL Regular"/>
           <w:b w:val="0"/>
           <w:i w:val="0"/>
-          <w:color w:val="0066CC"/>
+          <w:color w:val="0000FF"/>
           <w:sz w:val="24"/>
           <w:u w:val="single"/>
         </w:rPr>
@@ -4746,7 +4735,7 @@
           <w:rFonts w:ascii="Charis SIL Regular" w:hAnsi="Charis SIL Regular" w:eastAsia="Charis SIL Regular"/>
           <w:b w:val="0"/>
           <w:i w:val="0"/>
-          <w:color w:val="0066CC"/>
+          <w:color w:val="0000FF"/>
           <w:sz w:val="24"/>
           <w:u w:val="single"/>
         </w:rPr>
@@ -4764,7 +4753,7 @@
           <w:rFonts w:ascii="Charis SIL Regular" w:hAnsi="Charis SIL Regular" w:eastAsia="Charis SIL Regular"/>
           <w:b w:val="0"/>
           <w:i w:val="0"/>
-          <w:color w:val="0066CC"/>
+          <w:color w:val="0000FF"/>
           <w:sz w:val="24"/>
           <w:u w:val="single"/>
         </w:rPr>
@@ -4782,7 +4771,7 @@
           <w:rFonts w:ascii="Charis SIL Regular" w:hAnsi="Charis SIL Regular" w:eastAsia="Charis SIL Regular"/>
           <w:b w:val="0"/>
           <w:i w:val="0"/>
-          <w:color w:val="0066CC"/>
+          <w:color w:val="0000FF"/>
           <w:sz w:val="24"/>
           <w:u w:val="single"/>
         </w:rPr>
@@ -4800,7 +4789,7 @@
           <w:rFonts w:ascii="Charis SIL Regular" w:hAnsi="Charis SIL Regular" w:eastAsia="Charis SIL Regular"/>
           <w:b w:val="0"/>
           <w:i w:val="0"/>
-          <w:color w:val="0066CC"/>
+          <w:color w:val="0000FF"/>
           <w:sz w:val="24"/>
           <w:u w:val="single"/>
         </w:rPr>
@@ -4818,7 +4807,7 @@
           <w:rFonts w:ascii="Charis SIL Regular" w:hAnsi="Charis SIL Regular" w:eastAsia="Charis SIL Regular"/>
           <w:b w:val="0"/>
           <w:i w:val="0"/>
-          <w:color w:val="0066CC"/>
+          <w:color w:val="0000FF"/>
           <w:sz w:val="24"/>
           <w:u w:val="single"/>
         </w:rPr>
@@ -4846,7 +4835,7 @@
           <w:rFonts w:ascii="Charis SIL Regular" w:hAnsi="Charis SIL Regular" w:eastAsia="Charis SIL Regular"/>
           <w:b w:val="0"/>
           <w:i w:val="0"/>
-          <w:color w:val="0066CC"/>
+          <w:color w:val="0000FF"/>
           <w:sz w:val="24"/>
           <w:u w:val="single"/>
         </w:rPr>
@@ -4864,7 +4853,7 @@
           <w:rFonts w:ascii="Charis SIL Regular" w:hAnsi="Charis SIL Regular" w:eastAsia="Charis SIL Regular"/>
           <w:b w:val="0"/>
           <w:i w:val="0"/>
-          <w:color w:val="0066CC"/>
+          <w:color w:val="0000FF"/>
           <w:sz w:val="24"/>
           <w:u w:val="single"/>
         </w:rPr>
@@ -4875,7 +4864,7 @@
           <w:rFonts w:ascii="Charis SIL Regular" w:hAnsi="Charis SIL Regular" w:eastAsia="Charis SIL Regular"/>
           <w:b w:val="0"/>
           <w:i w:val="0"/>
-          <w:color w:val="0066CC"/>
+          <w:color w:val="0000FF"/>
           <w:sz w:val="24"/>
           <w:u w:val="single"/>
         </w:rPr>

--- a/EXPORTS/DOCX/published/niveau3/English/KVVAK.docx
+++ b/EXPORTS/DOCX/published/niveau3/English/KVVAK.docx
@@ -742,78 +742,13 @@
       </w:r>
       <w:r>
         <w:rPr>
-          <w:u w:val="single" w:color="0000ff"/>
           <w:rFonts w:ascii="Charis SIL Regular" w:hAnsi="Charis SIL Regular" w:eastAsia="Charis SIL Regular"/>
           <w:b w:val="0"/>
           <w:i w:val="0"/>
           <w:color w:val="000000"/>
           <w:sz w:val="24"/>
         </w:rPr>
-        <w:hyperlink r:id="rId10" w:history="1">
-          <w:r>
-            <w:rPr>
-              <w:rStyle w:val="Hyperlink"/>
-            </w:rPr>
-            <w:t>the ai</w:t>
-          </w:r>
-        </w:hyperlink>
-      </w:r>
-      <w:r>
-        <w:rPr>
-          <w:u w:val="single" w:color="0000ff"/>
-          <w:rFonts w:ascii="Charis SIL Regular" w:hAnsi="Charis SIL Regular" w:eastAsia="Charis SIL Regular"/>
-          <w:b w:val="0"/>
-          <w:i w:val="0"/>
-          <w:color w:val="000000"/>
-          <w:sz w:val="24"/>
-        </w:rPr>
-        <w:t>m</w:t>
-      </w:r>
-      <w:r>
-        <w:rPr>
-          <w:u w:val="single" w:color="0000ff"/>
-          <w:rFonts w:ascii="Charis SIL Regular" w:hAnsi="Charis SIL Regular" w:eastAsia="Charis SIL Regular"/>
-          <w:b w:val="0"/>
-          <w:i w:val="0"/>
-          <w:color w:val="000000"/>
-          <w:sz w:val="24"/>
-        </w:rPr>
-        <w:hyperlink r:id="rId10" w:history="1">
-          <w:r>
-            <w:rPr>
-              <w:rStyle w:val="Hyperlink"/>
-            </w:rPr>
-            <w:t xml:space="preserve"> of ra</w:t>
-          </w:r>
-        </w:hyperlink>
-      </w:r>
-      <w:r>
-        <w:rPr>
-          <w:u w:val="single" w:color="0000ff"/>
-          <w:rFonts w:ascii="Charis SIL Regular" w:hAnsi="Charis SIL Regular" w:eastAsia="Charis SIL Regular"/>
-          <w:b w:val="0"/>
-          <w:i w:val="0"/>
-          <w:color w:val="000000"/>
-          <w:sz w:val="24"/>
-        </w:rPr>
-        <w:hyperlink r:id="rId10" w:history="1">
-          <w:r>
-            <w:rPr>
-              <w:rStyle w:val="Hyperlink"/>
-            </w:rPr>
-            <w:t>i</w:t>
-          </w:r>
-        </w:hyperlink>
-      </w:r>
-      <w:r>
-        <w:rPr>
-          <w:rFonts w:ascii="Charis SIL Regular" w:hAnsi="Charis SIL Regular" w:eastAsia="Charis SIL Regular"/>
-          <w:b w:val="0"/>
-          <w:i w:val="0"/>
-          <w:color w:val="000000"/>
-          <w:sz w:val="24"/>
-        </w:rPr>
-        <w:t xml:space="preserve">sing awareness of and interest in </w:t>
+        <w:t xml:space="preserve">the aim of raising awareness of and interest in </w:t>
       </w:r>
       <w:r>
         <w:rPr>

--- a/EXPORTS/DOCX/published/niveau3/English/KVVAK.docx
+++ b/EXPORTS/DOCX/published/niveau3/English/KVVAK.docx
@@ -742,13 +742,95 @@
       </w:r>
       <w:r>
         <w:rPr>
+          <w:u w:val="single" w:color="0000ff"/>
           <w:rFonts w:ascii="Charis SIL Regular" w:hAnsi="Charis SIL Regular" w:eastAsia="Charis SIL Regular"/>
           <w:b w:val="0"/>
           <w:i w:val="0"/>
           <w:color w:val="000000"/>
           <w:sz w:val="24"/>
         </w:rPr>
-        <w:t xml:space="preserve">the aim of raising awareness of and interest in </w:t>
+        <w:hyperlink r:id="rId10" w:history="1">
+          <w:r>
+            <w:rPr>
+              <w:rStyle w:val="Hyperlink"/>
+            </w:rPr>
+            <w:t>the ai</w:t>
+          </w:r>
+        </w:hyperlink>
+      </w:r>
+      <w:r>
+        <w:rPr>
+          <w:rFonts w:ascii="Charis SIL Regular" w:hAnsi="Charis SIL Regular" w:eastAsia="Charis SIL Regular"/>
+          <w:b w:val="0"/>
+          <w:i w:val="0"/>
+          <w:color w:val="000000"/>
+          <w:sz w:val="24"/>
+        </w:rPr>
+        <w:t>m</w:t>
+      </w:r>
+      <w:r>
+        <w:rPr>
+          <w:u w:val="single" w:color="0000ff"/>
+          <w:rFonts w:ascii="Charis SIL Regular" w:hAnsi="Charis SIL Regular" w:eastAsia="Charis SIL Regular"/>
+          <w:b w:val="0"/>
+          <w:i w:val="0"/>
+          <w:color w:val="000000"/>
+          <w:sz w:val="24"/>
+        </w:rPr>
+        <w:hyperlink r:id="rId10" w:history="1">
+          <w:r>
+            <w:rPr>
+              <w:rStyle w:val="Hyperlink"/>
+            </w:rPr>
+            <w:t xml:space="preserve"> of ra</w:t>
+          </w:r>
+        </w:hyperlink>
+      </w:r>
+      <w:r>
+        <w:rPr>
+          <w:u w:val="single" w:color="0000ff"/>
+          <w:rFonts w:ascii="Charis SIL Regular" w:hAnsi="Charis SIL Regular" w:eastAsia="Charis SIL Regular"/>
+          <w:b w:val="0"/>
+          <w:i w:val="0"/>
+          <w:color w:val="000000"/>
+          <w:sz w:val="24"/>
+        </w:rPr>
+        <w:hyperlink r:id="rId10" w:history="1">
+          <w:r>
+            <w:rPr>
+              <w:rStyle w:val="Hyperlink"/>
+            </w:rPr>
+            <w:t>i</w:t>
+          </w:r>
+        </w:hyperlink>
+      </w:r>
+      <w:r>
+        <w:rPr>
+          <w:u w:val="single" w:color="0000ff"/>
+          <w:rFonts w:ascii="Charis SIL Regular" w:hAnsi="Charis SIL Regular" w:eastAsia="Charis SIL Regular"/>
+          <w:b w:val="0"/>
+          <w:i w:val="0"/>
+          <w:color w:val="000000"/>
+          <w:sz w:val="24"/>
+        </w:rPr>
+        <w:hyperlink r:id="rId10" w:history="1">
+          <w:r>
+            <w:rPr>
+              <w:rStyle w:val="Hyperlink"/>
+            </w:rPr>
+            <w:t>sing awaren</w:t>
+          </w:r>
+        </w:hyperlink>
+      </w:r>
+      <w:r>
+        <w:rPr>
+          <w:rFonts w:ascii="Charis SIL Regular" w:hAnsi="Charis SIL Regular" w:eastAsia="Charis SIL Regular"/>
+          <w:b w:val="0"/>
+          <w:i w:val="0"/>
+          <w:color w:val="000000"/>
+          <w:sz w:val="24"/>
+        </w:rPr>
+        <w:t xml:space="preserve">ess of and interest in </w:t>
       </w:r>
       <w:r>
         <w:rPr>

--- a/EXPORTS/DOCX/published/niveau3/English/KVVAK.docx
+++ b/EXPORTS/DOCX/published/niveau3/English/KVVAK.docx
@@ -1019,7 +1019,7 @@
           <w:sz w:val="24"/>
           <w:u w:val="single"/>
         </w:rPr>
-        <w:hyperlink r:id="rId12" w:history="1">
+        <w:hyperlink r:id="rId13" w:history="1">
           <w:r>
             <w:rPr>
               <w:rStyle w:val="Hyperlink"/>

--- a/EXPORTS/DOCX/published/niveau3/English/KVVAK.docx
+++ b/EXPORTS/DOCX/published/niveau3/English/KVVAK.docx
@@ -766,71 +766,7 @@
           <w:color w:val="000000"/>
           <w:sz w:val="24"/>
         </w:rPr>
-        <w:t>m</w:t>
-      </w:r>
-      <w:r>
-        <w:rPr>
-          <w:u w:val="single" w:color="0000ff"/>
-          <w:rFonts w:ascii="Charis SIL Regular" w:hAnsi="Charis SIL Regular" w:eastAsia="Charis SIL Regular"/>
-          <w:b w:val="0"/>
-          <w:i w:val="0"/>
-          <w:color w:val="000000"/>
-          <w:sz w:val="24"/>
-        </w:rPr>
-        <w:hyperlink r:id="rId10" w:history="1">
-          <w:r>
-            <w:rPr>
-              <w:rStyle w:val="Hyperlink"/>
-            </w:rPr>
-            <w:t xml:space="preserve"> of ra</w:t>
-          </w:r>
-        </w:hyperlink>
-      </w:r>
-      <w:r>
-        <w:rPr>
-          <w:u w:val="single" w:color="0000ff"/>
-          <w:rFonts w:ascii="Charis SIL Regular" w:hAnsi="Charis SIL Regular" w:eastAsia="Charis SIL Regular"/>
-          <w:b w:val="0"/>
-          <w:i w:val="0"/>
-          <w:color w:val="000000"/>
-          <w:sz w:val="24"/>
-        </w:rPr>
-        <w:hyperlink r:id="rId10" w:history="1">
-          <w:r>
-            <w:rPr>
-              <w:rStyle w:val="Hyperlink"/>
-            </w:rPr>
-            <w:t>i</w:t>
-          </w:r>
-        </w:hyperlink>
-      </w:r>
-      <w:r>
-        <w:rPr>
-          <w:u w:val="single" w:color="0000ff"/>
-          <w:rFonts w:ascii="Charis SIL Regular" w:hAnsi="Charis SIL Regular" w:eastAsia="Charis SIL Regular"/>
-          <w:b w:val="0"/>
-          <w:i w:val="0"/>
-          <w:color w:val="000000"/>
-          <w:sz w:val="24"/>
-        </w:rPr>
-        <w:hyperlink r:id="rId10" w:history="1">
-          <w:r>
-            <w:rPr>
-              <w:rStyle w:val="Hyperlink"/>
-            </w:rPr>
-            <w:t>sing awaren</w:t>
-          </w:r>
-        </w:hyperlink>
-      </w:r>
-      <w:r>
-        <w:rPr>
-          <w:rFonts w:ascii="Charis SIL Regular" w:hAnsi="Charis SIL Regular" w:eastAsia="Charis SIL Regular"/>
-          <w:b w:val="0"/>
-          <w:i w:val="0"/>
-          <w:color w:val="000000"/>
-          <w:sz w:val="24"/>
-        </w:rPr>
-        <w:t xml:space="preserve">ess of and interest in </w:t>
+        <w:t xml:space="preserve">m of raising awareness of and interest in </w:t>
       </w:r>
       <w:r>
         <w:rPr>
@@ -990,14 +926,7 @@
           <w:sz w:val="24"/>
           <w:u w:val="single"/>
         </w:rPr>
-        <w:hyperlink r:id="rId13" w:history="1">
-          <w:r>
-            <w:rPr>
-              <w:rStyle w:val="Hyperlink"/>
-            </w:rPr>
-            <w:t>H.K.</w:t>
-          </w:r>
-        </w:hyperlink>
+        <w:t>H.K.</w:t>
       </w:r>
       <w:r>
         <w:rPr>
@@ -1019,7 +948,7 @@
           <w:sz w:val="24"/>
           <w:u w:val="single"/>
         </w:rPr>
-        <w:hyperlink r:id="rId13" w:history="1">
+        <w:hyperlink r:id="rId12" w:history="1">
           <w:r>
             <w:rPr>
               <w:rStyle w:val="Hyperlink"/>
@@ -1037,7 +966,7 @@
           <w:sz w:val="24"/>
           <w:u w:val="single"/>
         </w:rPr>
-        <w:hyperlink r:id="rId12" w:history="1">
+        <w:hyperlink r:id="rId13" w:history="1">
           <w:r>
             <w:rPr>
               <w:rStyle w:val="Hyperlink"/>
@@ -1055,7 +984,7 @@
           <w:sz w:val="24"/>
           <w:u w:val="single"/>
         </w:rPr>
-        <w:hyperlink r:id="rId12" w:history="1">
+        <w:hyperlink r:id="rId13" w:history="1">
           <w:r>
             <w:rPr>
               <w:rStyle w:val="Hyperlink"/>

--- a/EXPORTS/DOCX/published/niveau3/English/KVVAK.docx
+++ b/EXPORTS/DOCX/published/niveau3/English/KVVAK.docx
@@ -742,31 +742,13 @@
       </w:r>
       <w:r>
         <w:rPr>
-          <w:u w:val="single" w:color="0000ff"/>
           <w:rFonts w:ascii="Charis SIL Regular" w:hAnsi="Charis SIL Regular" w:eastAsia="Charis SIL Regular"/>
           <w:b w:val="0"/>
           <w:i w:val="0"/>
           <w:color w:val="000000"/>
           <w:sz w:val="24"/>
         </w:rPr>
-        <w:hyperlink r:id="rId10" w:history="1">
-          <w:r>
-            <w:rPr>
-              <w:rStyle w:val="Hyperlink"/>
-            </w:rPr>
-            <w:t>the ai</w:t>
-          </w:r>
-        </w:hyperlink>
-      </w:r>
-      <w:r>
-        <w:rPr>
-          <w:rFonts w:ascii="Charis SIL Regular" w:hAnsi="Charis SIL Regular" w:eastAsia="Charis SIL Regular"/>
-          <w:b w:val="0"/>
-          <w:i w:val="0"/>
-          <w:color w:val="000000"/>
-          <w:sz w:val="24"/>
-        </w:rPr>
-        <w:t xml:space="preserve">m of raising awareness of and interest in </w:t>
+        <w:t xml:space="preserve">the aim of raising awareness of and interest in </w:t>
       </w:r>
       <w:r>
         <w:rPr>
@@ -966,7 +948,7 @@
           <w:sz w:val="24"/>
           <w:u w:val="single"/>
         </w:rPr>
-        <w:hyperlink r:id="rId13" w:history="1">
+        <w:hyperlink r:id="rId12" w:history="1">
           <w:r>
             <w:rPr>
               <w:rStyle w:val="Hyperlink"/>
@@ -1390,32 +1372,7 @@
           <w:color w:val="000000"/>
           <w:sz w:val="24"/>
         </w:rPr>
-        <w:hyperlink r:id="rId17" w:history="1">
-          <w:r>
-            <w:rPr>
-              <w:rStyle w:val="Hyperlink"/>
-            </w:rPr>
-            <w:t>a</w:t>
-          </w:r>
-        </w:hyperlink>
-      </w:r>
-      <w:r>
-        <w:rPr>
-          <w:u w:val="single" w:color="0000ff"/>
-          <w:rFonts w:ascii="Charis SIL Regular" w:hAnsi="Charis SIL Regular" w:eastAsia="Charis SIL Regular"/>
-          <w:b w:val="0"/>
-          <w:i w:val="0"/>
-          <w:color w:val="000000"/>
-          <w:sz w:val="24"/>
-        </w:rPr>
-        <w:hyperlink r:id="rId17" w:history="1">
-          <w:r>
-            <w:rPr>
-              <w:rStyle w:val="Hyperlink"/>
-            </w:rPr>
-            <w:t>m, wher</w:t>
-          </w:r>
-        </w:hyperlink>
+        <w:t>am, wher</w:t>
       </w:r>
       <w:r>
         <w:rPr>

--- a/EXPORTS/DOCX/published/niveau3/English/KVVAK.docx
+++ b/EXPORTS/DOCX/published/niveau3/English/KVVAK.docx
@@ -748,7 +748,71 @@
           <w:color w:val="000000"/>
           <w:sz w:val="24"/>
         </w:rPr>
-        <w:t xml:space="preserve">the aim of raising awareness of and interest in </w:t>
+        <w:t>the aim</w:t>
+      </w:r>
+      <w:r>
+        <w:rPr>
+          <w:u w:val="single" w:color="0000ff"/>
+          <w:rFonts w:ascii="Charis SIL Regular" w:hAnsi="Charis SIL Regular" w:eastAsia="Charis SIL Regular"/>
+          <w:b w:val="0"/>
+          <w:i w:val="0"/>
+          <w:color w:val="000000"/>
+          <w:sz w:val="24"/>
+        </w:rPr>
+        <w:hyperlink r:id="rId10" w:history="1">
+          <w:r>
+            <w:rPr>
+              <w:rStyle w:val="Hyperlink"/>
+            </w:rPr>
+            <w:t xml:space="preserve"> of ra</w:t>
+          </w:r>
+        </w:hyperlink>
+      </w:r>
+      <w:r>
+        <w:rPr>
+          <w:u w:val="single" w:color="0000ff"/>
+          <w:rFonts w:ascii="Charis SIL Regular" w:hAnsi="Charis SIL Regular" w:eastAsia="Charis SIL Regular"/>
+          <w:b w:val="0"/>
+          <w:i w:val="0"/>
+          <w:color w:val="000000"/>
+          <w:sz w:val="24"/>
+        </w:rPr>
+        <w:hyperlink r:id="rId10" w:history="1">
+          <w:r>
+            <w:rPr>
+              <w:rStyle w:val="Hyperlink"/>
+            </w:rPr>
+            <w:t>i</w:t>
+          </w:r>
+        </w:hyperlink>
+      </w:r>
+      <w:r>
+        <w:rPr>
+          <w:u w:val="single" w:color="0000ff"/>
+          <w:rFonts w:ascii="Charis SIL Regular" w:hAnsi="Charis SIL Regular" w:eastAsia="Charis SIL Regular"/>
+          <w:b w:val="0"/>
+          <w:i w:val="0"/>
+          <w:color w:val="000000"/>
+          <w:sz w:val="24"/>
+        </w:rPr>
+        <w:hyperlink r:id="rId10" w:history="1">
+          <w:r>
+            <w:rPr>
+              <w:rStyle w:val="Hyperlink"/>
+            </w:rPr>
+            <w:t>sing awaren</w:t>
+          </w:r>
+        </w:hyperlink>
+      </w:r>
+      <w:r>
+        <w:rPr>
+          <w:rFonts w:ascii="Charis SIL Regular" w:hAnsi="Charis SIL Regular" w:eastAsia="Charis SIL Regular"/>
+          <w:b w:val="0"/>
+          <w:i w:val="0"/>
+          <w:color w:val="000000"/>
+          <w:sz w:val="24"/>
+        </w:rPr>
+        <w:t xml:space="preserve">ess of and interest in </w:t>
       </w:r>
       <w:r>
         <w:rPr>
@@ -908,7 +972,14 @@
           <w:sz w:val="24"/>
           <w:u w:val="single"/>
         </w:rPr>
-        <w:t>H.K.</w:t>
+        <w:hyperlink r:id="rId13" w:history="1">
+          <w:r>
+            <w:rPr>
+              <w:rStyle w:val="Hyperlink"/>
+            </w:rPr>
+            <w:t>H.K.</w:t>
+          </w:r>
+        </w:hyperlink>
       </w:r>
       <w:r>
         <w:rPr>
@@ -930,7 +1001,7 @@
           <w:sz w:val="24"/>
           <w:u w:val="single"/>
         </w:rPr>
-        <w:hyperlink r:id="rId12" w:history="1">
+        <w:hyperlink r:id="rId13" w:history="1">
           <w:r>
             <w:rPr>
               <w:rStyle w:val="Hyperlink"/>
@@ -948,7 +1019,7 @@
           <w:sz w:val="24"/>
           <w:u w:val="single"/>
         </w:rPr>
-        <w:hyperlink r:id="rId12" w:history="1">
+        <w:hyperlink r:id="rId13" w:history="1">
           <w:r>
             <w:rPr>
               <w:rStyle w:val="Hyperlink"/>
@@ -1372,7 +1443,32 @@
           <w:color w:val="000000"/>
           <w:sz w:val="24"/>
         </w:rPr>
-        <w:t>am, wher</w:t>
+        <w:hyperlink r:id="rId17" w:history="1">
+          <w:r>
+            <w:rPr>
+              <w:rStyle w:val="Hyperlink"/>
+            </w:rPr>
+            <w:t>a</w:t>
+          </w:r>
+        </w:hyperlink>
+      </w:r>
+      <w:r>
+        <w:rPr>
+          <w:u w:val="single" w:color="0000ff"/>
+          <w:rFonts w:ascii="Charis SIL Regular" w:hAnsi="Charis SIL Regular" w:eastAsia="Charis SIL Regular"/>
+          <w:b w:val="0"/>
+          <w:i w:val="0"/>
+          <w:color w:val="000000"/>
+          <w:sz w:val="24"/>
+        </w:rPr>
+        <w:hyperlink r:id="rId17" w:history="1">
+          <w:r>
+            <w:rPr>
+              <w:rStyle w:val="Hyperlink"/>
+            </w:rPr>
+            <w:t>m, wher</w:t>
+          </w:r>
+        </w:hyperlink>
       </w:r>
       <w:r>
         <w:rPr>

--- a/EXPORTS/DOCX/published/niveau3/English/KVVAK.docx
+++ b/EXPORTS/DOCX/published/niveau3/English/KVVAK.docx
@@ -742,13 +742,32 @@
       </w:r>
       <w:r>
         <w:rPr>
+          <w:u w:val="single" w:color="0000ff"/>
           <w:rFonts w:ascii="Charis SIL Regular" w:hAnsi="Charis SIL Regular" w:eastAsia="Charis SIL Regular"/>
           <w:b w:val="0"/>
           <w:i w:val="0"/>
           <w:color w:val="000000"/>
           <w:sz w:val="24"/>
         </w:rPr>
-        <w:t>the aim</w:t>
+        <w:hyperlink r:id="rId10" w:history="1">
+          <w:r>
+            <w:rPr>
+              <w:rStyle w:val="Hyperlink"/>
+            </w:rPr>
+            <w:t>the ai</w:t>
+          </w:r>
+        </w:hyperlink>
+      </w:r>
+      <w:r>
+        <w:rPr>
+          <w:u w:val="single" w:color="0000ff"/>
+          <w:rFonts w:ascii="Charis SIL Regular" w:hAnsi="Charis SIL Regular" w:eastAsia="Charis SIL Regular"/>
+          <w:b w:val="0"/>
+          <w:i w:val="0"/>
+          <w:color w:val="000000"/>
+          <w:sz w:val="24"/>
+        </w:rPr>
+        <w:t>m</w:t>
       </w:r>
       <w:r>
         <w:rPr>
@@ -1001,7 +1020,7 @@
           <w:sz w:val="24"/>
           <w:u w:val="single"/>
         </w:rPr>
-        <w:hyperlink r:id="rId13" w:history="1">
+        <w:hyperlink r:id="rId12" w:history="1">
           <w:r>
             <w:rPr>
               <w:rStyle w:val="Hyperlink"/>
@@ -1019,7 +1038,7 @@
           <w:sz w:val="24"/>
           <w:u w:val="single"/>
         </w:rPr>
-        <w:hyperlink r:id="rId13" w:history="1">
+        <w:hyperlink r:id="rId12" w:history="1">
           <w:r>
             <w:rPr>
               <w:rStyle w:val="Hyperlink"/>
@@ -1037,7 +1056,7 @@
           <w:sz w:val="24"/>
           <w:u w:val="single"/>
         </w:rPr>
-        <w:hyperlink r:id="rId13" w:history="1">
+        <w:hyperlink r:id="rId12" w:history="1">
           <w:r>
             <w:rPr>
               <w:rStyle w:val="Hyperlink"/>

--- a/EXPORTS/DOCX/published/niveau3/English/KVVAK.docx
+++ b/EXPORTS/DOCX/published/niveau3/English/KVVAK.docx
@@ -742,96 +742,13 @@
       </w:r>
       <w:r>
         <w:rPr>
-          <w:u w:val="single" w:color="0000ff"/>
           <w:rFonts w:ascii="Charis SIL Regular" w:hAnsi="Charis SIL Regular" w:eastAsia="Charis SIL Regular"/>
           <w:b w:val="0"/>
           <w:i w:val="0"/>
           <w:color w:val="000000"/>
           <w:sz w:val="24"/>
         </w:rPr>
-        <w:hyperlink r:id="rId10" w:history="1">
-          <w:r>
-            <w:rPr>
-              <w:rStyle w:val="Hyperlink"/>
-            </w:rPr>
-            <w:t>the ai</w:t>
-          </w:r>
-        </w:hyperlink>
-      </w:r>
-      <w:r>
-        <w:rPr>
-          <w:u w:val="single" w:color="0000ff"/>
-          <w:rFonts w:ascii="Charis SIL Regular" w:hAnsi="Charis SIL Regular" w:eastAsia="Charis SIL Regular"/>
-          <w:b w:val="0"/>
-          <w:i w:val="0"/>
-          <w:color w:val="000000"/>
-          <w:sz w:val="24"/>
-        </w:rPr>
-        <w:t>m</w:t>
-      </w:r>
-      <w:r>
-        <w:rPr>
-          <w:u w:val="single" w:color="0000ff"/>
-          <w:rFonts w:ascii="Charis SIL Regular" w:hAnsi="Charis SIL Regular" w:eastAsia="Charis SIL Regular"/>
-          <w:b w:val="0"/>
-          <w:i w:val="0"/>
-          <w:color w:val="000000"/>
-          <w:sz w:val="24"/>
-        </w:rPr>
-        <w:hyperlink r:id="rId10" w:history="1">
-          <w:r>
-            <w:rPr>
-              <w:rStyle w:val="Hyperlink"/>
-            </w:rPr>
-            <w:t xml:space="preserve"> of ra</w:t>
-          </w:r>
-        </w:hyperlink>
-      </w:r>
-      <w:r>
-        <w:rPr>
-          <w:u w:val="single" w:color="0000ff"/>
-          <w:rFonts w:ascii="Charis SIL Regular" w:hAnsi="Charis SIL Regular" w:eastAsia="Charis SIL Regular"/>
-          <w:b w:val="0"/>
-          <w:i w:val="0"/>
-          <w:color w:val="000000"/>
-          <w:sz w:val="24"/>
-        </w:rPr>
-        <w:hyperlink r:id="rId10" w:history="1">
-          <w:r>
-            <w:rPr>
-              <w:rStyle w:val="Hyperlink"/>
-            </w:rPr>
-            <w:t>i</w:t>
-          </w:r>
-        </w:hyperlink>
-      </w:r>
-      <w:r>
-        <w:rPr>
-          <w:u w:val="single" w:color="0000ff"/>
-          <w:rFonts w:ascii="Charis SIL Regular" w:hAnsi="Charis SIL Regular" w:eastAsia="Charis SIL Regular"/>
-          <w:b w:val="0"/>
-          <w:i w:val="0"/>
-          <w:color w:val="000000"/>
-          <w:sz w:val="24"/>
-        </w:rPr>
-        <w:hyperlink r:id="rId10" w:history="1">
-          <w:r>
-            <w:rPr>
-              <w:rStyle w:val="Hyperlink"/>
-            </w:rPr>
-            <w:t>sing awaren</w:t>
-          </w:r>
-        </w:hyperlink>
-      </w:r>
-      <w:r>
-        <w:rPr>
-          <w:rFonts w:ascii="Charis SIL Regular" w:hAnsi="Charis SIL Regular" w:eastAsia="Charis SIL Regular"/>
-          <w:b w:val="0"/>
-          <w:i w:val="0"/>
-          <w:color w:val="000000"/>
-          <w:sz w:val="24"/>
-        </w:rPr>
-        <w:t xml:space="preserve">ess of and interest in </w:t>
+        <w:t xml:space="preserve">the aim of raising awareness of and interest in </w:t>
       </w:r>
       <w:r>
         <w:rPr>
@@ -888,25 +805,7 @@
           <w:color w:val="000000"/>
           <w:sz w:val="24"/>
         </w:rPr>
-        <w:t xml:space="preserve"> an</w:t>
-      </w:r>
-      <w:r>
-        <w:rPr>
-          <w:u w:val="single" w:color="0000ff"/>
-          <w:rFonts w:ascii="Charis SIL Regular" w:hAnsi="Charis SIL Regular" w:eastAsia="Charis SIL Regular"/>
-          <w:b w:val="0"/>
-          <w:i w:val="0"/>
-          <w:color w:val="000000"/>
-          <w:sz w:val="24"/>
-        </w:rPr>
-        <w:hyperlink r:id="rId11" w:history="1">
-          <w:r>
-            <w:rPr>
-              <w:rStyle w:val="Hyperlink"/>
-            </w:rPr>
-            <w:t>d pr</w:t>
-          </w:r>
-        </w:hyperlink>
+        <w:t xml:space="preserve"> and pr</w:t>
       </w:r>
       <w:r>
         <w:rPr>

--- a/EXPORTS/DOCX/published/niveau3/English/KVVAK.docx
+++ b/EXPORTS/DOCX/published/niveau3/English/KVVAK.docx
@@ -742,13 +742,96 @@
       </w:r>
       <w:r>
         <w:rPr>
+          <w:u w:val="single" w:color="0000ff"/>
           <w:rFonts w:ascii="Charis SIL Regular" w:hAnsi="Charis SIL Regular" w:eastAsia="Charis SIL Regular"/>
           <w:b w:val="0"/>
           <w:i w:val="0"/>
           <w:color w:val="000000"/>
           <w:sz w:val="24"/>
         </w:rPr>
-        <w:t xml:space="preserve">the aim of raising awareness of and interest in </w:t>
+        <w:hyperlink r:id="rId10" w:history="1">
+          <w:r>
+            <w:rPr>
+              <w:rStyle w:val="Hyperlink"/>
+            </w:rPr>
+            <w:t>the ai</w:t>
+          </w:r>
+        </w:hyperlink>
+      </w:r>
+      <w:r>
+        <w:rPr>
+          <w:u w:val="single" w:color="0000ff"/>
+          <w:rFonts w:ascii="Charis SIL Regular" w:hAnsi="Charis SIL Regular" w:eastAsia="Charis SIL Regular"/>
+          <w:b w:val="0"/>
+          <w:i w:val="0"/>
+          <w:color w:val="000000"/>
+          <w:sz w:val="24"/>
+        </w:rPr>
+        <w:t>m</w:t>
+      </w:r>
+      <w:r>
+        <w:rPr>
+          <w:u w:val="single" w:color="0000ff"/>
+          <w:rFonts w:ascii="Charis SIL Regular" w:hAnsi="Charis SIL Regular" w:eastAsia="Charis SIL Regular"/>
+          <w:b w:val="0"/>
+          <w:i w:val="0"/>
+          <w:color w:val="000000"/>
+          <w:sz w:val="24"/>
+        </w:rPr>
+        <w:hyperlink r:id="rId10" w:history="1">
+          <w:r>
+            <w:rPr>
+              <w:rStyle w:val="Hyperlink"/>
+            </w:rPr>
+            <w:t xml:space="preserve"> of ra</w:t>
+          </w:r>
+        </w:hyperlink>
+      </w:r>
+      <w:r>
+        <w:rPr>
+          <w:u w:val="single" w:color="0000ff"/>
+          <w:rFonts w:ascii="Charis SIL Regular" w:hAnsi="Charis SIL Regular" w:eastAsia="Charis SIL Regular"/>
+          <w:b w:val="0"/>
+          <w:i w:val="0"/>
+          <w:color w:val="000000"/>
+          <w:sz w:val="24"/>
+        </w:rPr>
+        <w:hyperlink r:id="rId10" w:history="1">
+          <w:r>
+            <w:rPr>
+              <w:rStyle w:val="Hyperlink"/>
+            </w:rPr>
+            <w:t>i</w:t>
+          </w:r>
+        </w:hyperlink>
+      </w:r>
+      <w:r>
+        <w:rPr>
+          <w:u w:val="single" w:color="0000ff"/>
+          <w:rFonts w:ascii="Charis SIL Regular" w:hAnsi="Charis SIL Regular" w:eastAsia="Charis SIL Regular"/>
+          <w:b w:val="0"/>
+          <w:i w:val="0"/>
+          <w:color w:val="000000"/>
+          <w:sz w:val="24"/>
+        </w:rPr>
+        <w:hyperlink r:id="rId10" w:history="1">
+          <w:r>
+            <w:rPr>
+              <w:rStyle w:val="Hyperlink"/>
+            </w:rPr>
+            <w:t>sing awaren</w:t>
+          </w:r>
+        </w:hyperlink>
+      </w:r>
+      <w:r>
+        <w:rPr>
+          <w:rFonts w:ascii="Charis SIL Regular" w:hAnsi="Charis SIL Regular" w:eastAsia="Charis SIL Regular"/>
+          <w:b w:val="0"/>
+          <w:i w:val="0"/>
+          <w:color w:val="000000"/>
+          <w:sz w:val="24"/>
+        </w:rPr>
+        <w:t xml:space="preserve">ess of and interest in </w:t>
       </w:r>
       <w:r>
         <w:rPr>
@@ -805,7 +888,25 @@
           <w:color w:val="000000"/>
           <w:sz w:val="24"/>
         </w:rPr>
-        <w:t xml:space="preserve"> and pr</w:t>
+        <w:t xml:space="preserve"> an</w:t>
+      </w:r>
+      <w:r>
+        <w:rPr>
+          <w:u w:val="single" w:color="0000ff"/>
+          <w:rFonts w:ascii="Charis SIL Regular" w:hAnsi="Charis SIL Regular" w:eastAsia="Charis SIL Regular"/>
+          <w:b w:val="0"/>
+          <w:i w:val="0"/>
+          <w:color w:val="000000"/>
+          <w:sz w:val="24"/>
+        </w:rPr>
+        <w:hyperlink r:id="rId11" w:history="1">
+          <w:r>
+            <w:rPr>
+              <w:rStyle w:val="Hyperlink"/>
+            </w:rPr>
+            <w:t>d pr</w:t>
+          </w:r>
+        </w:hyperlink>
       </w:r>
       <w:r>
         <w:rPr>

--- a/EXPORTS/DOCX/published/niveau3/English/KVVAK.docx
+++ b/EXPORTS/DOCX/published/niveau3/English/KVVAK.docx
@@ -760,7 +760,6 @@
       </w:r>
       <w:r>
         <w:rPr>
-          <w:u w:val="single" w:color="0000ff"/>
           <w:rFonts w:ascii="Charis SIL Regular" w:hAnsi="Charis SIL Regular" w:eastAsia="Charis SIL Regular"/>
           <w:b w:val="0"/>
           <w:i w:val="0"/>
@@ -1020,7 +1019,7 @@
           <w:sz w:val="24"/>
           <w:u w:val="single"/>
         </w:rPr>
-        <w:hyperlink r:id="rId12" w:history="1">
+        <w:hyperlink r:id="rId13" w:history="1">
           <w:r>
             <w:rPr>
               <w:rStyle w:val="Hyperlink"/>

--- a/EXPORTS/DOCX/published/niveau3/English/KVVAK.docx
+++ b/EXPORTS/DOCX/published/niveau3/English/KVVAK.docx
@@ -1019,7 +1019,7 @@
           <w:sz w:val="24"/>
           <w:u w:val="single"/>
         </w:rPr>
-        <w:hyperlink r:id="rId13" w:history="1">
+        <w:hyperlink r:id="rId12" w:history="1">
           <w:r>
             <w:rPr>
               <w:rStyle w:val="Hyperlink"/>

--- a/EXPORTS/DOCX/published/niveau3/English/KVVAK.docx
+++ b/EXPORTS/DOCX/published/niveau3/English/KVVAK.docx
@@ -340,133 +340,7 @@
           <w:color w:val="000000"/>
           <w:sz w:val="24"/>
         </w:rPr>
-        <w:t xml:space="preserve">has </w:t>
-      </w:r>
-      <w:r>
-        <w:rPr>
-          <w:u w:val="single" w:color="0000ff"/>
-          <w:rFonts w:ascii="Charis SIL Regular" w:hAnsi="Charis SIL Regular" w:eastAsia="Charis SIL Regular"/>
-          <w:b w:val="0"/>
-          <w:i w:val="0"/>
-          <w:color w:val="000000"/>
-          <w:sz w:val="24"/>
-        </w:rPr>
-        <w:hyperlink r:id="rId9" w:history="1">
-          <w:r>
-            <w:rPr>
-              <w:rStyle w:val="Hyperlink"/>
-            </w:rPr>
-            <w:t>held t</w:t>
-          </w:r>
-        </w:hyperlink>
-      </w:r>
-      <w:r>
-        <w:rPr>
-          <w:u w:val="single" w:color="0000ff"/>
-          <w:rFonts w:ascii="Charis SIL Regular" w:hAnsi="Charis SIL Regular" w:eastAsia="Charis SIL Regular"/>
-          <w:b w:val="0"/>
-          <w:i w:val="0"/>
-          <w:color w:val="000000"/>
-          <w:sz w:val="24"/>
-        </w:rPr>
-        <w:hyperlink r:id="rId9" w:history="1">
-          <w:r>
-            <w:rPr>
-              <w:rStyle w:val="Hyperlink"/>
-            </w:rPr>
-            <w:t>h</w:t>
-          </w:r>
-        </w:hyperlink>
-      </w:r>
-      <w:r>
-        <w:rPr>
-          <w:u w:val="single" w:color="0000ff"/>
-          <w:rFonts w:ascii="Charis SIL Regular" w:hAnsi="Charis SIL Regular" w:eastAsia="Charis SIL Regular"/>
-          <w:b w:val="0"/>
-          <w:i w:val="0"/>
-          <w:color w:val="000000"/>
-          <w:sz w:val="24"/>
-        </w:rPr>
-        <w:hyperlink r:id="rId9" w:history="1">
-          <w:r>
-            <w:rPr>
-              <w:rStyle w:val="Hyperlink"/>
-            </w:rPr>
-            <w:t>e des</w:t>
-          </w:r>
-        </w:hyperlink>
-      </w:r>
-      <w:r>
-        <w:rPr>
-          <w:u w:val="single" w:color="0000ff"/>
-          <w:rFonts w:ascii="Charis SIL Regular" w:hAnsi="Charis SIL Regular" w:eastAsia="Charis SIL Regular"/>
-          <w:b w:val="0"/>
-          <w:i w:val="0"/>
-          <w:color w:val="000000"/>
-          <w:sz w:val="24"/>
-        </w:rPr>
-        <w:hyperlink r:id="rId9" w:history="1">
-          <w:r>
-            <w:rPr>
-              <w:rStyle w:val="Hyperlink"/>
-            </w:rPr>
-            <w:t>i</w:t>
-          </w:r>
-        </w:hyperlink>
-      </w:r>
-      <w:r>
-        <w:rPr>
-          <w:u w:val="single" w:color="0000ff"/>
-          <w:rFonts w:ascii="Charis SIL Regular" w:hAnsi="Charis SIL Regular" w:eastAsia="Charis SIL Regular"/>
-          <w:b w:val="0"/>
-          <w:i w:val="0"/>
-          <w:color w:val="000000"/>
-          <w:sz w:val="24"/>
-        </w:rPr>
-        <w:hyperlink r:id="rId9" w:history="1">
-          <w:r>
-            <w:rPr>
-              <w:rStyle w:val="Hyperlink"/>
-            </w:rPr>
-            <w:t>gna</w:t>
-          </w:r>
-        </w:hyperlink>
-      </w:r>
-      <w:r>
-        <w:rPr>
-          <w:u w:val="single" w:color="0000ff"/>
-          <w:rFonts w:ascii="Charis SIL Regular" w:hAnsi="Charis SIL Regular" w:eastAsia="Charis SIL Regular"/>
-          <w:b w:val="0"/>
-          <w:i w:val="0"/>
-          <w:color w:val="000000"/>
-          <w:sz w:val="24"/>
-        </w:rPr>
-        <w:hyperlink r:id="rId9" w:history="1">
-          <w:r>
-            <w:rPr>
-              <w:rStyle w:val="Hyperlink"/>
-            </w:rPr>
-            <w:t>t</w:t>
-          </w:r>
-        </w:hyperlink>
-      </w:r>
-      <w:r>
-        <w:rPr>
-          <w:u w:val="single" w:color="0000ff"/>
-          <w:rFonts w:ascii="Charis SIL Regular" w:hAnsi="Charis SIL Regular" w:eastAsia="Charis SIL Regular"/>
-          <w:b w:val="0"/>
-          <w:i w:val="0"/>
-          <w:color w:val="000000"/>
-          <w:sz w:val="24"/>
-        </w:rPr>
-        <w:hyperlink r:id="rId9" w:history="1">
-          <w:r>
-            <w:rPr>
-              <w:rStyle w:val="Hyperlink"/>
-            </w:rPr>
-            <w:t>ion "Ro</w:t>
-          </w:r>
-        </w:hyperlink>
+        <w:t>has held the designation "Ro</w:t>
       </w:r>
       <w:r>
         <w:rPr>
@@ -742,31 +616,13 @@
       </w:r>
       <w:r>
         <w:rPr>
-          <w:u w:val="single" w:color="0000ff"/>
           <w:rFonts w:ascii="Charis SIL Regular" w:hAnsi="Charis SIL Regular" w:eastAsia="Charis SIL Regular"/>
           <w:b w:val="0"/>
           <w:i w:val="0"/>
           <w:color w:val="000000"/>
           <w:sz w:val="24"/>
         </w:rPr>
-        <w:hyperlink r:id="rId10" w:history="1">
-          <w:r>
-            <w:rPr>
-              <w:rStyle w:val="Hyperlink"/>
-            </w:rPr>
-            <w:t>the ai</w:t>
-          </w:r>
-        </w:hyperlink>
-      </w:r>
-      <w:r>
-        <w:rPr>
-          <w:rFonts w:ascii="Charis SIL Regular" w:hAnsi="Charis SIL Regular" w:eastAsia="Charis SIL Regular"/>
-          <w:b w:val="0"/>
-          <w:i w:val="0"/>
-          <w:color w:val="000000"/>
-          <w:sz w:val="24"/>
-        </w:rPr>
-        <w:t>m</w:t>
+        <w:t>the aim</w:t>
       </w:r>
       <w:r>
         <w:rPr>
@@ -788,49 +644,13 @@
       </w:r>
       <w:r>
         <w:rPr>
-          <w:u w:val="single" w:color="0000ff"/>
           <w:rFonts w:ascii="Charis SIL Regular" w:hAnsi="Charis SIL Regular" w:eastAsia="Charis SIL Regular"/>
           <w:b w:val="0"/>
           <w:i w:val="0"/>
           <w:color w:val="000000"/>
           <w:sz w:val="24"/>
         </w:rPr>
-        <w:hyperlink r:id="rId10" w:history="1">
-          <w:r>
-            <w:rPr>
-              <w:rStyle w:val="Hyperlink"/>
-            </w:rPr>
-            <w:t>i</w:t>
-          </w:r>
-        </w:hyperlink>
-      </w:r>
-      <w:r>
-        <w:rPr>
-          <w:u w:val="single" w:color="0000ff"/>
-          <w:rFonts w:ascii="Charis SIL Regular" w:hAnsi="Charis SIL Regular" w:eastAsia="Charis SIL Regular"/>
-          <w:b w:val="0"/>
-          <w:i w:val="0"/>
-          <w:color w:val="000000"/>
-          <w:sz w:val="24"/>
-        </w:rPr>
-        <w:hyperlink r:id="rId10" w:history="1">
-          <w:r>
-            <w:rPr>
-              <w:rStyle w:val="Hyperlink"/>
-            </w:rPr>
-            <w:t>sing awaren</w:t>
-          </w:r>
-        </w:hyperlink>
-      </w:r>
-      <w:r>
-        <w:rPr>
-          <w:rFonts w:ascii="Charis SIL Regular" w:hAnsi="Charis SIL Regular" w:eastAsia="Charis SIL Regular"/>
-          <w:b w:val="0"/>
-          <w:i w:val="0"/>
-          <w:color w:val="000000"/>
-          <w:sz w:val="24"/>
-        </w:rPr>
-        <w:t xml:space="preserve">ess of and interest in </w:t>
+        <w:t xml:space="preserve">ising awareness of and interest in </w:t>
       </w:r>
       <w:r>
         <w:rPr>
@@ -898,14 +718,7 @@
           <w:color w:val="000000"/>
           <w:sz w:val="24"/>
         </w:rPr>
-        <w:hyperlink r:id="rId11" w:history="1">
-          <w:r>
-            <w:rPr>
-              <w:rStyle w:val="Hyperlink"/>
-            </w:rPr>
-            <w:t>d pr</w:t>
-          </w:r>
-        </w:hyperlink>
+        <w:t>d pr</w:t>
       </w:r>
       <w:r>
         <w:rPr>
@@ -1443,50 +1256,7 @@
           <w:color w:val="000000"/>
           <w:sz w:val="24"/>
         </w:rPr>
-        <w:hyperlink r:id="rId17" w:history="1">
-          <w:r>
-            <w:rPr>
-              <w:rStyle w:val="Hyperlink"/>
-            </w:rPr>
-            <w:t xml:space="preserve"> Amsterd</w:t>
-          </w:r>
-        </w:hyperlink>
-      </w:r>
-      <w:r>
-        <w:rPr>
-          <w:u w:val="single" w:color="0000ff"/>
-          <w:rFonts w:ascii="Charis SIL Regular" w:hAnsi="Charis SIL Regular" w:eastAsia="Charis SIL Regular"/>
-          <w:b w:val="0"/>
-          <w:i w:val="0"/>
-          <w:color w:val="000000"/>
-          <w:sz w:val="24"/>
-        </w:rPr>
-        <w:hyperlink r:id="rId17" w:history="1">
-          <w:r>
-            <w:rPr>
-              <w:rStyle w:val="Hyperlink"/>
-            </w:rPr>
-            <w:t>a</w:t>
-          </w:r>
-        </w:hyperlink>
-      </w:r>
-      <w:r>
-        <w:rPr>
-          <w:u w:val="single" w:color="0000ff"/>
-          <w:rFonts w:ascii="Charis SIL Regular" w:hAnsi="Charis SIL Regular" w:eastAsia="Charis SIL Regular"/>
-          <w:b w:val="0"/>
-          <w:i w:val="0"/>
-          <w:color w:val="000000"/>
-          <w:sz w:val="24"/>
-        </w:rPr>
-        <w:hyperlink r:id="rId17" w:history="1">
-          <w:r>
-            <w:rPr>
-              <w:rStyle w:val="Hyperlink"/>
-            </w:rPr>
-            <w:t>m, wher</w:t>
-          </w:r>
-        </w:hyperlink>
+        <w:t xml:space="preserve"> Amsterdam, wher</w:t>
       </w:r>
       <w:r>
         <w:rPr>

--- a/EXPORTS/DOCX/published/niveau3/English/KVVAK.docx
+++ b/EXPORTS/DOCX/published/niveau3/English/KVVAK.docx
@@ -340,7 +340,133 @@
           <w:color w:val="000000"/>
           <w:sz w:val="24"/>
         </w:rPr>
-        <w:t>has held the designation "Ro</w:t>
+        <w:t xml:space="preserve">has </w:t>
+      </w:r>
+      <w:r>
+        <w:rPr>
+          <w:u w:val="single" w:color="0000ff"/>
+          <w:rFonts w:ascii="Charis SIL Regular" w:hAnsi="Charis SIL Regular" w:eastAsia="Charis SIL Regular"/>
+          <w:b w:val="0"/>
+          <w:i w:val="0"/>
+          <w:color w:val="000000"/>
+          <w:sz w:val="24"/>
+        </w:rPr>
+        <w:hyperlink r:id="rId9" w:history="1">
+          <w:r>
+            <w:rPr>
+              <w:rStyle w:val="Hyperlink"/>
+            </w:rPr>
+            <w:t>held t</w:t>
+          </w:r>
+        </w:hyperlink>
+      </w:r>
+      <w:r>
+        <w:rPr>
+          <w:u w:val="single" w:color="0000ff"/>
+          <w:rFonts w:ascii="Charis SIL Regular" w:hAnsi="Charis SIL Regular" w:eastAsia="Charis SIL Regular"/>
+          <w:b w:val="0"/>
+          <w:i w:val="0"/>
+          <w:color w:val="000000"/>
+          <w:sz w:val="24"/>
+        </w:rPr>
+        <w:hyperlink r:id="rId9" w:history="1">
+          <w:r>
+            <w:rPr>
+              <w:rStyle w:val="Hyperlink"/>
+            </w:rPr>
+            <w:t>h</w:t>
+          </w:r>
+        </w:hyperlink>
+      </w:r>
+      <w:r>
+        <w:rPr>
+          <w:u w:val="single" w:color="0000ff"/>
+          <w:rFonts w:ascii="Charis SIL Regular" w:hAnsi="Charis SIL Regular" w:eastAsia="Charis SIL Regular"/>
+          <w:b w:val="0"/>
+          <w:i w:val="0"/>
+          <w:color w:val="000000"/>
+          <w:sz w:val="24"/>
+        </w:rPr>
+        <w:hyperlink r:id="rId9" w:history="1">
+          <w:r>
+            <w:rPr>
+              <w:rStyle w:val="Hyperlink"/>
+            </w:rPr>
+            <w:t>e des</w:t>
+          </w:r>
+        </w:hyperlink>
+      </w:r>
+      <w:r>
+        <w:rPr>
+          <w:u w:val="single" w:color="0000ff"/>
+          <w:rFonts w:ascii="Charis SIL Regular" w:hAnsi="Charis SIL Regular" w:eastAsia="Charis SIL Regular"/>
+          <w:b w:val="0"/>
+          <w:i w:val="0"/>
+          <w:color w:val="000000"/>
+          <w:sz w:val="24"/>
+        </w:rPr>
+        <w:hyperlink r:id="rId9" w:history="1">
+          <w:r>
+            <w:rPr>
+              <w:rStyle w:val="Hyperlink"/>
+            </w:rPr>
+            <w:t>i</w:t>
+          </w:r>
+        </w:hyperlink>
+      </w:r>
+      <w:r>
+        <w:rPr>
+          <w:u w:val="single" w:color="0000ff"/>
+          <w:rFonts w:ascii="Charis SIL Regular" w:hAnsi="Charis SIL Regular" w:eastAsia="Charis SIL Regular"/>
+          <w:b w:val="0"/>
+          <w:i w:val="0"/>
+          <w:color w:val="000000"/>
+          <w:sz w:val="24"/>
+        </w:rPr>
+        <w:hyperlink r:id="rId9" w:history="1">
+          <w:r>
+            <w:rPr>
+              <w:rStyle w:val="Hyperlink"/>
+            </w:rPr>
+            <w:t>gna</w:t>
+          </w:r>
+        </w:hyperlink>
+      </w:r>
+      <w:r>
+        <w:rPr>
+          <w:u w:val="single" w:color="0000ff"/>
+          <w:rFonts w:ascii="Charis SIL Regular" w:hAnsi="Charis SIL Regular" w:eastAsia="Charis SIL Regular"/>
+          <w:b w:val="0"/>
+          <w:i w:val="0"/>
+          <w:color w:val="000000"/>
+          <w:sz w:val="24"/>
+        </w:rPr>
+        <w:hyperlink r:id="rId9" w:history="1">
+          <w:r>
+            <w:rPr>
+              <w:rStyle w:val="Hyperlink"/>
+            </w:rPr>
+            <w:t>t</w:t>
+          </w:r>
+        </w:hyperlink>
+      </w:r>
+      <w:r>
+        <w:rPr>
+          <w:u w:val="single" w:color="0000ff"/>
+          <w:rFonts w:ascii="Charis SIL Regular" w:hAnsi="Charis SIL Regular" w:eastAsia="Charis SIL Regular"/>
+          <w:b w:val="0"/>
+          <w:i w:val="0"/>
+          <w:color w:val="000000"/>
+          <w:sz w:val="24"/>
+        </w:rPr>
+        <w:hyperlink r:id="rId9" w:history="1">
+          <w:r>
+            <w:rPr>
+              <w:rStyle w:val="Hyperlink"/>
+            </w:rPr>
+            <w:t>ion "Ro</w:t>
+          </w:r>
+        </w:hyperlink>
       </w:r>
       <w:r>
         <w:rPr>
@@ -616,13 +742,31 @@
       </w:r>
       <w:r>
         <w:rPr>
+          <w:u w:val="single" w:color="0000ff"/>
           <w:rFonts w:ascii="Charis SIL Regular" w:hAnsi="Charis SIL Regular" w:eastAsia="Charis SIL Regular"/>
           <w:b w:val="0"/>
           <w:i w:val="0"/>
           <w:color w:val="000000"/>
           <w:sz w:val="24"/>
         </w:rPr>
-        <w:t>the aim</w:t>
+        <w:hyperlink r:id="rId10" w:history="1">
+          <w:r>
+            <w:rPr>
+              <w:rStyle w:val="Hyperlink"/>
+            </w:rPr>
+            <w:t>the ai</w:t>
+          </w:r>
+        </w:hyperlink>
+      </w:r>
+      <w:r>
+        <w:rPr>
+          <w:rFonts w:ascii="Charis SIL Regular" w:hAnsi="Charis SIL Regular" w:eastAsia="Charis SIL Regular"/>
+          <w:b w:val="0"/>
+          <w:i w:val="0"/>
+          <w:color w:val="000000"/>
+          <w:sz w:val="24"/>
+        </w:rPr>
+        <w:t>m</w:t>
       </w:r>
       <w:r>
         <w:rPr>
@@ -644,13 +788,49 @@
       </w:r>
       <w:r>
         <w:rPr>
+          <w:u w:val="single" w:color="0000ff"/>
           <w:rFonts w:ascii="Charis SIL Regular" w:hAnsi="Charis SIL Regular" w:eastAsia="Charis SIL Regular"/>
           <w:b w:val="0"/>
           <w:i w:val="0"/>
           <w:color w:val="000000"/>
           <w:sz w:val="24"/>
         </w:rPr>
-        <w:t xml:space="preserve">ising awareness of and interest in </w:t>
+        <w:hyperlink r:id="rId10" w:history="1">
+          <w:r>
+            <w:rPr>
+              <w:rStyle w:val="Hyperlink"/>
+            </w:rPr>
+            <w:t>i</w:t>
+          </w:r>
+        </w:hyperlink>
+      </w:r>
+      <w:r>
+        <w:rPr>
+          <w:u w:val="single" w:color="0000ff"/>
+          <w:rFonts w:ascii="Charis SIL Regular" w:hAnsi="Charis SIL Regular" w:eastAsia="Charis SIL Regular"/>
+          <w:b w:val="0"/>
+          <w:i w:val="0"/>
+          <w:color w:val="000000"/>
+          <w:sz w:val="24"/>
+        </w:rPr>
+        <w:hyperlink r:id="rId10" w:history="1">
+          <w:r>
+            <w:rPr>
+              <w:rStyle w:val="Hyperlink"/>
+            </w:rPr>
+            <w:t>sing awaren</w:t>
+          </w:r>
+        </w:hyperlink>
+      </w:r>
+      <w:r>
+        <w:rPr>
+          <w:rFonts w:ascii="Charis SIL Regular" w:hAnsi="Charis SIL Regular" w:eastAsia="Charis SIL Regular"/>
+          <w:b w:val="0"/>
+          <w:i w:val="0"/>
+          <w:color w:val="000000"/>
+          <w:sz w:val="24"/>
+        </w:rPr>
+        <w:t xml:space="preserve">ess of and interest in </w:t>
       </w:r>
       <w:r>
         <w:rPr>
@@ -718,7 +898,14 @@
           <w:color w:val="000000"/>
           <w:sz w:val="24"/>
         </w:rPr>
-        <w:t>d pr</w:t>
+        <w:hyperlink r:id="rId11" w:history="1">
+          <w:r>
+            <w:rPr>
+              <w:rStyle w:val="Hyperlink"/>
+            </w:rPr>
+            <w:t>d pr</w:t>
+          </w:r>
+        </w:hyperlink>
       </w:r>
       <w:r>
         <w:rPr>
@@ -832,7 +1019,7 @@
           <w:sz w:val="24"/>
           <w:u w:val="single"/>
         </w:rPr>
-        <w:hyperlink r:id="rId12" w:history="1">
+        <w:hyperlink r:id="rId13" w:history="1">
           <w:r>
             <w:rPr>
               <w:rStyle w:val="Hyperlink"/>
@@ -1256,7 +1443,50 @@
           <w:color w:val="000000"/>
           <w:sz w:val="24"/>
         </w:rPr>
-        <w:t xml:space="preserve"> Amsterdam, wher</w:t>
+        <w:hyperlink r:id="rId17" w:history="1">
+          <w:r>
+            <w:rPr>
+              <w:rStyle w:val="Hyperlink"/>
+            </w:rPr>
+            <w:t xml:space="preserve"> Amsterd</w:t>
+          </w:r>
+        </w:hyperlink>
+      </w:r>
+      <w:r>
+        <w:rPr>
+          <w:u w:val="single" w:color="0000ff"/>
+          <w:rFonts w:ascii="Charis SIL Regular" w:hAnsi="Charis SIL Regular" w:eastAsia="Charis SIL Regular"/>
+          <w:b w:val="0"/>
+          <w:i w:val="0"/>
+          <w:color w:val="000000"/>
+          <w:sz w:val="24"/>
+        </w:rPr>
+        <w:hyperlink r:id="rId17" w:history="1">
+          <w:r>
+            <w:rPr>
+              <w:rStyle w:val="Hyperlink"/>
+            </w:rPr>
+            <w:t>a</w:t>
+          </w:r>
+        </w:hyperlink>
+      </w:r>
+      <w:r>
+        <w:rPr>
+          <w:u w:val="single" w:color="0000ff"/>
+          <w:rFonts w:ascii="Charis SIL Regular" w:hAnsi="Charis SIL Regular" w:eastAsia="Charis SIL Regular"/>
+          <w:b w:val="0"/>
+          <w:i w:val="0"/>
+          <w:color w:val="000000"/>
+          <w:sz w:val="24"/>
+        </w:rPr>
+        <w:hyperlink r:id="rId17" w:history="1">
+          <w:r>
+            <w:rPr>
+              <w:rStyle w:val="Hyperlink"/>
+            </w:rPr>
+            <w:t>m, wher</w:t>
+          </w:r>
+        </w:hyperlink>
       </w:r>
       <w:r>
         <w:rPr>

--- a/EXPORTS/DOCX/published/niveau3/English/KVVAK.docx
+++ b/EXPORTS/DOCX/published/niveau3/English/KVVAK.docx
@@ -340,133 +340,7 @@
           <w:color w:val="000000"/>
           <w:sz w:val="24"/>
         </w:rPr>
-        <w:t xml:space="preserve">has </w:t>
-      </w:r>
-      <w:r>
-        <w:rPr>
-          <w:u w:val="single" w:color="0000ff"/>
-          <w:rFonts w:ascii="Charis SIL Regular" w:hAnsi="Charis SIL Regular" w:eastAsia="Charis SIL Regular"/>
-          <w:b w:val="0"/>
-          <w:i w:val="0"/>
-          <w:color w:val="000000"/>
-          <w:sz w:val="24"/>
-        </w:rPr>
-        <w:hyperlink r:id="rId9" w:history="1">
-          <w:r>
-            <w:rPr>
-              <w:rStyle w:val="Hyperlink"/>
-            </w:rPr>
-            <w:t>held t</w:t>
-          </w:r>
-        </w:hyperlink>
-      </w:r>
-      <w:r>
-        <w:rPr>
-          <w:u w:val="single" w:color="0000ff"/>
-          <w:rFonts w:ascii="Charis SIL Regular" w:hAnsi="Charis SIL Regular" w:eastAsia="Charis SIL Regular"/>
-          <w:b w:val="0"/>
-          <w:i w:val="0"/>
-          <w:color w:val="000000"/>
-          <w:sz w:val="24"/>
-        </w:rPr>
-        <w:hyperlink r:id="rId9" w:history="1">
-          <w:r>
-            <w:rPr>
-              <w:rStyle w:val="Hyperlink"/>
-            </w:rPr>
-            <w:t>h</w:t>
-          </w:r>
-        </w:hyperlink>
-      </w:r>
-      <w:r>
-        <w:rPr>
-          <w:u w:val="single" w:color="0000ff"/>
-          <w:rFonts w:ascii="Charis SIL Regular" w:hAnsi="Charis SIL Regular" w:eastAsia="Charis SIL Regular"/>
-          <w:b w:val="0"/>
-          <w:i w:val="0"/>
-          <w:color w:val="000000"/>
-          <w:sz w:val="24"/>
-        </w:rPr>
-        <w:hyperlink r:id="rId9" w:history="1">
-          <w:r>
-            <w:rPr>
-              <w:rStyle w:val="Hyperlink"/>
-            </w:rPr>
-            <w:t>e des</w:t>
-          </w:r>
-        </w:hyperlink>
-      </w:r>
-      <w:r>
-        <w:rPr>
-          <w:u w:val="single" w:color="0000ff"/>
-          <w:rFonts w:ascii="Charis SIL Regular" w:hAnsi="Charis SIL Regular" w:eastAsia="Charis SIL Regular"/>
-          <w:b w:val="0"/>
-          <w:i w:val="0"/>
-          <w:color w:val="000000"/>
-          <w:sz w:val="24"/>
-        </w:rPr>
-        <w:hyperlink r:id="rId9" w:history="1">
-          <w:r>
-            <w:rPr>
-              <w:rStyle w:val="Hyperlink"/>
-            </w:rPr>
-            <w:t>i</w:t>
-          </w:r>
-        </w:hyperlink>
-      </w:r>
-      <w:r>
-        <w:rPr>
-          <w:u w:val="single" w:color="0000ff"/>
-          <w:rFonts w:ascii="Charis SIL Regular" w:hAnsi="Charis SIL Regular" w:eastAsia="Charis SIL Regular"/>
-          <w:b w:val="0"/>
-          <w:i w:val="0"/>
-          <w:color w:val="000000"/>
-          <w:sz w:val="24"/>
-        </w:rPr>
-        <w:hyperlink r:id="rId9" w:history="1">
-          <w:r>
-            <w:rPr>
-              <w:rStyle w:val="Hyperlink"/>
-            </w:rPr>
-            <w:t>gna</w:t>
-          </w:r>
-        </w:hyperlink>
-      </w:r>
-      <w:r>
-        <w:rPr>
-          <w:u w:val="single" w:color="0000ff"/>
-          <w:rFonts w:ascii="Charis SIL Regular" w:hAnsi="Charis SIL Regular" w:eastAsia="Charis SIL Regular"/>
-          <w:b w:val="0"/>
-          <w:i w:val="0"/>
-          <w:color w:val="000000"/>
-          <w:sz w:val="24"/>
-        </w:rPr>
-        <w:hyperlink r:id="rId9" w:history="1">
-          <w:r>
-            <w:rPr>
-              <w:rStyle w:val="Hyperlink"/>
-            </w:rPr>
-            <w:t>t</w:t>
-          </w:r>
-        </w:hyperlink>
-      </w:r>
-      <w:r>
-        <w:rPr>
-          <w:u w:val="single" w:color="0000ff"/>
-          <w:rFonts w:ascii="Charis SIL Regular" w:hAnsi="Charis SIL Regular" w:eastAsia="Charis SIL Regular"/>
-          <w:b w:val="0"/>
-          <w:i w:val="0"/>
-          <w:color w:val="000000"/>
-          <w:sz w:val="24"/>
-        </w:rPr>
-        <w:hyperlink r:id="rId9" w:history="1">
-          <w:r>
-            <w:rPr>
-              <w:rStyle w:val="Hyperlink"/>
-            </w:rPr>
-            <w:t>ion "Ro</w:t>
-          </w:r>
-        </w:hyperlink>
+        <w:t>has held the designation "Ro</w:t>
       </w:r>
       <w:r>
         <w:rPr>
@@ -742,95 +616,13 @@
       </w:r>
       <w:r>
         <w:rPr>
-          <w:u w:val="single" w:color="0000ff"/>
           <w:rFonts w:ascii="Charis SIL Regular" w:hAnsi="Charis SIL Regular" w:eastAsia="Charis SIL Regular"/>
           <w:b w:val="0"/>
           <w:i w:val="0"/>
           <w:color w:val="000000"/>
           <w:sz w:val="24"/>
         </w:rPr>
-        <w:hyperlink r:id="rId10" w:history="1">
-          <w:r>
-            <w:rPr>
-              <w:rStyle w:val="Hyperlink"/>
-            </w:rPr>
-            <w:t>the ai</w:t>
-          </w:r>
-        </w:hyperlink>
-      </w:r>
-      <w:r>
-        <w:rPr>
-          <w:rFonts w:ascii="Charis SIL Regular" w:hAnsi="Charis SIL Regular" w:eastAsia="Charis SIL Regular"/>
-          <w:b w:val="0"/>
-          <w:i w:val="0"/>
-          <w:color w:val="000000"/>
-          <w:sz w:val="24"/>
-        </w:rPr>
-        <w:t>m</w:t>
-      </w:r>
-      <w:r>
-        <w:rPr>
-          <w:u w:val="single" w:color="0000ff"/>
-          <w:rFonts w:ascii="Charis SIL Regular" w:hAnsi="Charis SIL Regular" w:eastAsia="Charis SIL Regular"/>
-          <w:b w:val="0"/>
-          <w:i w:val="0"/>
-          <w:color w:val="000000"/>
-          <w:sz w:val="24"/>
-        </w:rPr>
-        <w:hyperlink r:id="rId10" w:history="1">
-          <w:r>
-            <w:rPr>
-              <w:rStyle w:val="Hyperlink"/>
-            </w:rPr>
-            <w:t xml:space="preserve"> of ra</w:t>
-          </w:r>
-        </w:hyperlink>
-      </w:r>
-      <w:r>
-        <w:rPr>
-          <w:u w:val="single" w:color="0000ff"/>
-          <w:rFonts w:ascii="Charis SIL Regular" w:hAnsi="Charis SIL Regular" w:eastAsia="Charis SIL Regular"/>
-          <w:b w:val="0"/>
-          <w:i w:val="0"/>
-          <w:color w:val="000000"/>
-          <w:sz w:val="24"/>
-        </w:rPr>
-        <w:hyperlink r:id="rId10" w:history="1">
-          <w:r>
-            <w:rPr>
-              <w:rStyle w:val="Hyperlink"/>
-            </w:rPr>
-            <w:t>i</w:t>
-          </w:r>
-        </w:hyperlink>
-      </w:r>
-      <w:r>
-        <w:rPr>
-          <w:u w:val="single" w:color="0000ff"/>
-          <w:rFonts w:ascii="Charis SIL Regular" w:hAnsi="Charis SIL Regular" w:eastAsia="Charis SIL Regular"/>
-          <w:b w:val="0"/>
-          <w:i w:val="0"/>
-          <w:color w:val="000000"/>
-          <w:sz w:val="24"/>
-        </w:rPr>
-        <w:hyperlink r:id="rId10" w:history="1">
-          <w:r>
-            <w:rPr>
-              <w:rStyle w:val="Hyperlink"/>
-            </w:rPr>
-            <w:t>sing awaren</w:t>
-          </w:r>
-        </w:hyperlink>
-      </w:r>
-      <w:r>
-        <w:rPr>
-          <w:rFonts w:ascii="Charis SIL Regular" w:hAnsi="Charis SIL Regular" w:eastAsia="Charis SIL Regular"/>
-          <w:b w:val="0"/>
-          <w:i w:val="0"/>
-          <w:color w:val="000000"/>
-          <w:sz w:val="24"/>
-        </w:rPr>
-        <w:t xml:space="preserve">ess of and interest in </w:t>
+        <w:t xml:space="preserve">the aim of raising awareness of and interest in </w:t>
       </w:r>
       <w:r>
         <w:rPr>
@@ -1019,7 +811,7 @@
           <w:sz w:val="24"/>
           <w:u w:val="single"/>
         </w:rPr>
-        <w:hyperlink r:id="rId13" w:history="1">
+        <w:hyperlink r:id="rId12" w:history="1">
           <w:r>
             <w:rPr>
               <w:rStyle w:val="Hyperlink"/>

--- a/EXPORTS/DOCX/published/niveau3/English/KVVAK.docx
+++ b/EXPORTS/DOCX/published/niveau3/English/KVVAK.docx
@@ -340,7 +340,133 @@
           <w:color w:val="000000"/>
           <w:sz w:val="24"/>
         </w:rPr>
-        <w:t>has held the designation "Ro</w:t>
+        <w:t xml:space="preserve">has </w:t>
+      </w:r>
+      <w:r>
+        <w:rPr>
+          <w:u w:val="single" w:color="0000ff"/>
+          <w:rFonts w:ascii="Charis SIL Regular" w:hAnsi="Charis SIL Regular" w:eastAsia="Charis SIL Regular"/>
+          <w:b w:val="0"/>
+          <w:i w:val="0"/>
+          <w:color w:val="000000"/>
+          <w:sz w:val="24"/>
+        </w:rPr>
+        <w:hyperlink r:id="rId9" w:history="1">
+          <w:r>
+            <w:rPr>
+              <w:rStyle w:val="Hyperlink"/>
+            </w:rPr>
+            <w:t>held t</w:t>
+          </w:r>
+        </w:hyperlink>
+      </w:r>
+      <w:r>
+        <w:rPr>
+          <w:u w:val="single" w:color="0000ff"/>
+          <w:rFonts w:ascii="Charis SIL Regular" w:hAnsi="Charis SIL Regular" w:eastAsia="Charis SIL Regular"/>
+          <w:b w:val="0"/>
+          <w:i w:val="0"/>
+          <w:color w:val="000000"/>
+          <w:sz w:val="24"/>
+        </w:rPr>
+        <w:hyperlink r:id="rId9" w:history="1">
+          <w:r>
+            <w:rPr>
+              <w:rStyle w:val="Hyperlink"/>
+            </w:rPr>
+            <w:t>h</w:t>
+          </w:r>
+        </w:hyperlink>
+      </w:r>
+      <w:r>
+        <w:rPr>
+          <w:u w:val="single" w:color="0000ff"/>
+          <w:rFonts w:ascii="Charis SIL Regular" w:hAnsi="Charis SIL Regular" w:eastAsia="Charis SIL Regular"/>
+          <w:b w:val="0"/>
+          <w:i w:val="0"/>
+          <w:color w:val="000000"/>
+          <w:sz w:val="24"/>
+        </w:rPr>
+        <w:hyperlink r:id="rId9" w:history="1">
+          <w:r>
+            <w:rPr>
+              <w:rStyle w:val="Hyperlink"/>
+            </w:rPr>
+            <w:t>e des</w:t>
+          </w:r>
+        </w:hyperlink>
+      </w:r>
+      <w:r>
+        <w:rPr>
+          <w:u w:val="single" w:color="0000ff"/>
+          <w:rFonts w:ascii="Charis SIL Regular" w:hAnsi="Charis SIL Regular" w:eastAsia="Charis SIL Regular"/>
+          <w:b w:val="0"/>
+          <w:i w:val="0"/>
+          <w:color w:val="000000"/>
+          <w:sz w:val="24"/>
+        </w:rPr>
+        <w:hyperlink r:id="rId9" w:history="1">
+          <w:r>
+            <w:rPr>
+              <w:rStyle w:val="Hyperlink"/>
+            </w:rPr>
+            <w:t>i</w:t>
+          </w:r>
+        </w:hyperlink>
+      </w:r>
+      <w:r>
+        <w:rPr>
+          <w:u w:val="single" w:color="0000ff"/>
+          <w:rFonts w:ascii="Charis SIL Regular" w:hAnsi="Charis SIL Regular" w:eastAsia="Charis SIL Regular"/>
+          <w:b w:val="0"/>
+          <w:i w:val="0"/>
+          <w:color w:val="000000"/>
+          <w:sz w:val="24"/>
+        </w:rPr>
+        <w:hyperlink r:id="rId9" w:history="1">
+          <w:r>
+            <w:rPr>
+              <w:rStyle w:val="Hyperlink"/>
+            </w:rPr>
+            <w:t>gna</w:t>
+          </w:r>
+        </w:hyperlink>
+      </w:r>
+      <w:r>
+        <w:rPr>
+          <w:u w:val="single" w:color="0000ff"/>
+          <w:rFonts w:ascii="Charis SIL Regular" w:hAnsi="Charis SIL Regular" w:eastAsia="Charis SIL Regular"/>
+          <w:b w:val="0"/>
+          <w:i w:val="0"/>
+          <w:color w:val="000000"/>
+          <w:sz w:val="24"/>
+        </w:rPr>
+        <w:hyperlink r:id="rId9" w:history="1">
+          <w:r>
+            <w:rPr>
+              <w:rStyle w:val="Hyperlink"/>
+            </w:rPr>
+            <w:t>t</w:t>
+          </w:r>
+        </w:hyperlink>
+      </w:r>
+      <w:r>
+        <w:rPr>
+          <w:u w:val="single" w:color="0000ff"/>
+          <w:rFonts w:ascii="Charis SIL Regular" w:hAnsi="Charis SIL Regular" w:eastAsia="Charis SIL Regular"/>
+          <w:b w:val="0"/>
+          <w:i w:val="0"/>
+          <w:color w:val="000000"/>
+          <w:sz w:val="24"/>
+        </w:rPr>
+        <w:hyperlink r:id="rId9" w:history="1">
+          <w:r>
+            <w:rPr>
+              <w:rStyle w:val="Hyperlink"/>
+            </w:rPr>
+            <w:t>ion "Ro</w:t>
+          </w:r>
+        </w:hyperlink>
       </w:r>
       <w:r>
         <w:rPr>
@@ -616,13 +742,96 @@
       </w:r>
       <w:r>
         <w:rPr>
+          <w:u w:val="single" w:color="0000ff"/>
           <w:rFonts w:ascii="Charis SIL Regular" w:hAnsi="Charis SIL Regular" w:eastAsia="Charis SIL Regular"/>
           <w:b w:val="0"/>
           <w:i w:val="0"/>
           <w:color w:val="000000"/>
           <w:sz w:val="24"/>
         </w:rPr>
-        <w:t xml:space="preserve">the aim of raising awareness of and interest in </w:t>
+        <w:hyperlink r:id="rId10" w:history="1">
+          <w:r>
+            <w:rPr>
+              <w:rStyle w:val="Hyperlink"/>
+            </w:rPr>
+            <w:t>the ai</w:t>
+          </w:r>
+        </w:hyperlink>
+      </w:r>
+      <w:r>
+        <w:rPr>
+          <w:u w:val="single" w:color="0000ff"/>
+          <w:rFonts w:ascii="Charis SIL Regular" w:hAnsi="Charis SIL Regular" w:eastAsia="Charis SIL Regular"/>
+          <w:b w:val="0"/>
+          <w:i w:val="0"/>
+          <w:color w:val="000000"/>
+          <w:sz w:val="24"/>
+        </w:rPr>
+        <w:t>m</w:t>
+      </w:r>
+      <w:r>
+        <w:rPr>
+          <w:u w:val="single" w:color="0000ff"/>
+          <w:rFonts w:ascii="Charis SIL Regular" w:hAnsi="Charis SIL Regular" w:eastAsia="Charis SIL Regular"/>
+          <w:b w:val="0"/>
+          <w:i w:val="0"/>
+          <w:color w:val="000000"/>
+          <w:sz w:val="24"/>
+        </w:rPr>
+        <w:hyperlink r:id="rId10" w:history="1">
+          <w:r>
+            <w:rPr>
+              <w:rStyle w:val="Hyperlink"/>
+            </w:rPr>
+            <w:t xml:space="preserve"> of ra</w:t>
+          </w:r>
+        </w:hyperlink>
+      </w:r>
+      <w:r>
+        <w:rPr>
+          <w:u w:val="single" w:color="0000ff"/>
+          <w:rFonts w:ascii="Charis SIL Regular" w:hAnsi="Charis SIL Regular" w:eastAsia="Charis SIL Regular"/>
+          <w:b w:val="0"/>
+          <w:i w:val="0"/>
+          <w:color w:val="000000"/>
+          <w:sz w:val="24"/>
+        </w:rPr>
+        <w:hyperlink r:id="rId10" w:history="1">
+          <w:r>
+            <w:rPr>
+              <w:rStyle w:val="Hyperlink"/>
+            </w:rPr>
+            <w:t>i</w:t>
+          </w:r>
+        </w:hyperlink>
+      </w:r>
+      <w:r>
+        <w:rPr>
+          <w:u w:val="single" w:color="0000ff"/>
+          <w:rFonts w:ascii="Charis SIL Regular" w:hAnsi="Charis SIL Regular" w:eastAsia="Charis SIL Regular"/>
+          <w:b w:val="0"/>
+          <w:i w:val="0"/>
+          <w:color w:val="000000"/>
+          <w:sz w:val="24"/>
+        </w:rPr>
+        <w:hyperlink r:id="rId10" w:history="1">
+          <w:r>
+            <w:rPr>
+              <w:rStyle w:val="Hyperlink"/>
+            </w:rPr>
+            <w:t>sing awaren</w:t>
+          </w:r>
+        </w:hyperlink>
+      </w:r>
+      <w:r>
+        <w:rPr>
+          <w:rFonts w:ascii="Charis SIL Regular" w:hAnsi="Charis SIL Regular" w:eastAsia="Charis SIL Regular"/>
+          <w:b w:val="0"/>
+          <w:i w:val="0"/>
+          <w:color w:val="000000"/>
+          <w:sz w:val="24"/>
+        </w:rPr>
+        <w:t xml:space="preserve">ess of and interest in </w:t>
       </w:r>
       <w:r>
         <w:rPr>
@@ -811,7 +1020,7 @@
           <w:sz w:val="24"/>
           <w:u w:val="single"/>
         </w:rPr>
-        <w:hyperlink r:id="rId12" w:history="1">
+        <w:hyperlink r:id="rId13" w:history="1">
           <w:r>
             <w:rPr>
               <w:rStyle w:val="Hyperlink"/>
@@ -829,7 +1038,7 @@
           <w:sz w:val="24"/>
           <w:u w:val="single"/>
         </w:rPr>
-        <w:hyperlink r:id="rId12" w:history="1">
+        <w:hyperlink r:id="rId13" w:history="1">
           <w:r>
             <w:rPr>
               <w:rStyle w:val="Hyperlink"/>
@@ -847,7 +1056,7 @@
           <w:sz w:val="24"/>
           <w:u w:val="single"/>
         </w:rPr>
-        <w:hyperlink r:id="rId12" w:history="1">
+        <w:hyperlink r:id="rId13" w:history="1">
           <w:r>
             <w:rPr>
               <w:rStyle w:val="Hyperlink"/>

--- a/EXPORTS/DOCX/published/niveau3/English/KVVAK.docx
+++ b/EXPORTS/DOCX/published/niveau3/English/KVVAK.docx
@@ -340,133 +340,7 @@
           <w:color w:val="000000"/>
           <w:sz w:val="24"/>
         </w:rPr>
-        <w:t xml:space="preserve">has </w:t>
-      </w:r>
-      <w:r>
-        <w:rPr>
-          <w:u w:val="single" w:color="0000ff"/>
-          <w:rFonts w:ascii="Charis SIL Regular" w:hAnsi="Charis SIL Regular" w:eastAsia="Charis SIL Regular"/>
-          <w:b w:val="0"/>
-          <w:i w:val="0"/>
-          <w:color w:val="000000"/>
-          <w:sz w:val="24"/>
-        </w:rPr>
-        <w:hyperlink r:id="rId9" w:history="1">
-          <w:r>
-            <w:rPr>
-              <w:rStyle w:val="Hyperlink"/>
-            </w:rPr>
-            <w:t>held t</w:t>
-          </w:r>
-        </w:hyperlink>
-      </w:r>
-      <w:r>
-        <w:rPr>
-          <w:u w:val="single" w:color="0000ff"/>
-          <w:rFonts w:ascii="Charis SIL Regular" w:hAnsi="Charis SIL Regular" w:eastAsia="Charis SIL Regular"/>
-          <w:b w:val="0"/>
-          <w:i w:val="0"/>
-          <w:color w:val="000000"/>
-          <w:sz w:val="24"/>
-        </w:rPr>
-        <w:hyperlink r:id="rId9" w:history="1">
-          <w:r>
-            <w:rPr>
-              <w:rStyle w:val="Hyperlink"/>
-            </w:rPr>
-            <w:t>h</w:t>
-          </w:r>
-        </w:hyperlink>
-      </w:r>
-      <w:r>
-        <w:rPr>
-          <w:u w:val="single" w:color="0000ff"/>
-          <w:rFonts w:ascii="Charis SIL Regular" w:hAnsi="Charis SIL Regular" w:eastAsia="Charis SIL Regular"/>
-          <w:b w:val="0"/>
-          <w:i w:val="0"/>
-          <w:color w:val="000000"/>
-          <w:sz w:val="24"/>
-        </w:rPr>
-        <w:hyperlink r:id="rId9" w:history="1">
-          <w:r>
-            <w:rPr>
-              <w:rStyle w:val="Hyperlink"/>
-            </w:rPr>
-            <w:t>e des</w:t>
-          </w:r>
-        </w:hyperlink>
-      </w:r>
-      <w:r>
-        <w:rPr>
-          <w:u w:val="single" w:color="0000ff"/>
-          <w:rFonts w:ascii="Charis SIL Regular" w:hAnsi="Charis SIL Regular" w:eastAsia="Charis SIL Regular"/>
-          <w:b w:val="0"/>
-          <w:i w:val="0"/>
-          <w:color w:val="000000"/>
-          <w:sz w:val="24"/>
-        </w:rPr>
-        <w:hyperlink r:id="rId9" w:history="1">
-          <w:r>
-            <w:rPr>
-              <w:rStyle w:val="Hyperlink"/>
-            </w:rPr>
-            <w:t>i</w:t>
-          </w:r>
-        </w:hyperlink>
-      </w:r>
-      <w:r>
-        <w:rPr>
-          <w:u w:val="single" w:color="0000ff"/>
-          <w:rFonts w:ascii="Charis SIL Regular" w:hAnsi="Charis SIL Regular" w:eastAsia="Charis SIL Regular"/>
-          <w:b w:val="0"/>
-          <w:i w:val="0"/>
-          <w:color w:val="000000"/>
-          <w:sz w:val="24"/>
-        </w:rPr>
-        <w:hyperlink r:id="rId9" w:history="1">
-          <w:r>
-            <w:rPr>
-              <w:rStyle w:val="Hyperlink"/>
-            </w:rPr>
-            <w:t>gna</w:t>
-          </w:r>
-        </w:hyperlink>
-      </w:r>
-      <w:r>
-        <w:rPr>
-          <w:u w:val="single" w:color="0000ff"/>
-          <w:rFonts w:ascii="Charis SIL Regular" w:hAnsi="Charis SIL Regular" w:eastAsia="Charis SIL Regular"/>
-          <w:b w:val="0"/>
-          <w:i w:val="0"/>
-          <w:color w:val="000000"/>
-          <w:sz w:val="24"/>
-        </w:rPr>
-        <w:hyperlink r:id="rId9" w:history="1">
-          <w:r>
-            <w:rPr>
-              <w:rStyle w:val="Hyperlink"/>
-            </w:rPr>
-            <w:t>t</w:t>
-          </w:r>
-        </w:hyperlink>
-      </w:r>
-      <w:r>
-        <w:rPr>
-          <w:u w:val="single" w:color="0000ff"/>
-          <w:rFonts w:ascii="Charis SIL Regular" w:hAnsi="Charis SIL Regular" w:eastAsia="Charis SIL Regular"/>
-          <w:b w:val="0"/>
-          <w:i w:val="0"/>
-          <w:color w:val="000000"/>
-          <w:sz w:val="24"/>
-        </w:rPr>
-        <w:hyperlink r:id="rId9" w:history="1">
-          <w:r>
-            <w:rPr>
-              <w:rStyle w:val="Hyperlink"/>
-            </w:rPr>
-            <w:t>ion "Ro</w:t>
-          </w:r>
-        </w:hyperlink>
+        <w:t>has held the designation "Ro</w:t>
       </w:r>
       <w:r>
         <w:rPr>
@@ -742,96 +616,13 @@
       </w:r>
       <w:r>
         <w:rPr>
-          <w:u w:val="single" w:color="0000ff"/>
           <w:rFonts w:ascii="Charis SIL Regular" w:hAnsi="Charis SIL Regular" w:eastAsia="Charis SIL Regular"/>
           <w:b w:val="0"/>
           <w:i w:val="0"/>
           <w:color w:val="000000"/>
           <w:sz w:val="24"/>
         </w:rPr>
-        <w:hyperlink r:id="rId10" w:history="1">
-          <w:r>
-            <w:rPr>
-              <w:rStyle w:val="Hyperlink"/>
-            </w:rPr>
-            <w:t>the ai</w:t>
-          </w:r>
-        </w:hyperlink>
-      </w:r>
-      <w:r>
-        <w:rPr>
-          <w:u w:val="single" w:color="0000ff"/>
-          <w:rFonts w:ascii="Charis SIL Regular" w:hAnsi="Charis SIL Regular" w:eastAsia="Charis SIL Regular"/>
-          <w:b w:val="0"/>
-          <w:i w:val="0"/>
-          <w:color w:val="000000"/>
-          <w:sz w:val="24"/>
-        </w:rPr>
-        <w:t>m</w:t>
-      </w:r>
-      <w:r>
-        <w:rPr>
-          <w:u w:val="single" w:color="0000ff"/>
-          <w:rFonts w:ascii="Charis SIL Regular" w:hAnsi="Charis SIL Regular" w:eastAsia="Charis SIL Regular"/>
-          <w:b w:val="0"/>
-          <w:i w:val="0"/>
-          <w:color w:val="000000"/>
-          <w:sz w:val="24"/>
-        </w:rPr>
-        <w:hyperlink r:id="rId10" w:history="1">
-          <w:r>
-            <w:rPr>
-              <w:rStyle w:val="Hyperlink"/>
-            </w:rPr>
-            <w:t xml:space="preserve"> of ra</w:t>
-          </w:r>
-        </w:hyperlink>
-      </w:r>
-      <w:r>
-        <w:rPr>
-          <w:u w:val="single" w:color="0000ff"/>
-          <w:rFonts w:ascii="Charis SIL Regular" w:hAnsi="Charis SIL Regular" w:eastAsia="Charis SIL Regular"/>
-          <w:b w:val="0"/>
-          <w:i w:val="0"/>
-          <w:color w:val="000000"/>
-          <w:sz w:val="24"/>
-        </w:rPr>
-        <w:hyperlink r:id="rId10" w:history="1">
-          <w:r>
-            <w:rPr>
-              <w:rStyle w:val="Hyperlink"/>
-            </w:rPr>
-            <w:t>i</w:t>
-          </w:r>
-        </w:hyperlink>
-      </w:r>
-      <w:r>
-        <w:rPr>
-          <w:u w:val="single" w:color="0000ff"/>
-          <w:rFonts w:ascii="Charis SIL Regular" w:hAnsi="Charis SIL Regular" w:eastAsia="Charis SIL Regular"/>
-          <w:b w:val="0"/>
-          <w:i w:val="0"/>
-          <w:color w:val="000000"/>
-          <w:sz w:val="24"/>
-        </w:rPr>
-        <w:hyperlink r:id="rId10" w:history="1">
-          <w:r>
-            <w:rPr>
-              <w:rStyle w:val="Hyperlink"/>
-            </w:rPr>
-            <w:t>sing awaren</w:t>
-          </w:r>
-        </w:hyperlink>
-      </w:r>
-      <w:r>
-        <w:rPr>
-          <w:rFonts w:ascii="Charis SIL Regular" w:hAnsi="Charis SIL Regular" w:eastAsia="Charis SIL Regular"/>
-          <w:b w:val="0"/>
-          <w:i w:val="0"/>
-          <w:color w:val="000000"/>
-          <w:sz w:val="24"/>
-        </w:rPr>
-        <w:t xml:space="preserve">ess of and interest in </w:t>
+        <w:t xml:space="preserve">the aim of raising awareness of and interest in </w:t>
       </w:r>
       <w:r>
         <w:rPr>
@@ -1020,7 +811,7 @@
           <w:sz w:val="24"/>
           <w:u w:val="single"/>
         </w:rPr>
-        <w:hyperlink r:id="rId13" w:history="1">
+        <w:hyperlink r:id="rId12" w:history="1">
           <w:r>
             <w:rPr>
               <w:rStyle w:val="Hyperlink"/>
@@ -1038,7 +829,7 @@
           <w:sz w:val="24"/>
           <w:u w:val="single"/>
         </w:rPr>
-        <w:hyperlink r:id="rId13" w:history="1">
+        <w:hyperlink r:id="rId12" w:history="1">
           <w:r>
             <w:rPr>
               <w:rStyle w:val="Hyperlink"/>
@@ -1056,7 +847,7 @@
           <w:sz w:val="24"/>
           <w:u w:val="single"/>
         </w:rPr>
-        <w:hyperlink r:id="rId13" w:history="1">
+        <w:hyperlink r:id="rId12" w:history="1">
           <w:r>
             <w:rPr>
               <w:rStyle w:val="Hyperlink"/>

--- a/EXPORTS/DOCX/published/niveau3/English/KVVAK.docx
+++ b/EXPORTS/DOCX/published/niveau3/English/KVVAK.docx
@@ -340,7 +340,133 @@
           <w:color w:val="000000"/>
           <w:sz w:val="24"/>
         </w:rPr>
-        <w:t>has held the designation "Ro</w:t>
+        <w:t xml:space="preserve">has </w:t>
+      </w:r>
+      <w:r>
+        <w:rPr>
+          <w:u w:val="single" w:color="0000ff"/>
+          <w:rFonts w:ascii="Charis SIL Regular" w:hAnsi="Charis SIL Regular" w:eastAsia="Charis SIL Regular"/>
+          <w:b w:val="0"/>
+          <w:i w:val="0"/>
+          <w:color w:val="000000"/>
+          <w:sz w:val="24"/>
+        </w:rPr>
+        <w:hyperlink r:id="rId9" w:history="1">
+          <w:r>
+            <w:rPr>
+              <w:rStyle w:val="Hyperlink"/>
+            </w:rPr>
+            <w:t>held t</w:t>
+          </w:r>
+        </w:hyperlink>
+      </w:r>
+      <w:r>
+        <w:rPr>
+          <w:u w:val="single" w:color="0000ff"/>
+          <w:rFonts w:ascii="Charis SIL Regular" w:hAnsi="Charis SIL Regular" w:eastAsia="Charis SIL Regular"/>
+          <w:b w:val="0"/>
+          <w:i w:val="0"/>
+          <w:color w:val="000000"/>
+          <w:sz w:val="24"/>
+        </w:rPr>
+        <w:hyperlink r:id="rId9" w:history="1">
+          <w:r>
+            <w:rPr>
+              <w:rStyle w:val="Hyperlink"/>
+            </w:rPr>
+            <w:t>h</w:t>
+          </w:r>
+        </w:hyperlink>
+      </w:r>
+      <w:r>
+        <w:rPr>
+          <w:u w:val="single" w:color="0000ff"/>
+          <w:rFonts w:ascii="Charis SIL Regular" w:hAnsi="Charis SIL Regular" w:eastAsia="Charis SIL Regular"/>
+          <w:b w:val="0"/>
+          <w:i w:val="0"/>
+          <w:color w:val="000000"/>
+          <w:sz w:val="24"/>
+        </w:rPr>
+        <w:hyperlink r:id="rId9" w:history="1">
+          <w:r>
+            <w:rPr>
+              <w:rStyle w:val="Hyperlink"/>
+            </w:rPr>
+            <w:t>e des</w:t>
+          </w:r>
+        </w:hyperlink>
+      </w:r>
+      <w:r>
+        <w:rPr>
+          <w:u w:val="single" w:color="0000ff"/>
+          <w:rFonts w:ascii="Charis SIL Regular" w:hAnsi="Charis SIL Regular" w:eastAsia="Charis SIL Regular"/>
+          <w:b w:val="0"/>
+          <w:i w:val="0"/>
+          <w:color w:val="000000"/>
+          <w:sz w:val="24"/>
+        </w:rPr>
+        <w:hyperlink r:id="rId9" w:history="1">
+          <w:r>
+            <w:rPr>
+              <w:rStyle w:val="Hyperlink"/>
+            </w:rPr>
+            <w:t>i</w:t>
+          </w:r>
+        </w:hyperlink>
+      </w:r>
+      <w:r>
+        <w:rPr>
+          <w:u w:val="single" w:color="0000ff"/>
+          <w:rFonts w:ascii="Charis SIL Regular" w:hAnsi="Charis SIL Regular" w:eastAsia="Charis SIL Regular"/>
+          <w:b w:val="0"/>
+          <w:i w:val="0"/>
+          <w:color w:val="000000"/>
+          <w:sz w:val="24"/>
+        </w:rPr>
+        <w:hyperlink r:id="rId9" w:history="1">
+          <w:r>
+            <w:rPr>
+              <w:rStyle w:val="Hyperlink"/>
+            </w:rPr>
+            <w:t>gna</w:t>
+          </w:r>
+        </w:hyperlink>
+      </w:r>
+      <w:r>
+        <w:rPr>
+          <w:u w:val="single" w:color="0000ff"/>
+          <w:rFonts w:ascii="Charis SIL Regular" w:hAnsi="Charis SIL Regular" w:eastAsia="Charis SIL Regular"/>
+          <w:b w:val="0"/>
+          <w:i w:val="0"/>
+          <w:color w:val="000000"/>
+          <w:sz w:val="24"/>
+        </w:rPr>
+        <w:hyperlink r:id="rId9" w:history="1">
+          <w:r>
+            <w:rPr>
+              <w:rStyle w:val="Hyperlink"/>
+            </w:rPr>
+            <w:t>t</w:t>
+          </w:r>
+        </w:hyperlink>
+      </w:r>
+      <w:r>
+        <w:rPr>
+          <w:u w:val="single" w:color="0000ff"/>
+          <w:rFonts w:ascii="Charis SIL Regular" w:hAnsi="Charis SIL Regular" w:eastAsia="Charis SIL Regular"/>
+          <w:b w:val="0"/>
+          <w:i w:val="0"/>
+          <w:color w:val="000000"/>
+          <w:sz w:val="24"/>
+        </w:rPr>
+        <w:hyperlink r:id="rId9" w:history="1">
+          <w:r>
+            <w:rPr>
+              <w:rStyle w:val="Hyperlink"/>
+            </w:rPr>
+            <w:t>ion "Ro</w:t>
+          </w:r>
+        </w:hyperlink>
       </w:r>
       <w:r>
         <w:rPr>

--- a/EXPORTS/DOCX/published/niveau3/English/KVVAK.docx
+++ b/EXPORTS/DOCX/published/niveau3/English/KVVAK.docx
@@ -1350,61 +1350,7 @@
           <w:color w:val="000000"/>
           <w:sz w:val="24"/>
         </w:rPr>
-        <w:t xml:space="preserve"> in</w:t>
-      </w:r>
-      <w:r>
-        <w:rPr>
-          <w:u w:val="single" w:color="0000ff"/>
-          <w:rFonts w:ascii="Charis SIL Regular" w:hAnsi="Charis SIL Regular" w:eastAsia="Charis SIL Regular"/>
-          <w:b w:val="0"/>
-          <w:i w:val="0"/>
-          <w:color w:val="000000"/>
-          <w:sz w:val="24"/>
-        </w:rPr>
-        <w:hyperlink r:id="rId17" w:history="1">
-          <w:r>
-            <w:rPr>
-              <w:rStyle w:val="Hyperlink"/>
-            </w:rPr>
-            <w:t xml:space="preserve"> Amsterd</w:t>
-          </w:r>
-        </w:hyperlink>
-      </w:r>
-      <w:r>
-        <w:rPr>
-          <w:u w:val="single" w:color="0000ff"/>
-          <w:rFonts w:ascii="Charis SIL Regular" w:hAnsi="Charis SIL Regular" w:eastAsia="Charis SIL Regular"/>
-          <w:b w:val="0"/>
-          <w:i w:val="0"/>
-          <w:color w:val="000000"/>
-          <w:sz w:val="24"/>
-        </w:rPr>
-        <w:hyperlink r:id="rId17" w:history="1">
-          <w:r>
-            <w:rPr>
-              <w:rStyle w:val="Hyperlink"/>
-            </w:rPr>
-            <w:t>a</w:t>
-          </w:r>
-        </w:hyperlink>
-      </w:r>
-      <w:r>
-        <w:rPr>
-          <w:u w:val="single" w:color="0000ff"/>
-          <w:rFonts w:ascii="Charis SIL Regular" w:hAnsi="Charis SIL Regular" w:eastAsia="Charis SIL Regular"/>
-          <w:b w:val="0"/>
-          <w:i w:val="0"/>
-          <w:color w:val="000000"/>
-          <w:sz w:val="24"/>
-        </w:rPr>
-        <w:hyperlink r:id="rId17" w:history="1">
-          <w:r>
-            <w:rPr>
-              <w:rStyle w:val="Hyperlink"/>
-            </w:rPr>
-            <w:t>m, wher</w:t>
-          </w:r>
-        </w:hyperlink>
+        <w:t xml:space="preserve"> in Amsterdam, wher</w:t>
       </w:r>
       <w:r>
         <w:rPr>

--- a/EXPORTS/DOCX/published/niveau3/English/KVVAK.docx
+++ b/EXPORTS/DOCX/published/niveau3/English/KVVAK.docx
@@ -1350,7 +1350,61 @@
           <w:color w:val="000000"/>
           <w:sz w:val="24"/>
         </w:rPr>
-        <w:t xml:space="preserve"> in Amsterdam, wher</w:t>
+        <w:t xml:space="preserve"> in</w:t>
+      </w:r>
+      <w:r>
+        <w:rPr>
+          <w:u w:val="single" w:color="0000ff"/>
+          <w:rFonts w:ascii="Charis SIL Regular" w:hAnsi="Charis SIL Regular" w:eastAsia="Charis SIL Regular"/>
+          <w:b w:val="0"/>
+          <w:i w:val="0"/>
+          <w:color w:val="000000"/>
+          <w:sz w:val="24"/>
+        </w:rPr>
+        <w:hyperlink r:id="rId17" w:history="1">
+          <w:r>
+            <w:rPr>
+              <w:rStyle w:val="Hyperlink"/>
+            </w:rPr>
+            <w:t xml:space="preserve"> Amsterd</w:t>
+          </w:r>
+        </w:hyperlink>
+      </w:r>
+      <w:r>
+        <w:rPr>
+          <w:u w:val="single" w:color="0000ff"/>
+          <w:rFonts w:ascii="Charis SIL Regular" w:hAnsi="Charis SIL Regular" w:eastAsia="Charis SIL Regular"/>
+          <w:b w:val="0"/>
+          <w:i w:val="0"/>
+          <w:color w:val="000000"/>
+          <w:sz w:val="24"/>
+        </w:rPr>
+        <w:hyperlink r:id="rId17" w:history="1">
+          <w:r>
+            <w:rPr>
+              <w:rStyle w:val="Hyperlink"/>
+            </w:rPr>
+            <w:t>a</w:t>
+          </w:r>
+        </w:hyperlink>
+      </w:r>
+      <w:r>
+        <w:rPr>
+          <w:u w:val="single" w:color="0000ff"/>
+          <w:rFonts w:ascii="Charis SIL Regular" w:hAnsi="Charis SIL Regular" w:eastAsia="Charis SIL Regular"/>
+          <w:b w:val="0"/>
+          <w:i w:val="0"/>
+          <w:color w:val="000000"/>
+          <w:sz w:val="24"/>
+        </w:rPr>
+        <w:hyperlink r:id="rId17" w:history="1">
+          <w:r>
+            <w:rPr>
+              <w:rStyle w:val="Hyperlink"/>
+            </w:rPr>
+            <w:t>m, wher</w:t>
+          </w:r>
+        </w:hyperlink>
       </w:r>
       <w:r>
         <w:rPr>

--- a/EXPORTS/DOCX/published/niveau3/English/KVVAK.docx
+++ b/EXPORTS/DOCX/published/niveau3/English/KVVAK.docx
@@ -805,25 +805,7 @@
           <w:color w:val="000000"/>
           <w:sz w:val="24"/>
         </w:rPr>
-        <w:t xml:space="preserve"> an</w:t>
-      </w:r>
-      <w:r>
-        <w:rPr>
-          <w:u w:val="single" w:color="0000ff"/>
-          <w:rFonts w:ascii="Charis SIL Regular" w:hAnsi="Charis SIL Regular" w:eastAsia="Charis SIL Regular"/>
-          <w:b w:val="0"/>
-          <w:i w:val="0"/>
-          <w:color w:val="000000"/>
-          <w:sz w:val="24"/>
-        </w:rPr>
-        <w:hyperlink r:id="rId11" w:history="1">
-          <w:r>
-            <w:rPr>
-              <w:rStyle w:val="Hyperlink"/>
-            </w:rPr>
-            <w:t>d pr</w:t>
-          </w:r>
-        </w:hyperlink>
+        <w:t xml:space="preserve"> and pr</w:t>
       </w:r>
       <w:r>
         <w:rPr>

--- a/EXPORTS/DOCX/published/niveau3/English/KVVAK.docx
+++ b/EXPORTS/DOCX/published/niveau3/English/KVVAK.docx
@@ -340,133 +340,7 @@
           <w:color w:val="000000"/>
           <w:sz w:val="24"/>
         </w:rPr>
-        <w:t xml:space="preserve">has </w:t>
-      </w:r>
-      <w:r>
-        <w:rPr>
-          <w:u w:val="single" w:color="0000ff"/>
-          <w:rFonts w:ascii="Charis SIL Regular" w:hAnsi="Charis SIL Regular" w:eastAsia="Charis SIL Regular"/>
-          <w:b w:val="0"/>
-          <w:i w:val="0"/>
-          <w:color w:val="000000"/>
-          <w:sz w:val="24"/>
-        </w:rPr>
-        <w:hyperlink r:id="rId9" w:history="1">
-          <w:r>
-            <w:rPr>
-              <w:rStyle w:val="Hyperlink"/>
-            </w:rPr>
-            <w:t>held t</w:t>
-          </w:r>
-        </w:hyperlink>
-      </w:r>
-      <w:r>
-        <w:rPr>
-          <w:u w:val="single" w:color="0000ff"/>
-          <w:rFonts w:ascii="Charis SIL Regular" w:hAnsi="Charis SIL Regular" w:eastAsia="Charis SIL Regular"/>
-          <w:b w:val="0"/>
-          <w:i w:val="0"/>
-          <w:color w:val="000000"/>
-          <w:sz w:val="24"/>
-        </w:rPr>
-        <w:hyperlink r:id="rId9" w:history="1">
-          <w:r>
-            <w:rPr>
-              <w:rStyle w:val="Hyperlink"/>
-            </w:rPr>
-            <w:t>h</w:t>
-          </w:r>
-        </w:hyperlink>
-      </w:r>
-      <w:r>
-        <w:rPr>
-          <w:u w:val="single" w:color="0000ff"/>
-          <w:rFonts w:ascii="Charis SIL Regular" w:hAnsi="Charis SIL Regular" w:eastAsia="Charis SIL Regular"/>
-          <w:b w:val="0"/>
-          <w:i w:val="0"/>
-          <w:color w:val="000000"/>
-          <w:sz w:val="24"/>
-        </w:rPr>
-        <w:hyperlink r:id="rId9" w:history="1">
-          <w:r>
-            <w:rPr>
-              <w:rStyle w:val="Hyperlink"/>
-            </w:rPr>
-            <w:t>e des</w:t>
-          </w:r>
-        </w:hyperlink>
-      </w:r>
-      <w:r>
-        <w:rPr>
-          <w:u w:val="single" w:color="0000ff"/>
-          <w:rFonts w:ascii="Charis SIL Regular" w:hAnsi="Charis SIL Regular" w:eastAsia="Charis SIL Regular"/>
-          <w:b w:val="0"/>
-          <w:i w:val="0"/>
-          <w:color w:val="000000"/>
-          <w:sz w:val="24"/>
-        </w:rPr>
-        <w:hyperlink r:id="rId9" w:history="1">
-          <w:r>
-            <w:rPr>
-              <w:rStyle w:val="Hyperlink"/>
-            </w:rPr>
-            <w:t>i</w:t>
-          </w:r>
-        </w:hyperlink>
-      </w:r>
-      <w:r>
-        <w:rPr>
-          <w:u w:val="single" w:color="0000ff"/>
-          <w:rFonts w:ascii="Charis SIL Regular" w:hAnsi="Charis SIL Regular" w:eastAsia="Charis SIL Regular"/>
-          <w:b w:val="0"/>
-          <w:i w:val="0"/>
-          <w:color w:val="000000"/>
-          <w:sz w:val="24"/>
-        </w:rPr>
-        <w:hyperlink r:id="rId9" w:history="1">
-          <w:r>
-            <w:rPr>
-              <w:rStyle w:val="Hyperlink"/>
-            </w:rPr>
-            <w:t>gna</w:t>
-          </w:r>
-        </w:hyperlink>
-      </w:r>
-      <w:r>
-        <w:rPr>
-          <w:u w:val="single" w:color="0000ff"/>
-          <w:rFonts w:ascii="Charis SIL Regular" w:hAnsi="Charis SIL Regular" w:eastAsia="Charis SIL Regular"/>
-          <w:b w:val="0"/>
-          <w:i w:val="0"/>
-          <w:color w:val="000000"/>
-          <w:sz w:val="24"/>
-        </w:rPr>
-        <w:hyperlink r:id="rId9" w:history="1">
-          <w:r>
-            <w:rPr>
-              <w:rStyle w:val="Hyperlink"/>
-            </w:rPr>
-            <w:t>t</w:t>
-          </w:r>
-        </w:hyperlink>
-      </w:r>
-      <w:r>
-        <w:rPr>
-          <w:u w:val="single" w:color="0000ff"/>
-          <w:rFonts w:ascii="Charis SIL Regular" w:hAnsi="Charis SIL Regular" w:eastAsia="Charis SIL Regular"/>
-          <w:b w:val="0"/>
-          <w:i w:val="0"/>
-          <w:color w:val="000000"/>
-          <w:sz w:val="24"/>
-        </w:rPr>
-        <w:hyperlink r:id="rId9" w:history="1">
-          <w:r>
-            <w:rPr>
-              <w:rStyle w:val="Hyperlink"/>
-            </w:rPr>
-            <w:t>ion "Ro</w:t>
-          </w:r>
-        </w:hyperlink>
+        <w:t>has held the designation "Ro</w:t>
       </w:r>
       <w:r>
         <w:rPr>
@@ -1332,61 +1206,7 @@
           <w:color w:val="000000"/>
           <w:sz w:val="24"/>
         </w:rPr>
-        <w:t xml:space="preserve"> in</w:t>
-      </w:r>
-      <w:r>
-        <w:rPr>
-          <w:u w:val="single" w:color="0000ff"/>
-          <w:rFonts w:ascii="Charis SIL Regular" w:hAnsi="Charis SIL Regular" w:eastAsia="Charis SIL Regular"/>
-          <w:b w:val="0"/>
-          <w:i w:val="0"/>
-          <w:color w:val="000000"/>
-          <w:sz w:val="24"/>
-        </w:rPr>
-        <w:hyperlink r:id="rId17" w:history="1">
-          <w:r>
-            <w:rPr>
-              <w:rStyle w:val="Hyperlink"/>
-            </w:rPr>
-            <w:t xml:space="preserve"> Amsterd</w:t>
-          </w:r>
-        </w:hyperlink>
-      </w:r>
-      <w:r>
-        <w:rPr>
-          <w:u w:val="single" w:color="0000ff"/>
-          <w:rFonts w:ascii="Charis SIL Regular" w:hAnsi="Charis SIL Regular" w:eastAsia="Charis SIL Regular"/>
-          <w:b w:val="0"/>
-          <w:i w:val="0"/>
-          <w:color w:val="000000"/>
-          <w:sz w:val="24"/>
-        </w:rPr>
-        <w:hyperlink r:id="rId17" w:history="1">
-          <w:r>
-            <w:rPr>
-              <w:rStyle w:val="Hyperlink"/>
-            </w:rPr>
-            <w:t>a</w:t>
-          </w:r>
-        </w:hyperlink>
-      </w:r>
-      <w:r>
-        <w:rPr>
-          <w:u w:val="single" w:color="0000ff"/>
-          <w:rFonts w:ascii="Charis SIL Regular" w:hAnsi="Charis SIL Regular" w:eastAsia="Charis SIL Regular"/>
-          <w:b w:val="0"/>
-          <w:i w:val="0"/>
-          <w:color w:val="000000"/>
-          <w:sz w:val="24"/>
-        </w:rPr>
-        <w:hyperlink r:id="rId17" w:history="1">
-          <w:r>
-            <w:rPr>
-              <w:rStyle w:val="Hyperlink"/>
-            </w:rPr>
-            <w:t>m, wher</w:t>
-          </w:r>
-        </w:hyperlink>
+        <w:t xml:space="preserve"> in Amsterdam, wher</w:t>
       </w:r>
       <w:r>
         <w:rPr>

--- a/EXPORTS/DOCX/published/niveau3/English/KVVAK.docx
+++ b/EXPORTS/DOCX/published/niveau3/English/KVVAK.docx
@@ -340,7 +340,133 @@
           <w:color w:val="000000"/>
           <w:sz w:val="24"/>
         </w:rPr>
-        <w:t>has held the designation "Ro</w:t>
+        <w:t xml:space="preserve">has </w:t>
+      </w:r>
+      <w:r>
+        <w:rPr>
+          <w:u w:val="single" w:color="0000ff"/>
+          <w:rFonts w:ascii="Charis SIL Regular" w:hAnsi="Charis SIL Regular" w:eastAsia="Charis SIL Regular"/>
+          <w:b w:val="0"/>
+          <w:i w:val="0"/>
+          <w:color w:val="000000"/>
+          <w:sz w:val="24"/>
+        </w:rPr>
+        <w:hyperlink r:id="rId9" w:history="1">
+          <w:r>
+            <w:rPr>
+              <w:rStyle w:val="Hyperlink"/>
+            </w:rPr>
+            <w:t>held t</w:t>
+          </w:r>
+        </w:hyperlink>
+      </w:r>
+      <w:r>
+        <w:rPr>
+          <w:u w:val="single" w:color="0000ff"/>
+          <w:rFonts w:ascii="Charis SIL Regular" w:hAnsi="Charis SIL Regular" w:eastAsia="Charis SIL Regular"/>
+          <w:b w:val="0"/>
+          <w:i w:val="0"/>
+          <w:color w:val="000000"/>
+          <w:sz w:val="24"/>
+        </w:rPr>
+        <w:hyperlink r:id="rId9" w:history="1">
+          <w:r>
+            <w:rPr>
+              <w:rStyle w:val="Hyperlink"/>
+            </w:rPr>
+            <w:t>h</w:t>
+          </w:r>
+        </w:hyperlink>
+      </w:r>
+      <w:r>
+        <w:rPr>
+          <w:u w:val="single" w:color="0000ff"/>
+          <w:rFonts w:ascii="Charis SIL Regular" w:hAnsi="Charis SIL Regular" w:eastAsia="Charis SIL Regular"/>
+          <w:b w:val="0"/>
+          <w:i w:val="0"/>
+          <w:color w:val="000000"/>
+          <w:sz w:val="24"/>
+        </w:rPr>
+        <w:hyperlink r:id="rId9" w:history="1">
+          <w:r>
+            <w:rPr>
+              <w:rStyle w:val="Hyperlink"/>
+            </w:rPr>
+            <w:t>e des</w:t>
+          </w:r>
+        </w:hyperlink>
+      </w:r>
+      <w:r>
+        <w:rPr>
+          <w:u w:val="single" w:color="0000ff"/>
+          <w:rFonts w:ascii="Charis SIL Regular" w:hAnsi="Charis SIL Regular" w:eastAsia="Charis SIL Regular"/>
+          <w:b w:val="0"/>
+          <w:i w:val="0"/>
+          <w:color w:val="000000"/>
+          <w:sz w:val="24"/>
+        </w:rPr>
+        <w:hyperlink r:id="rId9" w:history="1">
+          <w:r>
+            <w:rPr>
+              <w:rStyle w:val="Hyperlink"/>
+            </w:rPr>
+            <w:t>i</w:t>
+          </w:r>
+        </w:hyperlink>
+      </w:r>
+      <w:r>
+        <w:rPr>
+          <w:u w:val="single" w:color="0000ff"/>
+          <w:rFonts w:ascii="Charis SIL Regular" w:hAnsi="Charis SIL Regular" w:eastAsia="Charis SIL Regular"/>
+          <w:b w:val="0"/>
+          <w:i w:val="0"/>
+          <w:color w:val="000000"/>
+          <w:sz w:val="24"/>
+        </w:rPr>
+        <w:hyperlink r:id="rId9" w:history="1">
+          <w:r>
+            <w:rPr>
+              <w:rStyle w:val="Hyperlink"/>
+            </w:rPr>
+            <w:t>gna</w:t>
+          </w:r>
+        </w:hyperlink>
+      </w:r>
+      <w:r>
+        <w:rPr>
+          <w:u w:val="single" w:color="0000ff"/>
+          <w:rFonts w:ascii="Charis SIL Regular" w:hAnsi="Charis SIL Regular" w:eastAsia="Charis SIL Regular"/>
+          <w:b w:val="0"/>
+          <w:i w:val="0"/>
+          <w:color w:val="000000"/>
+          <w:sz w:val="24"/>
+        </w:rPr>
+        <w:hyperlink r:id="rId9" w:history="1">
+          <w:r>
+            <w:rPr>
+              <w:rStyle w:val="Hyperlink"/>
+            </w:rPr>
+            <w:t>t</w:t>
+          </w:r>
+        </w:hyperlink>
+      </w:r>
+      <w:r>
+        <w:rPr>
+          <w:u w:val="single" w:color="0000ff"/>
+          <w:rFonts w:ascii="Charis SIL Regular" w:hAnsi="Charis SIL Regular" w:eastAsia="Charis SIL Regular"/>
+          <w:b w:val="0"/>
+          <w:i w:val="0"/>
+          <w:color w:val="000000"/>
+          <w:sz w:val="24"/>
+        </w:rPr>
+        <w:hyperlink r:id="rId9" w:history="1">
+          <w:r>
+            <w:rPr>
+              <w:rStyle w:val="Hyperlink"/>
+            </w:rPr>
+            <w:t>ion "Ro</w:t>
+          </w:r>
+        </w:hyperlink>
       </w:r>
       <w:r>
         <w:rPr>
@@ -616,13 +742,96 @@
       </w:r>
       <w:r>
         <w:rPr>
+          <w:u w:val="single" w:color="0000ff"/>
           <w:rFonts w:ascii="Charis SIL Regular" w:hAnsi="Charis SIL Regular" w:eastAsia="Charis SIL Regular"/>
           <w:b w:val="0"/>
           <w:i w:val="0"/>
           <w:color w:val="000000"/>
           <w:sz w:val="24"/>
         </w:rPr>
-        <w:t xml:space="preserve">the aim of raising awareness of and interest in </w:t>
+        <w:hyperlink r:id="rId10" w:history="1">
+          <w:r>
+            <w:rPr>
+              <w:rStyle w:val="Hyperlink"/>
+            </w:rPr>
+            <w:t>the ai</w:t>
+          </w:r>
+        </w:hyperlink>
+      </w:r>
+      <w:r>
+        <w:rPr>
+          <w:u w:val="single" w:color="0000ff"/>
+          <w:rFonts w:ascii="Charis SIL Regular" w:hAnsi="Charis SIL Regular" w:eastAsia="Charis SIL Regular"/>
+          <w:b w:val="0"/>
+          <w:i w:val="0"/>
+          <w:color w:val="000000"/>
+          <w:sz w:val="24"/>
+        </w:rPr>
+        <w:t>m</w:t>
+      </w:r>
+      <w:r>
+        <w:rPr>
+          <w:u w:val="single" w:color="0000ff"/>
+          <w:rFonts w:ascii="Charis SIL Regular" w:hAnsi="Charis SIL Regular" w:eastAsia="Charis SIL Regular"/>
+          <w:b w:val="0"/>
+          <w:i w:val="0"/>
+          <w:color w:val="000000"/>
+          <w:sz w:val="24"/>
+        </w:rPr>
+        <w:hyperlink r:id="rId10" w:history="1">
+          <w:r>
+            <w:rPr>
+              <w:rStyle w:val="Hyperlink"/>
+            </w:rPr>
+            <w:t xml:space="preserve"> of ra</w:t>
+          </w:r>
+        </w:hyperlink>
+      </w:r>
+      <w:r>
+        <w:rPr>
+          <w:u w:val="single" w:color="0000ff"/>
+          <w:rFonts w:ascii="Charis SIL Regular" w:hAnsi="Charis SIL Regular" w:eastAsia="Charis SIL Regular"/>
+          <w:b w:val="0"/>
+          <w:i w:val="0"/>
+          <w:color w:val="000000"/>
+          <w:sz w:val="24"/>
+        </w:rPr>
+        <w:hyperlink r:id="rId10" w:history="1">
+          <w:r>
+            <w:rPr>
+              <w:rStyle w:val="Hyperlink"/>
+            </w:rPr>
+            <w:t>i</w:t>
+          </w:r>
+        </w:hyperlink>
+      </w:r>
+      <w:r>
+        <w:rPr>
+          <w:u w:val="single" w:color="0000ff"/>
+          <w:rFonts w:ascii="Charis SIL Regular" w:hAnsi="Charis SIL Regular" w:eastAsia="Charis SIL Regular"/>
+          <w:b w:val="0"/>
+          <w:i w:val="0"/>
+          <w:color w:val="000000"/>
+          <w:sz w:val="24"/>
+        </w:rPr>
+        <w:hyperlink r:id="rId10" w:history="1">
+          <w:r>
+            <w:rPr>
+              <w:rStyle w:val="Hyperlink"/>
+            </w:rPr>
+            <w:t>sing awaren</w:t>
+          </w:r>
+        </w:hyperlink>
+      </w:r>
+      <w:r>
+        <w:rPr>
+          <w:rFonts w:ascii="Charis SIL Regular" w:hAnsi="Charis SIL Regular" w:eastAsia="Charis SIL Regular"/>
+          <w:b w:val="0"/>
+          <w:i w:val="0"/>
+          <w:color w:val="000000"/>
+          <w:sz w:val="24"/>
+        </w:rPr>
+        <w:t xml:space="preserve">ess of and interest in </w:t>
       </w:r>
       <w:r>
         <w:rPr>
@@ -1206,7 +1415,61 @@
           <w:color w:val="000000"/>
           <w:sz w:val="24"/>
         </w:rPr>
-        <w:t xml:space="preserve"> in Amsterdam, wher</w:t>
+        <w:t xml:space="preserve"> in</w:t>
+      </w:r>
+      <w:r>
+        <w:rPr>
+          <w:u w:val="single" w:color="0000ff"/>
+          <w:rFonts w:ascii="Charis SIL Regular" w:hAnsi="Charis SIL Regular" w:eastAsia="Charis SIL Regular"/>
+          <w:b w:val="0"/>
+          <w:i w:val="0"/>
+          <w:color w:val="000000"/>
+          <w:sz w:val="24"/>
+        </w:rPr>
+        <w:hyperlink r:id="rId17" w:history="1">
+          <w:r>
+            <w:rPr>
+              <w:rStyle w:val="Hyperlink"/>
+            </w:rPr>
+            <w:t xml:space="preserve"> Amsterd</w:t>
+          </w:r>
+        </w:hyperlink>
+      </w:r>
+      <w:r>
+        <w:rPr>
+          <w:u w:val="single" w:color="0000ff"/>
+          <w:rFonts w:ascii="Charis SIL Regular" w:hAnsi="Charis SIL Regular" w:eastAsia="Charis SIL Regular"/>
+          <w:b w:val="0"/>
+          <w:i w:val="0"/>
+          <w:color w:val="000000"/>
+          <w:sz w:val="24"/>
+        </w:rPr>
+        <w:hyperlink r:id="rId17" w:history="1">
+          <w:r>
+            <w:rPr>
+              <w:rStyle w:val="Hyperlink"/>
+            </w:rPr>
+            <w:t>a</w:t>
+          </w:r>
+        </w:hyperlink>
+      </w:r>
+      <w:r>
+        <w:rPr>
+          <w:u w:val="single" w:color="0000ff"/>
+          <w:rFonts w:ascii="Charis SIL Regular" w:hAnsi="Charis SIL Regular" w:eastAsia="Charis SIL Regular"/>
+          <w:b w:val="0"/>
+          <w:i w:val="0"/>
+          <w:color w:val="000000"/>
+          <w:sz w:val="24"/>
+        </w:rPr>
+        <w:hyperlink r:id="rId17" w:history="1">
+          <w:r>
+            <w:rPr>
+              <w:rStyle w:val="Hyperlink"/>
+            </w:rPr>
+            <w:t>m, wher</w:t>
+          </w:r>
+        </w:hyperlink>
       </w:r>
       <w:r>
         <w:rPr>

--- a/EXPORTS/DOCX/published/niveau3/English/KVVAK.docx
+++ b/EXPORTS/DOCX/published/niveau3/English/KVVAK.docx
@@ -760,7 +760,6 @@
       </w:r>
       <w:r>
         <w:rPr>
-          <w:u w:val="single" w:color="0000ff"/>
           <w:rFonts w:ascii="Charis SIL Regular" w:hAnsi="Charis SIL Regular" w:eastAsia="Charis SIL Regular"/>
           <w:b w:val="0"/>
           <w:i w:val="0"/>
@@ -888,7 +887,25 @@
           <w:color w:val="000000"/>
           <w:sz w:val="24"/>
         </w:rPr>
-        <w:t xml:space="preserve"> and pr</w:t>
+        <w:t xml:space="preserve"> an</w:t>
+      </w:r>
+      <w:r>
+        <w:rPr>
+          <w:u w:val="single" w:color="0000ff"/>
+          <w:rFonts w:ascii="Charis SIL Regular" w:hAnsi="Charis SIL Regular" w:eastAsia="Charis SIL Regular"/>
+          <w:b w:val="0"/>
+          <w:i w:val="0"/>
+          <w:color w:val="000000"/>
+          <w:sz w:val="24"/>
+        </w:rPr>
+        <w:hyperlink r:id="rId11" w:history="1">
+          <w:r>
+            <w:rPr>
+              <w:rStyle w:val="Hyperlink"/>
+            </w:rPr>
+            <w:t>d pr</w:t>
+          </w:r>
+        </w:hyperlink>
       </w:r>
       <w:r>
         <w:rPr>
@@ -1002,7 +1019,7 @@
           <w:sz w:val="24"/>
           <w:u w:val="single"/>
         </w:rPr>
-        <w:hyperlink r:id="rId12" w:history="1">
+        <w:hyperlink r:id="rId13" w:history="1">
           <w:r>
             <w:rPr>
               <w:rStyle w:val="Hyperlink"/>
@@ -1020,7 +1037,7 @@
           <w:sz w:val="24"/>
           <w:u w:val="single"/>
         </w:rPr>
-        <w:hyperlink r:id="rId12" w:history="1">
+        <w:hyperlink r:id="rId13" w:history="1">
           <w:r>
             <w:rPr>
               <w:rStyle w:val="Hyperlink"/>
@@ -1038,7 +1055,7 @@
           <w:sz w:val="24"/>
           <w:u w:val="single"/>
         </w:rPr>
-        <w:hyperlink r:id="rId12" w:history="1">
+        <w:hyperlink r:id="rId13" w:history="1">
           <w:r>
             <w:rPr>
               <w:rStyle w:val="Hyperlink"/>

--- a/EXPORTS/DOCX/published/niveau3/English/KVVAK.docx
+++ b/EXPORTS/DOCX/published/niveau3/English/KVVAK.docx
@@ -742,95 +742,13 @@
       </w:r>
       <w:r>
         <w:rPr>
-          <w:u w:val="single" w:color="0000ff"/>
           <w:rFonts w:ascii="Charis SIL Regular" w:hAnsi="Charis SIL Regular" w:eastAsia="Charis SIL Regular"/>
           <w:b w:val="0"/>
           <w:i w:val="0"/>
           <w:color w:val="000000"/>
           <w:sz w:val="24"/>
         </w:rPr>
-        <w:hyperlink r:id="rId10" w:history="1">
-          <w:r>
-            <w:rPr>
-              <w:rStyle w:val="Hyperlink"/>
-            </w:rPr>
-            <w:t>the ai</w:t>
-          </w:r>
-        </w:hyperlink>
-      </w:r>
-      <w:r>
-        <w:rPr>
-          <w:rFonts w:ascii="Charis SIL Regular" w:hAnsi="Charis SIL Regular" w:eastAsia="Charis SIL Regular"/>
-          <w:b w:val="0"/>
-          <w:i w:val="0"/>
-          <w:color w:val="000000"/>
-          <w:sz w:val="24"/>
-        </w:rPr>
-        <w:t>m</w:t>
-      </w:r>
-      <w:r>
-        <w:rPr>
-          <w:u w:val="single" w:color="0000ff"/>
-          <w:rFonts w:ascii="Charis SIL Regular" w:hAnsi="Charis SIL Regular" w:eastAsia="Charis SIL Regular"/>
-          <w:b w:val="0"/>
-          <w:i w:val="0"/>
-          <w:color w:val="000000"/>
-          <w:sz w:val="24"/>
-        </w:rPr>
-        <w:hyperlink r:id="rId10" w:history="1">
-          <w:r>
-            <w:rPr>
-              <w:rStyle w:val="Hyperlink"/>
-            </w:rPr>
-            <w:t xml:space="preserve"> of ra</w:t>
-          </w:r>
-        </w:hyperlink>
-      </w:r>
-      <w:r>
-        <w:rPr>
-          <w:u w:val="single" w:color="0000ff"/>
-          <w:rFonts w:ascii="Charis SIL Regular" w:hAnsi="Charis SIL Regular" w:eastAsia="Charis SIL Regular"/>
-          <w:b w:val="0"/>
-          <w:i w:val="0"/>
-          <w:color w:val="000000"/>
-          <w:sz w:val="24"/>
-        </w:rPr>
-        <w:hyperlink r:id="rId10" w:history="1">
-          <w:r>
-            <w:rPr>
-              <w:rStyle w:val="Hyperlink"/>
-            </w:rPr>
-            <w:t>i</w:t>
-          </w:r>
-        </w:hyperlink>
-      </w:r>
-      <w:r>
-        <w:rPr>
-          <w:u w:val="single" w:color="0000ff"/>
-          <w:rFonts w:ascii="Charis SIL Regular" w:hAnsi="Charis SIL Regular" w:eastAsia="Charis SIL Regular"/>
-          <w:b w:val="0"/>
-          <w:i w:val="0"/>
-          <w:color w:val="000000"/>
-          <w:sz w:val="24"/>
-        </w:rPr>
-        <w:hyperlink r:id="rId10" w:history="1">
-          <w:r>
-            <w:rPr>
-              <w:rStyle w:val="Hyperlink"/>
-            </w:rPr>
-            <w:t>sing awaren</w:t>
-          </w:r>
-        </w:hyperlink>
-      </w:r>
-      <w:r>
-        <w:rPr>
-          <w:rFonts w:ascii="Charis SIL Regular" w:hAnsi="Charis SIL Regular" w:eastAsia="Charis SIL Regular"/>
-          <w:b w:val="0"/>
-          <w:i w:val="0"/>
-          <w:color w:val="000000"/>
-          <w:sz w:val="24"/>
-        </w:rPr>
-        <w:t xml:space="preserve">ess of and interest in </w:t>
+        <w:t xml:space="preserve">the aim of raising awareness of and interest in </w:t>
       </w:r>
       <w:r>
         <w:rPr>
@@ -887,25 +805,7 @@
           <w:color w:val="000000"/>
           <w:sz w:val="24"/>
         </w:rPr>
-        <w:t xml:space="preserve"> an</w:t>
-      </w:r>
-      <w:r>
-        <w:rPr>
-          <w:u w:val="single" w:color="0000ff"/>
-          <w:rFonts w:ascii="Charis SIL Regular" w:hAnsi="Charis SIL Regular" w:eastAsia="Charis SIL Regular"/>
-          <w:b w:val="0"/>
-          <w:i w:val="0"/>
-          <w:color w:val="000000"/>
-          <w:sz w:val="24"/>
-        </w:rPr>
-        <w:hyperlink r:id="rId11" w:history="1">
-          <w:r>
-            <w:rPr>
-              <w:rStyle w:val="Hyperlink"/>
-            </w:rPr>
-            <w:t>d pr</w:t>
-          </w:r>
-        </w:hyperlink>
+        <w:t xml:space="preserve"> and pr</w:t>
       </w:r>
       <w:r>
         <w:rPr>
@@ -1019,7 +919,7 @@
           <w:sz w:val="24"/>
           <w:u w:val="single"/>
         </w:rPr>
-        <w:hyperlink r:id="rId13" w:history="1">
+        <w:hyperlink r:id="rId12" w:history="1">
           <w:r>
             <w:rPr>
               <w:rStyle w:val="Hyperlink"/>
@@ -1037,7 +937,7 @@
           <w:sz w:val="24"/>
           <w:u w:val="single"/>
         </w:rPr>
-        <w:hyperlink r:id="rId13" w:history="1">
+        <w:hyperlink r:id="rId12" w:history="1">
           <w:r>
             <w:rPr>
               <w:rStyle w:val="Hyperlink"/>
@@ -1055,7 +955,7 @@
           <w:sz w:val="24"/>
           <w:u w:val="single"/>
         </w:rPr>
-        <w:hyperlink r:id="rId13" w:history="1">
+        <w:hyperlink r:id="rId12" w:history="1">
           <w:r>
             <w:rPr>
               <w:rStyle w:val="Hyperlink"/>

--- a/EXPORTS/DOCX/published/niveau3/English/KVVAK.docx
+++ b/EXPORTS/DOCX/published/niveau3/English/KVVAK.docx
@@ -452,13 +452,21 @@
       </w:r>
       <w:r>
         <w:rPr>
+          <w:u w:val="single" w:color="0000ff"/>
           <w:rFonts w:ascii="Charis SIL Regular" w:hAnsi="Charis SIL Regular" w:eastAsia="Charis SIL Regular"/>
           <w:b w:val="0"/>
           <w:i w:val="0"/>
           <w:color w:val="000000"/>
           <w:sz w:val="24"/>
         </w:rPr>
-        <w:t>ion "Ro</w:t>
+        <w:hyperlink r:id="rId9" w:history="1">
+          <w:r>
+            <w:rPr>
+              <w:rStyle w:val="Hyperlink"/>
+            </w:rPr>
+            <w:t>ion "Ro</w:t>
+          </w:r>
+        </w:hyperlink>
       </w:r>
       <w:r>
         <w:rPr>
@@ -752,7 +760,6 @@
       </w:r>
       <w:r>
         <w:rPr>
-          <w:u w:val="single" w:color="0000ff"/>
           <w:rFonts w:ascii="Charis SIL Regular" w:hAnsi="Charis SIL Regular" w:eastAsia="Charis SIL Regular"/>
           <w:b w:val="0"/>
           <w:i w:val="0"/>
@@ -1012,7 +1019,7 @@
           <w:sz w:val="24"/>
           <w:u w:val="single"/>
         </w:rPr>
-        <w:hyperlink r:id="rId12" w:history="1">
+        <w:hyperlink r:id="rId13" w:history="1">
           <w:r>
             <w:rPr>
               <w:rStyle w:val="Hyperlink"/>
@@ -1030,7 +1037,7 @@
           <w:sz w:val="24"/>
           <w:u w:val="single"/>
         </w:rPr>
-        <w:hyperlink r:id="rId12" w:history="1">
+        <w:hyperlink r:id="rId13" w:history="1">
           <w:r>
             <w:rPr>
               <w:rStyle w:val="Hyperlink"/>

--- a/EXPORTS/DOCX/published/niveau3/English/KVVAK.docx
+++ b/EXPORTS/DOCX/published/niveau3/English/KVVAK.docx
@@ -742,95 +742,13 @@
       </w:r>
       <w:r>
         <w:rPr>
-          <w:u w:val="single" w:color="0000ff"/>
           <w:rFonts w:ascii="Charis SIL Regular" w:hAnsi="Charis SIL Regular" w:eastAsia="Charis SIL Regular"/>
           <w:b w:val="0"/>
           <w:i w:val="0"/>
           <w:color w:val="000000"/>
           <w:sz w:val="24"/>
         </w:rPr>
-        <w:hyperlink r:id="rId10" w:history="1">
-          <w:r>
-            <w:rPr>
-              <w:rStyle w:val="Hyperlink"/>
-            </w:rPr>
-            <w:t>the ai</w:t>
-          </w:r>
-        </w:hyperlink>
-      </w:r>
-      <w:r>
-        <w:rPr>
-          <w:rFonts w:ascii="Charis SIL Regular" w:hAnsi="Charis SIL Regular" w:eastAsia="Charis SIL Regular"/>
-          <w:b w:val="0"/>
-          <w:i w:val="0"/>
-          <w:color w:val="000000"/>
-          <w:sz w:val="24"/>
-        </w:rPr>
-        <w:t>m</w:t>
-      </w:r>
-      <w:r>
-        <w:rPr>
-          <w:u w:val="single" w:color="0000ff"/>
-          <w:rFonts w:ascii="Charis SIL Regular" w:hAnsi="Charis SIL Regular" w:eastAsia="Charis SIL Regular"/>
-          <w:b w:val="0"/>
-          <w:i w:val="0"/>
-          <w:color w:val="000000"/>
-          <w:sz w:val="24"/>
-        </w:rPr>
-        <w:hyperlink r:id="rId10" w:history="1">
-          <w:r>
-            <w:rPr>
-              <w:rStyle w:val="Hyperlink"/>
-            </w:rPr>
-            <w:t xml:space="preserve"> of ra</w:t>
-          </w:r>
-        </w:hyperlink>
-      </w:r>
-      <w:r>
-        <w:rPr>
-          <w:u w:val="single" w:color="0000ff"/>
-          <w:rFonts w:ascii="Charis SIL Regular" w:hAnsi="Charis SIL Regular" w:eastAsia="Charis SIL Regular"/>
-          <w:b w:val="0"/>
-          <w:i w:val="0"/>
-          <w:color w:val="000000"/>
-          <w:sz w:val="24"/>
-        </w:rPr>
-        <w:hyperlink r:id="rId10" w:history="1">
-          <w:r>
-            <w:rPr>
-              <w:rStyle w:val="Hyperlink"/>
-            </w:rPr>
-            <w:t>i</w:t>
-          </w:r>
-        </w:hyperlink>
-      </w:r>
-      <w:r>
-        <w:rPr>
-          <w:u w:val="single" w:color="0000ff"/>
-          <w:rFonts w:ascii="Charis SIL Regular" w:hAnsi="Charis SIL Regular" w:eastAsia="Charis SIL Regular"/>
-          <w:b w:val="0"/>
-          <w:i w:val="0"/>
-          <w:color w:val="000000"/>
-          <w:sz w:val="24"/>
-        </w:rPr>
-        <w:hyperlink r:id="rId10" w:history="1">
-          <w:r>
-            <w:rPr>
-              <w:rStyle w:val="Hyperlink"/>
-            </w:rPr>
-            <w:t>sing awaren</w:t>
-          </w:r>
-        </w:hyperlink>
-      </w:r>
-      <w:r>
-        <w:rPr>
-          <w:rFonts w:ascii="Charis SIL Regular" w:hAnsi="Charis SIL Regular" w:eastAsia="Charis SIL Regular"/>
-          <w:b w:val="0"/>
-          <w:i w:val="0"/>
-          <w:color w:val="000000"/>
-          <w:sz w:val="24"/>
-        </w:rPr>
-        <w:t xml:space="preserve">ess of and interest in </w:t>
+        <w:t xml:space="preserve">the aim of raising awareness of and interest in </w:t>
       </w:r>
       <w:r>
         <w:rPr>
@@ -1019,7 +937,7 @@
           <w:sz w:val="24"/>
           <w:u w:val="single"/>
         </w:rPr>
-        <w:hyperlink r:id="rId13" w:history="1">
+        <w:hyperlink r:id="rId12" w:history="1">
           <w:r>
             <w:rPr>
               <w:rStyle w:val="Hyperlink"/>
@@ -1037,7 +955,7 @@
           <w:sz w:val="24"/>
           <w:u w:val="single"/>
         </w:rPr>
-        <w:hyperlink r:id="rId13" w:history="1">
+        <w:hyperlink r:id="rId12" w:history="1">
           <w:r>
             <w:rPr>
               <w:rStyle w:val="Hyperlink"/>

--- a/EXPORTS/DOCX/published/niveau3/English/KVVAK.docx
+++ b/EXPORTS/DOCX/published/niveau3/English/KVVAK.docx
@@ -340,133 +340,7 @@
           <w:color w:val="000000"/>
           <w:sz w:val="24"/>
         </w:rPr>
-        <w:t xml:space="preserve">has </w:t>
-      </w:r>
-      <w:r>
-        <w:rPr>
-          <w:u w:val="single" w:color="0000ff"/>
-          <w:rFonts w:ascii="Charis SIL Regular" w:hAnsi="Charis SIL Regular" w:eastAsia="Charis SIL Regular"/>
-          <w:b w:val="0"/>
-          <w:i w:val="0"/>
-          <w:color w:val="000000"/>
-          <w:sz w:val="24"/>
-        </w:rPr>
-        <w:hyperlink r:id="rId9" w:history="1">
-          <w:r>
-            <w:rPr>
-              <w:rStyle w:val="Hyperlink"/>
-            </w:rPr>
-            <w:t>held t</w:t>
-          </w:r>
-        </w:hyperlink>
-      </w:r>
-      <w:r>
-        <w:rPr>
-          <w:u w:val="single" w:color="0000ff"/>
-          <w:rFonts w:ascii="Charis SIL Regular" w:hAnsi="Charis SIL Regular" w:eastAsia="Charis SIL Regular"/>
-          <w:b w:val="0"/>
-          <w:i w:val="0"/>
-          <w:color w:val="000000"/>
-          <w:sz w:val="24"/>
-        </w:rPr>
-        <w:hyperlink r:id="rId9" w:history="1">
-          <w:r>
-            <w:rPr>
-              <w:rStyle w:val="Hyperlink"/>
-            </w:rPr>
-            <w:t>h</w:t>
-          </w:r>
-        </w:hyperlink>
-      </w:r>
-      <w:r>
-        <w:rPr>
-          <w:u w:val="single" w:color="0000ff"/>
-          <w:rFonts w:ascii="Charis SIL Regular" w:hAnsi="Charis SIL Regular" w:eastAsia="Charis SIL Regular"/>
-          <w:b w:val="0"/>
-          <w:i w:val="0"/>
-          <w:color w:val="000000"/>
-          <w:sz w:val="24"/>
-        </w:rPr>
-        <w:hyperlink r:id="rId9" w:history="1">
-          <w:r>
-            <w:rPr>
-              <w:rStyle w:val="Hyperlink"/>
-            </w:rPr>
-            <w:t>e des</w:t>
-          </w:r>
-        </w:hyperlink>
-      </w:r>
-      <w:r>
-        <w:rPr>
-          <w:u w:val="single" w:color="0000ff"/>
-          <w:rFonts w:ascii="Charis SIL Regular" w:hAnsi="Charis SIL Regular" w:eastAsia="Charis SIL Regular"/>
-          <w:b w:val="0"/>
-          <w:i w:val="0"/>
-          <w:color w:val="000000"/>
-          <w:sz w:val="24"/>
-        </w:rPr>
-        <w:hyperlink r:id="rId9" w:history="1">
-          <w:r>
-            <w:rPr>
-              <w:rStyle w:val="Hyperlink"/>
-            </w:rPr>
-            <w:t>i</w:t>
-          </w:r>
-        </w:hyperlink>
-      </w:r>
-      <w:r>
-        <w:rPr>
-          <w:u w:val="single" w:color="0000ff"/>
-          <w:rFonts w:ascii="Charis SIL Regular" w:hAnsi="Charis SIL Regular" w:eastAsia="Charis SIL Regular"/>
-          <w:b w:val="0"/>
-          <w:i w:val="0"/>
-          <w:color w:val="000000"/>
-          <w:sz w:val="24"/>
-        </w:rPr>
-        <w:hyperlink r:id="rId9" w:history="1">
-          <w:r>
-            <w:rPr>
-              <w:rStyle w:val="Hyperlink"/>
-            </w:rPr>
-            <w:t>gna</w:t>
-          </w:r>
-        </w:hyperlink>
-      </w:r>
-      <w:r>
-        <w:rPr>
-          <w:u w:val="single" w:color="0000ff"/>
-          <w:rFonts w:ascii="Charis SIL Regular" w:hAnsi="Charis SIL Regular" w:eastAsia="Charis SIL Regular"/>
-          <w:b w:val="0"/>
-          <w:i w:val="0"/>
-          <w:color w:val="000000"/>
-          <w:sz w:val="24"/>
-        </w:rPr>
-        <w:hyperlink r:id="rId9" w:history="1">
-          <w:r>
-            <w:rPr>
-              <w:rStyle w:val="Hyperlink"/>
-            </w:rPr>
-            <w:t>t</w:t>
-          </w:r>
-        </w:hyperlink>
-      </w:r>
-      <w:r>
-        <w:rPr>
-          <w:u w:val="single" w:color="0000ff"/>
-          <w:rFonts w:ascii="Charis SIL Regular" w:hAnsi="Charis SIL Regular" w:eastAsia="Charis SIL Regular"/>
-          <w:b w:val="0"/>
-          <w:i w:val="0"/>
-          <w:color w:val="000000"/>
-          <w:sz w:val="24"/>
-        </w:rPr>
-        <w:hyperlink r:id="rId9" w:history="1">
-          <w:r>
-            <w:rPr>
-              <w:rStyle w:val="Hyperlink"/>
-            </w:rPr>
-            <w:t>ion "Ro</w:t>
-          </w:r>
-        </w:hyperlink>
+        <w:t>has held the designation "Ro</w:t>
       </w:r>
       <w:r>
         <w:rPr>
@@ -1350,61 +1224,7 @@
           <w:color w:val="000000"/>
           <w:sz w:val="24"/>
         </w:rPr>
-        <w:t xml:space="preserve"> in</w:t>
-      </w:r>
-      <w:r>
-        <w:rPr>
-          <w:u w:val="single" w:color="0000ff"/>
-          <w:rFonts w:ascii="Charis SIL Regular" w:hAnsi="Charis SIL Regular" w:eastAsia="Charis SIL Regular"/>
-          <w:b w:val="0"/>
-          <w:i w:val="0"/>
-          <w:color w:val="000000"/>
-          <w:sz w:val="24"/>
-        </w:rPr>
-        <w:hyperlink r:id="rId17" w:history="1">
-          <w:r>
-            <w:rPr>
-              <w:rStyle w:val="Hyperlink"/>
-            </w:rPr>
-            <w:t xml:space="preserve"> Amsterd</w:t>
-          </w:r>
-        </w:hyperlink>
-      </w:r>
-      <w:r>
-        <w:rPr>
-          <w:u w:val="single" w:color="0000ff"/>
-          <w:rFonts w:ascii="Charis SIL Regular" w:hAnsi="Charis SIL Regular" w:eastAsia="Charis SIL Regular"/>
-          <w:b w:val="0"/>
-          <w:i w:val="0"/>
-          <w:color w:val="000000"/>
-          <w:sz w:val="24"/>
-        </w:rPr>
-        <w:hyperlink r:id="rId17" w:history="1">
-          <w:r>
-            <w:rPr>
-              <w:rStyle w:val="Hyperlink"/>
-            </w:rPr>
-            <w:t>a</w:t>
-          </w:r>
-        </w:hyperlink>
-      </w:r>
-      <w:r>
-        <w:rPr>
-          <w:u w:val="single" w:color="0000ff"/>
-          <w:rFonts w:ascii="Charis SIL Regular" w:hAnsi="Charis SIL Regular" w:eastAsia="Charis SIL Regular"/>
-          <w:b w:val="0"/>
-          <w:i w:val="0"/>
-          <w:color w:val="000000"/>
-          <w:sz w:val="24"/>
-        </w:rPr>
-        <w:hyperlink r:id="rId17" w:history="1">
-          <w:r>
-            <w:rPr>
-              <w:rStyle w:val="Hyperlink"/>
-            </w:rPr>
-            <w:t>m, wher</w:t>
-          </w:r>
-        </w:hyperlink>
+        <w:t xml:space="preserve"> in Amsterdam, wher</w:t>
       </w:r>
       <w:r>
         <w:rPr>

--- a/EXPORTS/DOCX/published/niveau3/English/KVVAK.docx
+++ b/EXPORTS/DOCX/published/niveau3/English/KVVAK.docx
@@ -340,7 +340,133 @@
           <w:color w:val="000000"/>
           <w:sz w:val="24"/>
         </w:rPr>
-        <w:t>has held the designation "Ro</w:t>
+        <w:t xml:space="preserve">has </w:t>
+      </w:r>
+      <w:r>
+        <w:rPr>
+          <w:u w:val="single" w:color="0000ff"/>
+          <w:rFonts w:ascii="Charis SIL Regular" w:hAnsi="Charis SIL Regular" w:eastAsia="Charis SIL Regular"/>
+          <w:b w:val="0"/>
+          <w:i w:val="0"/>
+          <w:color w:val="000000"/>
+          <w:sz w:val="24"/>
+        </w:rPr>
+        <w:hyperlink r:id="rId9" w:history="1">
+          <w:r>
+            <w:rPr>
+              <w:rStyle w:val="Hyperlink"/>
+            </w:rPr>
+            <w:t>held t</w:t>
+          </w:r>
+        </w:hyperlink>
+      </w:r>
+      <w:r>
+        <w:rPr>
+          <w:u w:val="single" w:color="0000ff"/>
+          <w:rFonts w:ascii="Charis SIL Regular" w:hAnsi="Charis SIL Regular" w:eastAsia="Charis SIL Regular"/>
+          <w:b w:val="0"/>
+          <w:i w:val="0"/>
+          <w:color w:val="000000"/>
+          <w:sz w:val="24"/>
+        </w:rPr>
+        <w:hyperlink r:id="rId9" w:history="1">
+          <w:r>
+            <w:rPr>
+              <w:rStyle w:val="Hyperlink"/>
+            </w:rPr>
+            <w:t>h</w:t>
+          </w:r>
+        </w:hyperlink>
+      </w:r>
+      <w:r>
+        <w:rPr>
+          <w:u w:val="single" w:color="0000ff"/>
+          <w:rFonts w:ascii="Charis SIL Regular" w:hAnsi="Charis SIL Regular" w:eastAsia="Charis SIL Regular"/>
+          <w:b w:val="0"/>
+          <w:i w:val="0"/>
+          <w:color w:val="000000"/>
+          <w:sz w:val="24"/>
+        </w:rPr>
+        <w:hyperlink r:id="rId9" w:history="1">
+          <w:r>
+            <w:rPr>
+              <w:rStyle w:val="Hyperlink"/>
+            </w:rPr>
+            <w:t>e des</w:t>
+          </w:r>
+        </w:hyperlink>
+      </w:r>
+      <w:r>
+        <w:rPr>
+          <w:u w:val="single" w:color="0000ff"/>
+          <w:rFonts w:ascii="Charis SIL Regular" w:hAnsi="Charis SIL Regular" w:eastAsia="Charis SIL Regular"/>
+          <w:b w:val="0"/>
+          <w:i w:val="0"/>
+          <w:color w:val="000000"/>
+          <w:sz w:val="24"/>
+        </w:rPr>
+        <w:hyperlink r:id="rId9" w:history="1">
+          <w:r>
+            <w:rPr>
+              <w:rStyle w:val="Hyperlink"/>
+            </w:rPr>
+            <w:t>i</w:t>
+          </w:r>
+        </w:hyperlink>
+      </w:r>
+      <w:r>
+        <w:rPr>
+          <w:u w:val="single" w:color="0000ff"/>
+          <w:rFonts w:ascii="Charis SIL Regular" w:hAnsi="Charis SIL Regular" w:eastAsia="Charis SIL Regular"/>
+          <w:b w:val="0"/>
+          <w:i w:val="0"/>
+          <w:color w:val="000000"/>
+          <w:sz w:val="24"/>
+        </w:rPr>
+        <w:hyperlink r:id="rId9" w:history="1">
+          <w:r>
+            <w:rPr>
+              <w:rStyle w:val="Hyperlink"/>
+            </w:rPr>
+            <w:t>gna</w:t>
+          </w:r>
+        </w:hyperlink>
+      </w:r>
+      <w:r>
+        <w:rPr>
+          <w:u w:val="single" w:color="0000ff"/>
+          <w:rFonts w:ascii="Charis SIL Regular" w:hAnsi="Charis SIL Regular" w:eastAsia="Charis SIL Regular"/>
+          <w:b w:val="0"/>
+          <w:i w:val="0"/>
+          <w:color w:val="000000"/>
+          <w:sz w:val="24"/>
+        </w:rPr>
+        <w:hyperlink r:id="rId9" w:history="1">
+          <w:r>
+            <w:rPr>
+              <w:rStyle w:val="Hyperlink"/>
+            </w:rPr>
+            <w:t>t</w:t>
+          </w:r>
+        </w:hyperlink>
+      </w:r>
+      <w:r>
+        <w:rPr>
+          <w:u w:val="single" w:color="0000ff"/>
+          <w:rFonts w:ascii="Charis SIL Regular" w:hAnsi="Charis SIL Regular" w:eastAsia="Charis SIL Regular"/>
+          <w:b w:val="0"/>
+          <w:i w:val="0"/>
+          <w:color w:val="000000"/>
+          <w:sz w:val="24"/>
+        </w:rPr>
+        <w:hyperlink r:id="rId9" w:history="1">
+          <w:r>
+            <w:rPr>
+              <w:rStyle w:val="Hyperlink"/>
+            </w:rPr>
+            <w:t>ion "Ro</w:t>
+          </w:r>
+        </w:hyperlink>
       </w:r>
       <w:r>
         <w:rPr>
@@ -616,13 +742,96 @@
       </w:r>
       <w:r>
         <w:rPr>
+          <w:u w:val="single" w:color="0000ff"/>
           <w:rFonts w:ascii="Charis SIL Regular" w:hAnsi="Charis SIL Regular" w:eastAsia="Charis SIL Regular"/>
           <w:b w:val="0"/>
           <w:i w:val="0"/>
           <w:color w:val="000000"/>
           <w:sz w:val="24"/>
         </w:rPr>
-        <w:t xml:space="preserve">the aim of raising awareness of and interest in </w:t>
+        <w:hyperlink r:id="rId10" w:history="1">
+          <w:r>
+            <w:rPr>
+              <w:rStyle w:val="Hyperlink"/>
+            </w:rPr>
+            <w:t>the ai</w:t>
+          </w:r>
+        </w:hyperlink>
+      </w:r>
+      <w:r>
+        <w:rPr>
+          <w:u w:val="single" w:color="0000ff"/>
+          <w:rFonts w:ascii="Charis SIL Regular" w:hAnsi="Charis SIL Regular" w:eastAsia="Charis SIL Regular"/>
+          <w:b w:val="0"/>
+          <w:i w:val="0"/>
+          <w:color w:val="000000"/>
+          <w:sz w:val="24"/>
+        </w:rPr>
+        <w:t>m</w:t>
+      </w:r>
+      <w:r>
+        <w:rPr>
+          <w:u w:val="single" w:color="0000ff"/>
+          <w:rFonts w:ascii="Charis SIL Regular" w:hAnsi="Charis SIL Regular" w:eastAsia="Charis SIL Regular"/>
+          <w:b w:val="0"/>
+          <w:i w:val="0"/>
+          <w:color w:val="000000"/>
+          <w:sz w:val="24"/>
+        </w:rPr>
+        <w:hyperlink r:id="rId10" w:history="1">
+          <w:r>
+            <w:rPr>
+              <w:rStyle w:val="Hyperlink"/>
+            </w:rPr>
+            <w:t xml:space="preserve"> of ra</w:t>
+          </w:r>
+        </w:hyperlink>
+      </w:r>
+      <w:r>
+        <w:rPr>
+          <w:u w:val="single" w:color="0000ff"/>
+          <w:rFonts w:ascii="Charis SIL Regular" w:hAnsi="Charis SIL Regular" w:eastAsia="Charis SIL Regular"/>
+          <w:b w:val="0"/>
+          <w:i w:val="0"/>
+          <w:color w:val="000000"/>
+          <w:sz w:val="24"/>
+        </w:rPr>
+        <w:hyperlink r:id="rId10" w:history="1">
+          <w:r>
+            <w:rPr>
+              <w:rStyle w:val="Hyperlink"/>
+            </w:rPr>
+            <w:t>i</w:t>
+          </w:r>
+        </w:hyperlink>
+      </w:r>
+      <w:r>
+        <w:rPr>
+          <w:u w:val="single" w:color="0000ff"/>
+          <w:rFonts w:ascii="Charis SIL Regular" w:hAnsi="Charis SIL Regular" w:eastAsia="Charis SIL Regular"/>
+          <w:b w:val="0"/>
+          <w:i w:val="0"/>
+          <w:color w:val="000000"/>
+          <w:sz w:val="24"/>
+        </w:rPr>
+        <w:hyperlink r:id="rId10" w:history="1">
+          <w:r>
+            <w:rPr>
+              <w:rStyle w:val="Hyperlink"/>
+            </w:rPr>
+            <w:t>sing awaren</w:t>
+          </w:r>
+        </w:hyperlink>
+      </w:r>
+      <w:r>
+        <w:rPr>
+          <w:rFonts w:ascii="Charis SIL Regular" w:hAnsi="Charis SIL Regular" w:eastAsia="Charis SIL Regular"/>
+          <w:b w:val="0"/>
+          <w:i w:val="0"/>
+          <w:color w:val="000000"/>
+          <w:sz w:val="24"/>
+        </w:rPr>
+        <w:t xml:space="preserve">ess of and interest in </w:t>
       </w:r>
       <w:r>
         <w:rPr>
@@ -1224,7 +1433,61 @@
           <w:color w:val="000000"/>
           <w:sz w:val="24"/>
         </w:rPr>
-        <w:t xml:space="preserve"> in Amsterdam, wher</w:t>
+        <w:t xml:space="preserve"> in</w:t>
+      </w:r>
+      <w:r>
+        <w:rPr>
+          <w:u w:val="single" w:color="0000ff"/>
+          <w:rFonts w:ascii="Charis SIL Regular" w:hAnsi="Charis SIL Regular" w:eastAsia="Charis SIL Regular"/>
+          <w:b w:val="0"/>
+          <w:i w:val="0"/>
+          <w:color w:val="000000"/>
+          <w:sz w:val="24"/>
+        </w:rPr>
+        <w:hyperlink r:id="rId17" w:history="1">
+          <w:r>
+            <w:rPr>
+              <w:rStyle w:val="Hyperlink"/>
+            </w:rPr>
+            <w:t xml:space="preserve"> Amsterd</w:t>
+          </w:r>
+        </w:hyperlink>
+      </w:r>
+      <w:r>
+        <w:rPr>
+          <w:u w:val="single" w:color="0000ff"/>
+          <w:rFonts w:ascii="Charis SIL Regular" w:hAnsi="Charis SIL Regular" w:eastAsia="Charis SIL Regular"/>
+          <w:b w:val="0"/>
+          <w:i w:val="0"/>
+          <w:color w:val="000000"/>
+          <w:sz w:val="24"/>
+        </w:rPr>
+        <w:hyperlink r:id="rId17" w:history="1">
+          <w:r>
+            <w:rPr>
+              <w:rStyle w:val="Hyperlink"/>
+            </w:rPr>
+            <w:t>a</w:t>
+          </w:r>
+        </w:hyperlink>
+      </w:r>
+      <w:r>
+        <w:rPr>
+          <w:u w:val="single" w:color="0000ff"/>
+          <w:rFonts w:ascii="Charis SIL Regular" w:hAnsi="Charis SIL Regular" w:eastAsia="Charis SIL Regular"/>
+          <w:b w:val="0"/>
+          <w:i w:val="0"/>
+          <w:color w:val="000000"/>
+          <w:sz w:val="24"/>
+        </w:rPr>
+        <w:hyperlink r:id="rId17" w:history="1">
+          <w:r>
+            <w:rPr>
+              <w:rStyle w:val="Hyperlink"/>
+            </w:rPr>
+            <w:t>m, wher</w:t>
+          </w:r>
+        </w:hyperlink>
       </w:r>
       <w:r>
         <w:rPr>

--- a/EXPORTS/DOCX/published/niveau3/English/KVVAK.docx
+++ b/EXPORTS/DOCX/published/niveau3/English/KVVAK.docx
@@ -760,7 +760,6 @@
       </w:r>
       <w:r>
         <w:rPr>
-          <w:u w:val="single" w:color="0000ff"/>
           <w:rFonts w:ascii="Charis SIL Regular" w:hAnsi="Charis SIL Regular" w:eastAsia="Charis SIL Regular"/>
           <w:b w:val="0"/>
           <w:i w:val="0"/>
@@ -1020,7 +1019,7 @@
           <w:sz w:val="24"/>
           <w:u w:val="single"/>
         </w:rPr>
-        <w:hyperlink r:id="rId12" w:history="1">
+        <w:hyperlink r:id="rId13" w:history="1">
           <w:r>
             <w:rPr>
               <w:rStyle w:val="Hyperlink"/>
@@ -1038,7 +1037,7 @@
           <w:sz w:val="24"/>
           <w:u w:val="single"/>
         </w:rPr>
-        <w:hyperlink r:id="rId12" w:history="1">
+        <w:hyperlink r:id="rId13" w:history="1">
           <w:r>
             <w:rPr>
               <w:rStyle w:val="Hyperlink"/>

--- a/EXPORTS/DOCX/published/niveau3/English/KVVAK.docx
+++ b/EXPORTS/DOCX/published/niveau3/English/KVVAK.docx
@@ -1019,7 +1019,7 @@
           <w:sz w:val="24"/>
           <w:u w:val="single"/>
         </w:rPr>
-        <w:hyperlink r:id="rId13" w:history="1">
+        <w:hyperlink r:id="rId12" w:history="1">
           <w:r>
             <w:rPr>
               <w:rStyle w:val="Hyperlink"/>
@@ -1037,7 +1037,7 @@
           <w:sz w:val="24"/>
           <w:u w:val="single"/>
         </w:rPr>
-        <w:hyperlink r:id="rId13" w:history="1">
+        <w:hyperlink r:id="rId12" w:history="1">
           <w:r>
             <w:rPr>
               <w:rStyle w:val="Hyperlink"/>

--- a/EXPORTS/DOCX/published/niveau3/English/KVVAK.docx
+++ b/EXPORTS/DOCX/published/niveau3/English/KVVAK.docx
@@ -760,6 +760,7 @@
       </w:r>
       <w:r>
         <w:rPr>
+          <w:u w:val="single" w:color="0000ff"/>
           <w:rFonts w:ascii="Charis SIL Regular" w:hAnsi="Charis SIL Regular" w:eastAsia="Charis SIL Regular"/>
           <w:b w:val="0"/>
           <w:i w:val="0"/>

--- a/EXPORTS/DOCX/published/niveau3/English/KVVAK.docx
+++ b/EXPORTS/DOCX/published/niveau3/English/KVVAK.docx
@@ -742,96 +742,13 @@
       </w:r>
       <w:r>
         <w:rPr>
-          <w:u w:val="single" w:color="0000ff"/>
           <w:rFonts w:ascii="Charis SIL Regular" w:hAnsi="Charis SIL Regular" w:eastAsia="Charis SIL Regular"/>
           <w:b w:val="0"/>
           <w:i w:val="0"/>
           <w:color w:val="000000"/>
           <w:sz w:val="24"/>
         </w:rPr>
-        <w:hyperlink r:id="rId10" w:history="1">
-          <w:r>
-            <w:rPr>
-              <w:rStyle w:val="Hyperlink"/>
-            </w:rPr>
-            <w:t>the ai</w:t>
-          </w:r>
-        </w:hyperlink>
-      </w:r>
-      <w:r>
-        <w:rPr>
-          <w:u w:val="single" w:color="0000ff"/>
-          <w:rFonts w:ascii="Charis SIL Regular" w:hAnsi="Charis SIL Regular" w:eastAsia="Charis SIL Regular"/>
-          <w:b w:val="0"/>
-          <w:i w:val="0"/>
-          <w:color w:val="000000"/>
-          <w:sz w:val="24"/>
-        </w:rPr>
-        <w:t>m</w:t>
-      </w:r>
-      <w:r>
-        <w:rPr>
-          <w:u w:val="single" w:color="0000ff"/>
-          <w:rFonts w:ascii="Charis SIL Regular" w:hAnsi="Charis SIL Regular" w:eastAsia="Charis SIL Regular"/>
-          <w:b w:val="0"/>
-          <w:i w:val="0"/>
-          <w:color w:val="000000"/>
-          <w:sz w:val="24"/>
-        </w:rPr>
-        <w:hyperlink r:id="rId10" w:history="1">
-          <w:r>
-            <w:rPr>
-              <w:rStyle w:val="Hyperlink"/>
-            </w:rPr>
-            <w:t xml:space="preserve"> of ra</w:t>
-          </w:r>
-        </w:hyperlink>
-      </w:r>
-      <w:r>
-        <w:rPr>
-          <w:u w:val="single" w:color="0000ff"/>
-          <w:rFonts w:ascii="Charis SIL Regular" w:hAnsi="Charis SIL Regular" w:eastAsia="Charis SIL Regular"/>
-          <w:b w:val="0"/>
-          <w:i w:val="0"/>
-          <w:color w:val="000000"/>
-          <w:sz w:val="24"/>
-        </w:rPr>
-        <w:hyperlink r:id="rId10" w:history="1">
-          <w:r>
-            <w:rPr>
-              <w:rStyle w:val="Hyperlink"/>
-            </w:rPr>
-            <w:t>i</w:t>
-          </w:r>
-        </w:hyperlink>
-      </w:r>
-      <w:r>
-        <w:rPr>
-          <w:u w:val="single" w:color="0000ff"/>
-          <w:rFonts w:ascii="Charis SIL Regular" w:hAnsi="Charis SIL Regular" w:eastAsia="Charis SIL Regular"/>
-          <w:b w:val="0"/>
-          <w:i w:val="0"/>
-          <w:color w:val="000000"/>
-          <w:sz w:val="24"/>
-        </w:rPr>
-        <w:hyperlink r:id="rId10" w:history="1">
-          <w:r>
-            <w:rPr>
-              <w:rStyle w:val="Hyperlink"/>
-            </w:rPr>
-            <w:t>sing awaren</w:t>
-          </w:r>
-        </w:hyperlink>
-      </w:r>
-      <w:r>
-        <w:rPr>
-          <w:rFonts w:ascii="Charis SIL Regular" w:hAnsi="Charis SIL Regular" w:eastAsia="Charis SIL Regular"/>
-          <w:b w:val="0"/>
-          <w:i w:val="0"/>
-          <w:color w:val="000000"/>
-          <w:sz w:val="24"/>
-        </w:rPr>
-        <w:t xml:space="preserve">ess of and interest in </w:t>
+        <w:t xml:space="preserve">the aim of raising awareness of and interest in </w:t>
       </w:r>
       <w:r>
         <w:rPr>
@@ -1433,61 +1350,7 @@
           <w:color w:val="000000"/>
           <w:sz w:val="24"/>
         </w:rPr>
-        <w:t xml:space="preserve"> in</w:t>
-      </w:r>
-      <w:r>
-        <w:rPr>
-          <w:u w:val="single" w:color="0000ff"/>
-          <w:rFonts w:ascii="Charis SIL Regular" w:hAnsi="Charis SIL Regular" w:eastAsia="Charis SIL Regular"/>
-          <w:b w:val="0"/>
-          <w:i w:val="0"/>
-          <w:color w:val="000000"/>
-          <w:sz w:val="24"/>
-        </w:rPr>
-        <w:hyperlink r:id="rId17" w:history="1">
-          <w:r>
-            <w:rPr>
-              <w:rStyle w:val="Hyperlink"/>
-            </w:rPr>
-            <w:t xml:space="preserve"> Amsterd</w:t>
-          </w:r>
-        </w:hyperlink>
-      </w:r>
-      <w:r>
-        <w:rPr>
-          <w:u w:val="single" w:color="0000ff"/>
-          <w:rFonts w:ascii="Charis SIL Regular" w:hAnsi="Charis SIL Regular" w:eastAsia="Charis SIL Regular"/>
-          <w:b w:val="0"/>
-          <w:i w:val="0"/>
-          <w:color w:val="000000"/>
-          <w:sz w:val="24"/>
-        </w:rPr>
-        <w:hyperlink r:id="rId17" w:history="1">
-          <w:r>
-            <w:rPr>
-              <w:rStyle w:val="Hyperlink"/>
-            </w:rPr>
-            <w:t>a</w:t>
-          </w:r>
-        </w:hyperlink>
-      </w:r>
-      <w:r>
-        <w:rPr>
-          <w:u w:val="single" w:color="0000ff"/>
-          <w:rFonts w:ascii="Charis SIL Regular" w:hAnsi="Charis SIL Regular" w:eastAsia="Charis SIL Regular"/>
-          <w:b w:val="0"/>
-          <w:i w:val="0"/>
-          <w:color w:val="000000"/>
-          <w:sz w:val="24"/>
-        </w:rPr>
-        <w:hyperlink r:id="rId17" w:history="1">
-          <w:r>
-            <w:rPr>
-              <w:rStyle w:val="Hyperlink"/>
-            </w:rPr>
-            <w:t>m, wher</w:t>
-          </w:r>
-        </w:hyperlink>
+        <w:t xml:space="preserve"> in Amsterdam, wher</w:t>
       </w:r>
       <w:r>
         <w:rPr>

--- a/EXPORTS/DOCX/published/niveau3/English/KVVAK.docx
+++ b/EXPORTS/DOCX/published/niveau3/English/KVVAK.docx
@@ -742,13 +742,95 @@
       </w:r>
       <w:r>
         <w:rPr>
+          <w:u w:val="single" w:color="0000ff"/>
           <w:rFonts w:ascii="Charis SIL Regular" w:hAnsi="Charis SIL Regular" w:eastAsia="Charis SIL Regular"/>
           <w:b w:val="0"/>
           <w:i w:val="0"/>
           <w:color w:val="000000"/>
           <w:sz w:val="24"/>
         </w:rPr>
-        <w:t xml:space="preserve">the aim of raising awareness of and interest in </w:t>
+        <w:hyperlink r:id="rId10" w:history="1">
+          <w:r>
+            <w:rPr>
+              <w:rStyle w:val="Hyperlink"/>
+            </w:rPr>
+            <w:t>the ai</w:t>
+          </w:r>
+        </w:hyperlink>
+      </w:r>
+      <w:r>
+        <w:rPr>
+          <w:rFonts w:ascii="Charis SIL Regular" w:hAnsi="Charis SIL Regular" w:eastAsia="Charis SIL Regular"/>
+          <w:b w:val="0"/>
+          <w:i w:val="0"/>
+          <w:color w:val="000000"/>
+          <w:sz w:val="24"/>
+        </w:rPr>
+        <w:t>m</w:t>
+      </w:r>
+      <w:r>
+        <w:rPr>
+          <w:u w:val="single" w:color="0000ff"/>
+          <w:rFonts w:ascii="Charis SIL Regular" w:hAnsi="Charis SIL Regular" w:eastAsia="Charis SIL Regular"/>
+          <w:b w:val="0"/>
+          <w:i w:val="0"/>
+          <w:color w:val="000000"/>
+          <w:sz w:val="24"/>
+        </w:rPr>
+        <w:hyperlink r:id="rId10" w:history="1">
+          <w:r>
+            <w:rPr>
+              <w:rStyle w:val="Hyperlink"/>
+            </w:rPr>
+            <w:t xml:space="preserve"> of ra</w:t>
+          </w:r>
+        </w:hyperlink>
+      </w:r>
+      <w:r>
+        <w:rPr>
+          <w:u w:val="single" w:color="0000ff"/>
+          <w:rFonts w:ascii="Charis SIL Regular" w:hAnsi="Charis SIL Regular" w:eastAsia="Charis SIL Regular"/>
+          <w:b w:val="0"/>
+          <w:i w:val="0"/>
+          <w:color w:val="000000"/>
+          <w:sz w:val="24"/>
+        </w:rPr>
+        <w:hyperlink r:id="rId10" w:history="1">
+          <w:r>
+            <w:rPr>
+              <w:rStyle w:val="Hyperlink"/>
+            </w:rPr>
+            <w:t>i</w:t>
+          </w:r>
+        </w:hyperlink>
+      </w:r>
+      <w:r>
+        <w:rPr>
+          <w:u w:val="single" w:color="0000ff"/>
+          <w:rFonts w:ascii="Charis SIL Regular" w:hAnsi="Charis SIL Regular" w:eastAsia="Charis SIL Regular"/>
+          <w:b w:val="0"/>
+          <w:i w:val="0"/>
+          <w:color w:val="000000"/>
+          <w:sz w:val="24"/>
+        </w:rPr>
+        <w:hyperlink r:id="rId10" w:history="1">
+          <w:r>
+            <w:rPr>
+              <w:rStyle w:val="Hyperlink"/>
+            </w:rPr>
+            <w:t>sing awaren</w:t>
+          </w:r>
+        </w:hyperlink>
+      </w:r>
+      <w:r>
+        <w:rPr>
+          <w:rFonts w:ascii="Charis SIL Regular" w:hAnsi="Charis SIL Regular" w:eastAsia="Charis SIL Regular"/>
+          <w:b w:val="0"/>
+          <w:i w:val="0"/>
+          <w:color w:val="000000"/>
+          <w:sz w:val="24"/>
+        </w:rPr>
+        <w:t xml:space="preserve">ess of and interest in </w:t>
       </w:r>
       <w:r>
         <w:rPr>
@@ -937,7 +1019,7 @@
           <w:sz w:val="24"/>
           <w:u w:val="single"/>
         </w:rPr>
-        <w:hyperlink r:id="rId12" w:history="1">
+        <w:hyperlink r:id="rId13" w:history="1">
           <w:r>
             <w:rPr>
               <w:rStyle w:val="Hyperlink"/>
@@ -955,7 +1037,7 @@
           <w:sz w:val="24"/>
           <w:u w:val="single"/>
         </w:rPr>
-        <w:hyperlink r:id="rId12" w:history="1">
+        <w:hyperlink r:id="rId13" w:history="1">
           <w:r>
             <w:rPr>
               <w:rStyle w:val="Hyperlink"/>
@@ -1350,7 +1432,61 @@
           <w:color w:val="000000"/>
           <w:sz w:val="24"/>
         </w:rPr>
-        <w:t xml:space="preserve"> in Amsterdam, wher</w:t>
+        <w:t xml:space="preserve"> in</w:t>
+      </w:r>
+      <w:r>
+        <w:rPr>
+          <w:u w:val="single" w:color="0000ff"/>
+          <w:rFonts w:ascii="Charis SIL Regular" w:hAnsi="Charis SIL Regular" w:eastAsia="Charis SIL Regular"/>
+          <w:b w:val="0"/>
+          <w:i w:val="0"/>
+          <w:color w:val="000000"/>
+          <w:sz w:val="24"/>
+        </w:rPr>
+        <w:hyperlink r:id="rId17" w:history="1">
+          <w:r>
+            <w:rPr>
+              <w:rStyle w:val="Hyperlink"/>
+            </w:rPr>
+            <w:t xml:space="preserve"> Amsterd</w:t>
+          </w:r>
+        </w:hyperlink>
+      </w:r>
+      <w:r>
+        <w:rPr>
+          <w:u w:val="single" w:color="0000ff"/>
+          <w:rFonts w:ascii="Charis SIL Regular" w:hAnsi="Charis SIL Regular" w:eastAsia="Charis SIL Regular"/>
+          <w:b w:val="0"/>
+          <w:i w:val="0"/>
+          <w:color w:val="000000"/>
+          <w:sz w:val="24"/>
+        </w:rPr>
+        <w:hyperlink r:id="rId17" w:history="1">
+          <w:r>
+            <w:rPr>
+              <w:rStyle w:val="Hyperlink"/>
+            </w:rPr>
+            <w:t>a</w:t>
+          </w:r>
+        </w:hyperlink>
+      </w:r>
+      <w:r>
+        <w:rPr>
+          <w:u w:val="single" w:color="0000ff"/>
+          <w:rFonts w:ascii="Charis SIL Regular" w:hAnsi="Charis SIL Regular" w:eastAsia="Charis SIL Regular"/>
+          <w:b w:val="0"/>
+          <w:i w:val="0"/>
+          <w:color w:val="000000"/>
+          <w:sz w:val="24"/>
+        </w:rPr>
+        <w:hyperlink r:id="rId17" w:history="1">
+          <w:r>
+            <w:rPr>
+              <w:rStyle w:val="Hyperlink"/>
+            </w:rPr>
+            <w:t>m, wher</w:t>
+          </w:r>
+        </w:hyperlink>
       </w:r>
       <w:r>
         <w:rPr>

--- a/EXPORTS/DOCX/published/niveau3/English/KVVAK.docx
+++ b/EXPORTS/DOCX/published/niveau3/English/KVVAK.docx
@@ -760,6 +760,7 @@
       </w:r>
       <w:r>
         <w:rPr>
+          <w:u w:val="single" w:color="0000ff"/>
           <w:rFonts w:ascii="Charis SIL Regular" w:hAnsi="Charis SIL Regular" w:eastAsia="Charis SIL Regular"/>
           <w:b w:val="0"/>
           <w:i w:val="0"/>
@@ -1019,7 +1020,7 @@
           <w:sz w:val="24"/>
           <w:u w:val="single"/>
         </w:rPr>
-        <w:hyperlink r:id="rId13" w:history="1">
+        <w:hyperlink r:id="rId12" w:history="1">
           <w:r>
             <w:rPr>
               <w:rStyle w:val="Hyperlink"/>
@@ -1037,7 +1038,7 @@
           <w:sz w:val="24"/>
           <w:u w:val="single"/>
         </w:rPr>
-        <w:hyperlink r:id="rId13" w:history="1">
+        <w:hyperlink r:id="rId12" w:history="1">
           <w:r>
             <w:rPr>
               <w:rStyle w:val="Hyperlink"/>

--- a/EXPORTS/DOCX/published/niveau3/English/KVVAK.docx
+++ b/EXPORTS/DOCX/published/niveau3/English/KVVAK.docx
@@ -760,7 +760,6 @@
       </w:r>
       <w:r>
         <w:rPr>
-          <w:u w:val="single" w:color="0000ff"/>
           <w:rFonts w:ascii="Charis SIL Regular" w:hAnsi="Charis SIL Regular" w:eastAsia="Charis SIL Regular"/>
           <w:b w:val="0"/>
           <w:i w:val="0"/>

--- a/EXPORTS/DOCX/published/niveau3/English/KVVAK.docx
+++ b/EXPORTS/DOCX/published/niveau3/English/KVVAK.docx
@@ -760,6 +760,7 @@
       </w:r>
       <w:r>
         <w:rPr>
+          <w:u w:val="single" w:color="0000ff"/>
           <w:rFonts w:ascii="Charis SIL Regular" w:hAnsi="Charis SIL Regular" w:eastAsia="Charis SIL Regular"/>
           <w:b w:val="0"/>
           <w:i w:val="0"/>
@@ -988,16 +989,8 @@
           <w:i w:val="0"/>
           <w:color w:val="0000FF"/>
           <w:sz w:val="24"/>
-          <w:u w:val="single"/>
-        </w:rPr>
-        <w:hyperlink r:id="rId13" w:history="1">
-          <w:r>
-            <w:rPr>
-              <w:rStyle w:val="Hyperlink"/>
-            </w:rPr>
-            <w:t>H.K.</w:t>
-          </w:r>
-        </w:hyperlink>
+        </w:rPr>
+        <w:t>H.K.</w:t>
       </w:r>
       <w:r>
         <w:rPr>
@@ -1019,7 +1012,7 @@
           <w:sz w:val="24"/>
           <w:u w:val="single"/>
         </w:rPr>
-        <w:hyperlink r:id="rId12" w:history="1">
+        <w:hyperlink r:id="rId13" w:history="1">
           <w:r>
             <w:rPr>
               <w:rStyle w:val="Hyperlink"/>
@@ -1037,7 +1030,7 @@
           <w:sz w:val="24"/>
           <w:u w:val="single"/>
         </w:rPr>
-        <w:hyperlink r:id="rId12" w:history="1">
+        <w:hyperlink r:id="rId13" w:history="1">
           <w:r>
             <w:rPr>
               <w:rStyle w:val="Hyperlink"/>
@@ -1055,7 +1048,7 @@
           <w:sz w:val="24"/>
           <w:u w:val="single"/>
         </w:rPr>
-        <w:hyperlink r:id="rId12" w:history="1">
+        <w:hyperlink r:id="rId13" w:history="1">
           <w:r>
             <w:rPr>
               <w:rStyle w:val="Hyperlink"/>

--- a/EXPORTS/DOCX/published/niveau3/English/KVVAK.docx
+++ b/EXPORTS/DOCX/published/niveau3/English/KVVAK.docx
@@ -760,7 +760,6 @@
       </w:r>
       <w:r>
         <w:rPr>
-          <w:u w:val="single" w:color="0000ff"/>
           <w:rFonts w:ascii="Charis SIL Regular" w:hAnsi="Charis SIL Regular" w:eastAsia="Charis SIL Regular"/>
           <w:b w:val="0"/>
           <w:i w:val="0"/>
@@ -989,8 +988,16 @@
           <w:i w:val="0"/>
           <w:color w:val="0000FF"/>
           <w:sz w:val="24"/>
-        </w:rPr>
-        <w:t>H.K.</w:t>
+          <w:u w:val="single"/>
+        </w:rPr>
+        <w:hyperlink r:id="rId13" w:history="1">
+          <w:r>
+            <w:rPr>
+              <w:rStyle w:val="Hyperlink"/>
+            </w:rPr>
+            <w:t>H.K.</w:t>
+          </w:r>
+        </w:hyperlink>
       </w:r>
       <w:r>
         <w:rPr>
@@ -1030,7 +1037,7 @@
           <w:sz w:val="24"/>
           <w:u w:val="single"/>
         </w:rPr>
-        <w:hyperlink r:id="rId13" w:history="1">
+        <w:hyperlink r:id="rId12" w:history="1">
           <w:r>
             <w:rPr>
               <w:rStyle w:val="Hyperlink"/>
@@ -1048,7 +1055,7 @@
           <w:sz w:val="24"/>
           <w:u w:val="single"/>
         </w:rPr>
-        <w:hyperlink r:id="rId13" w:history="1">
+        <w:hyperlink r:id="rId12" w:history="1">
           <w:r>
             <w:rPr>
               <w:rStyle w:val="Hyperlink"/>

--- a/EXPORTS/DOCX/published/niveau3/English/KVVAK.docx
+++ b/EXPORTS/DOCX/published/niveau3/English/KVVAK.docx
@@ -1037,7 +1037,7 @@
           <w:sz w:val="24"/>
           <w:u w:val="single"/>
         </w:rPr>
-        <w:hyperlink r:id="rId12" w:history="1">
+        <w:hyperlink r:id="rId13" w:history="1">
           <w:r>
             <w:rPr>
               <w:rStyle w:val="Hyperlink"/>
@@ -1055,7 +1055,7 @@
           <w:sz w:val="24"/>
           <w:u w:val="single"/>
         </w:rPr>
-        <w:hyperlink r:id="rId12" w:history="1">
+        <w:hyperlink r:id="rId13" w:history="1">
           <w:r>
             <w:rPr>
               <w:rStyle w:val="Hyperlink"/>

--- a/EXPORTS/DOCX/published/niveau3/English/KVVAK.docx
+++ b/EXPORTS/DOCX/published/niveau3/English/KVVAK.docx
@@ -1055,7 +1055,7 @@
           <w:sz w:val="24"/>
           <w:u w:val="single"/>
         </w:rPr>
-        <w:hyperlink r:id="rId13" w:history="1">
+        <w:hyperlink r:id="rId12" w:history="1">
           <w:r>
             <w:rPr>
               <w:rStyle w:val="Hyperlink"/>

--- a/EXPORTS/DOCX/published/niveau3/English/KVVAK.docx
+++ b/EXPORTS/DOCX/published/niveau3/English/KVVAK.docx
@@ -362,111 +362,13 @@
       </w:r>
       <w:r>
         <w:rPr>
-          <w:u w:val="single" w:color="0000ff"/>
           <w:rFonts w:ascii="Charis SIL Regular" w:hAnsi="Charis SIL Regular" w:eastAsia="Charis SIL Regular"/>
           <w:b w:val="0"/>
           <w:i w:val="0"/>
           <w:color w:val="000000"/>
           <w:sz w:val="24"/>
         </w:rPr>
-        <w:hyperlink r:id="rId9" w:history="1">
-          <w:r>
-            <w:rPr>
-              <w:rStyle w:val="Hyperlink"/>
-            </w:rPr>
-            <w:t>h</w:t>
-          </w:r>
-        </w:hyperlink>
-      </w:r>
-      <w:r>
-        <w:rPr>
-          <w:u w:val="single" w:color="0000ff"/>
-          <w:rFonts w:ascii="Charis SIL Regular" w:hAnsi="Charis SIL Regular" w:eastAsia="Charis SIL Regular"/>
-          <w:b w:val="0"/>
-          <w:i w:val="0"/>
-          <w:color w:val="000000"/>
-          <w:sz w:val="24"/>
-        </w:rPr>
-        <w:hyperlink r:id="rId9" w:history="1">
-          <w:r>
-            <w:rPr>
-              <w:rStyle w:val="Hyperlink"/>
-            </w:rPr>
-            <w:t>e des</w:t>
-          </w:r>
-        </w:hyperlink>
-      </w:r>
-      <w:r>
-        <w:rPr>
-          <w:u w:val="single" w:color="0000ff"/>
-          <w:rFonts w:ascii="Charis SIL Regular" w:hAnsi="Charis SIL Regular" w:eastAsia="Charis SIL Regular"/>
-          <w:b w:val="0"/>
-          <w:i w:val="0"/>
-          <w:color w:val="000000"/>
-          <w:sz w:val="24"/>
-        </w:rPr>
-        <w:hyperlink r:id="rId9" w:history="1">
-          <w:r>
-            <w:rPr>
-              <w:rStyle w:val="Hyperlink"/>
-            </w:rPr>
-            <w:t>i</w:t>
-          </w:r>
-        </w:hyperlink>
-      </w:r>
-      <w:r>
-        <w:rPr>
-          <w:u w:val="single" w:color="0000ff"/>
-          <w:rFonts w:ascii="Charis SIL Regular" w:hAnsi="Charis SIL Regular" w:eastAsia="Charis SIL Regular"/>
-          <w:b w:val="0"/>
-          <w:i w:val="0"/>
-          <w:color w:val="000000"/>
-          <w:sz w:val="24"/>
-        </w:rPr>
-        <w:hyperlink r:id="rId9" w:history="1">
-          <w:r>
-            <w:rPr>
-              <w:rStyle w:val="Hyperlink"/>
-            </w:rPr>
-            <w:t>gna</w:t>
-          </w:r>
-        </w:hyperlink>
-      </w:r>
-      <w:r>
-        <w:rPr>
-          <w:u w:val="single" w:color="0000ff"/>
-          <w:rFonts w:ascii="Charis SIL Regular" w:hAnsi="Charis SIL Regular" w:eastAsia="Charis SIL Regular"/>
-          <w:b w:val="0"/>
-          <w:i w:val="0"/>
-          <w:color w:val="000000"/>
-          <w:sz w:val="24"/>
-        </w:rPr>
-        <w:hyperlink r:id="rId9" w:history="1">
-          <w:r>
-            <w:rPr>
-              <w:rStyle w:val="Hyperlink"/>
-            </w:rPr>
-            <w:t>t</w:t>
-          </w:r>
-        </w:hyperlink>
-      </w:r>
-      <w:r>
-        <w:rPr>
-          <w:u w:val="single" w:color="0000ff"/>
-          <w:rFonts w:ascii="Charis SIL Regular" w:hAnsi="Charis SIL Regular" w:eastAsia="Charis SIL Regular"/>
-          <w:b w:val="0"/>
-          <w:i w:val="0"/>
-          <w:color w:val="000000"/>
-          <w:sz w:val="24"/>
-        </w:rPr>
-        <w:hyperlink r:id="rId9" w:history="1">
-          <w:r>
-            <w:rPr>
-              <w:rStyle w:val="Hyperlink"/>
-            </w:rPr>
-            <w:t>ion "Ro</w:t>
-          </w:r>
-        </w:hyperlink>
+        <w:t>he designation "Ro</w:t>
       </w:r>
       <w:r>
         <w:rPr>
@@ -742,13 +644,95 @@
       </w:r>
       <w:r>
         <w:rPr>
+          <w:u w:val="single" w:color="0000ff"/>
           <w:rFonts w:ascii="Charis SIL Regular" w:hAnsi="Charis SIL Regular" w:eastAsia="Charis SIL Regular"/>
           <w:b w:val="0"/>
           <w:i w:val="0"/>
           <w:color w:val="000000"/>
           <w:sz w:val="24"/>
         </w:rPr>
-        <w:t xml:space="preserve">the aim of raising awareness of and interest in </w:t>
+        <w:hyperlink r:id="rId10" w:history="1">
+          <w:r>
+            <w:rPr>
+              <w:rStyle w:val="Hyperlink"/>
+            </w:rPr>
+            <w:t>the ai</w:t>
+          </w:r>
+        </w:hyperlink>
+      </w:r>
+      <w:r>
+        <w:rPr>
+          <w:rFonts w:ascii="Charis SIL Regular" w:hAnsi="Charis SIL Regular" w:eastAsia="Charis SIL Regular"/>
+          <w:b w:val="0"/>
+          <w:i w:val="0"/>
+          <w:color w:val="000000"/>
+          <w:sz w:val="24"/>
+        </w:rPr>
+        <w:t>m</w:t>
+      </w:r>
+      <w:r>
+        <w:rPr>
+          <w:u w:val="single" w:color="0000ff"/>
+          <w:rFonts w:ascii="Charis SIL Regular" w:hAnsi="Charis SIL Regular" w:eastAsia="Charis SIL Regular"/>
+          <w:b w:val="0"/>
+          <w:i w:val="0"/>
+          <w:color w:val="000000"/>
+          <w:sz w:val="24"/>
+        </w:rPr>
+        <w:hyperlink r:id="rId10" w:history="1">
+          <w:r>
+            <w:rPr>
+              <w:rStyle w:val="Hyperlink"/>
+            </w:rPr>
+            <w:t xml:space="preserve"> of ra</w:t>
+          </w:r>
+        </w:hyperlink>
+      </w:r>
+      <w:r>
+        <w:rPr>
+          <w:u w:val="single" w:color="0000ff"/>
+          <w:rFonts w:ascii="Charis SIL Regular" w:hAnsi="Charis SIL Regular" w:eastAsia="Charis SIL Regular"/>
+          <w:b w:val="0"/>
+          <w:i w:val="0"/>
+          <w:color w:val="000000"/>
+          <w:sz w:val="24"/>
+        </w:rPr>
+        <w:hyperlink r:id="rId10" w:history="1">
+          <w:r>
+            <w:rPr>
+              <w:rStyle w:val="Hyperlink"/>
+            </w:rPr>
+            <w:t>i</w:t>
+          </w:r>
+        </w:hyperlink>
+      </w:r>
+      <w:r>
+        <w:rPr>
+          <w:u w:val="single" w:color="0000ff"/>
+          <w:rFonts w:ascii="Charis SIL Regular" w:hAnsi="Charis SIL Regular" w:eastAsia="Charis SIL Regular"/>
+          <w:b w:val="0"/>
+          <w:i w:val="0"/>
+          <w:color w:val="000000"/>
+          <w:sz w:val="24"/>
+        </w:rPr>
+        <w:hyperlink r:id="rId10" w:history="1">
+          <w:r>
+            <w:rPr>
+              <w:rStyle w:val="Hyperlink"/>
+            </w:rPr>
+            <w:t>sing awaren</w:t>
+          </w:r>
+        </w:hyperlink>
+      </w:r>
+      <w:r>
+        <w:rPr>
+          <w:rFonts w:ascii="Charis SIL Regular" w:hAnsi="Charis SIL Regular" w:eastAsia="Charis SIL Regular"/>
+          <w:b w:val="0"/>
+          <w:i w:val="0"/>
+          <w:color w:val="000000"/>
+          <w:sz w:val="24"/>
+        </w:rPr>
+        <w:t xml:space="preserve">ess of and interest in </w:t>
       </w:r>
       <w:r>
         <w:rPr>
@@ -937,7 +921,7 @@
           <w:sz w:val="24"/>
           <w:u w:val="single"/>
         </w:rPr>
-        <w:hyperlink r:id="rId12" w:history="1">
+        <w:hyperlink r:id="rId13" w:history="1">
           <w:r>
             <w:rPr>
               <w:rStyle w:val="Hyperlink"/>
@@ -955,7 +939,7 @@
           <w:sz w:val="24"/>
           <w:u w:val="single"/>
         </w:rPr>
-        <w:hyperlink r:id="rId12" w:history="1">
+        <w:hyperlink r:id="rId13" w:history="1">
           <w:r>
             <w:rPr>
               <w:rStyle w:val="Hyperlink"/>
@@ -973,7 +957,7 @@
           <w:sz w:val="24"/>
           <w:u w:val="single"/>
         </w:rPr>
-        <w:hyperlink r:id="rId12" w:history="1">
+        <w:hyperlink r:id="rId13" w:history="1">
           <w:r>
             <w:rPr>
               <w:rStyle w:val="Hyperlink"/>

--- a/EXPORTS/DOCX/published/niveau3/English/KVVAK.docx
+++ b/EXPORTS/DOCX/published/niveau3/English/KVVAK.docx
@@ -362,13 +362,111 @@
       </w:r>
       <w:r>
         <w:rPr>
+          <w:u w:val="single" w:color="0000ff"/>
           <w:rFonts w:ascii="Charis SIL Regular" w:hAnsi="Charis SIL Regular" w:eastAsia="Charis SIL Regular"/>
           <w:b w:val="0"/>
           <w:i w:val="0"/>
           <w:color w:val="000000"/>
           <w:sz w:val="24"/>
         </w:rPr>
-        <w:t>he designation "Ro</w:t>
+        <w:hyperlink r:id="rId9" w:history="1">
+          <w:r>
+            <w:rPr>
+              <w:rStyle w:val="Hyperlink"/>
+            </w:rPr>
+            <w:t>h</w:t>
+          </w:r>
+        </w:hyperlink>
+      </w:r>
+      <w:r>
+        <w:rPr>
+          <w:u w:val="single" w:color="0000ff"/>
+          <w:rFonts w:ascii="Charis SIL Regular" w:hAnsi="Charis SIL Regular" w:eastAsia="Charis SIL Regular"/>
+          <w:b w:val="0"/>
+          <w:i w:val="0"/>
+          <w:color w:val="000000"/>
+          <w:sz w:val="24"/>
+        </w:rPr>
+        <w:hyperlink r:id="rId9" w:history="1">
+          <w:r>
+            <w:rPr>
+              <w:rStyle w:val="Hyperlink"/>
+            </w:rPr>
+            <w:t>e des</w:t>
+          </w:r>
+        </w:hyperlink>
+      </w:r>
+      <w:r>
+        <w:rPr>
+          <w:u w:val="single" w:color="0000ff"/>
+          <w:rFonts w:ascii="Charis SIL Regular" w:hAnsi="Charis SIL Regular" w:eastAsia="Charis SIL Regular"/>
+          <w:b w:val="0"/>
+          <w:i w:val="0"/>
+          <w:color w:val="000000"/>
+          <w:sz w:val="24"/>
+        </w:rPr>
+        <w:hyperlink r:id="rId9" w:history="1">
+          <w:r>
+            <w:rPr>
+              <w:rStyle w:val="Hyperlink"/>
+            </w:rPr>
+            <w:t>i</w:t>
+          </w:r>
+        </w:hyperlink>
+      </w:r>
+      <w:r>
+        <w:rPr>
+          <w:u w:val="single" w:color="0000ff"/>
+          <w:rFonts w:ascii="Charis SIL Regular" w:hAnsi="Charis SIL Regular" w:eastAsia="Charis SIL Regular"/>
+          <w:b w:val="0"/>
+          <w:i w:val="0"/>
+          <w:color w:val="000000"/>
+          <w:sz w:val="24"/>
+        </w:rPr>
+        <w:hyperlink r:id="rId9" w:history="1">
+          <w:r>
+            <w:rPr>
+              <w:rStyle w:val="Hyperlink"/>
+            </w:rPr>
+            <w:t>gna</w:t>
+          </w:r>
+        </w:hyperlink>
+      </w:r>
+      <w:r>
+        <w:rPr>
+          <w:u w:val="single" w:color="0000ff"/>
+          <w:rFonts w:ascii="Charis SIL Regular" w:hAnsi="Charis SIL Regular" w:eastAsia="Charis SIL Regular"/>
+          <w:b w:val="0"/>
+          <w:i w:val="0"/>
+          <w:color w:val="000000"/>
+          <w:sz w:val="24"/>
+        </w:rPr>
+        <w:hyperlink r:id="rId9" w:history="1">
+          <w:r>
+            <w:rPr>
+              <w:rStyle w:val="Hyperlink"/>
+            </w:rPr>
+            <w:t>t</w:t>
+          </w:r>
+        </w:hyperlink>
+      </w:r>
+      <w:r>
+        <w:rPr>
+          <w:u w:val="single" w:color="0000ff"/>
+          <w:rFonts w:ascii="Charis SIL Regular" w:hAnsi="Charis SIL Regular" w:eastAsia="Charis SIL Regular"/>
+          <w:b w:val="0"/>
+          <w:i w:val="0"/>
+          <w:color w:val="000000"/>
+          <w:sz w:val="24"/>
+        </w:rPr>
+        <w:hyperlink r:id="rId9" w:history="1">
+          <w:r>
+            <w:rPr>
+              <w:rStyle w:val="Hyperlink"/>
+            </w:rPr>
+            <w:t>ion "Ro</w:t>
+          </w:r>
+        </w:hyperlink>
       </w:r>
       <w:r>
         <w:rPr>
@@ -939,7 +1037,7 @@
           <w:sz w:val="24"/>
           <w:u w:val="single"/>
         </w:rPr>
-        <w:hyperlink r:id="rId13" w:history="1">
+        <w:hyperlink r:id="rId12" w:history="1">
           <w:r>
             <w:rPr>
               <w:rStyle w:val="Hyperlink"/>
@@ -957,7 +1055,7 @@
           <w:sz w:val="24"/>
           <w:u w:val="single"/>
         </w:rPr>
-        <w:hyperlink r:id="rId13" w:history="1">
+        <w:hyperlink r:id="rId12" w:history="1">
           <w:r>
             <w:rPr>
               <w:rStyle w:val="Hyperlink"/>

--- a/EXPORTS/DOCX/published/niveau3/English/KVVAK.docx
+++ b/EXPORTS/DOCX/published/niveau3/English/KVVAK.docx
@@ -742,13 +742,95 @@
       </w:r>
       <w:r>
         <w:rPr>
+          <w:u w:val="single" w:color="0000ff"/>
           <w:rFonts w:ascii="Charis SIL Regular" w:hAnsi="Charis SIL Regular" w:eastAsia="Charis SIL Regular"/>
           <w:b w:val="0"/>
           <w:i w:val="0"/>
           <w:color w:val="000000"/>
           <w:sz w:val="24"/>
         </w:rPr>
-        <w:t xml:space="preserve">the aim of raising awareness of and interest in </w:t>
+        <w:hyperlink r:id="rId10" w:history="1">
+          <w:r>
+            <w:rPr>
+              <w:rStyle w:val="Hyperlink"/>
+            </w:rPr>
+            <w:t>the ai</w:t>
+          </w:r>
+        </w:hyperlink>
+      </w:r>
+      <w:r>
+        <w:rPr>
+          <w:rFonts w:ascii="Charis SIL Regular" w:hAnsi="Charis SIL Regular" w:eastAsia="Charis SIL Regular"/>
+          <w:b w:val="0"/>
+          <w:i w:val="0"/>
+          <w:color w:val="000000"/>
+          <w:sz w:val="24"/>
+        </w:rPr>
+        <w:t>m</w:t>
+      </w:r>
+      <w:r>
+        <w:rPr>
+          <w:u w:val="single" w:color="0000ff"/>
+          <w:rFonts w:ascii="Charis SIL Regular" w:hAnsi="Charis SIL Regular" w:eastAsia="Charis SIL Regular"/>
+          <w:b w:val="0"/>
+          <w:i w:val="0"/>
+          <w:color w:val="000000"/>
+          <w:sz w:val="24"/>
+        </w:rPr>
+        <w:hyperlink r:id="rId10" w:history="1">
+          <w:r>
+            <w:rPr>
+              <w:rStyle w:val="Hyperlink"/>
+            </w:rPr>
+            <w:t xml:space="preserve"> of ra</w:t>
+          </w:r>
+        </w:hyperlink>
+      </w:r>
+      <w:r>
+        <w:rPr>
+          <w:u w:val="single" w:color="0000ff"/>
+          <w:rFonts w:ascii="Charis SIL Regular" w:hAnsi="Charis SIL Regular" w:eastAsia="Charis SIL Regular"/>
+          <w:b w:val="0"/>
+          <w:i w:val="0"/>
+          <w:color w:val="000000"/>
+          <w:sz w:val="24"/>
+        </w:rPr>
+        <w:hyperlink r:id="rId10" w:history="1">
+          <w:r>
+            <w:rPr>
+              <w:rStyle w:val="Hyperlink"/>
+            </w:rPr>
+            <w:t>i</w:t>
+          </w:r>
+        </w:hyperlink>
+      </w:r>
+      <w:r>
+        <w:rPr>
+          <w:u w:val="single" w:color="0000ff"/>
+          <w:rFonts w:ascii="Charis SIL Regular" w:hAnsi="Charis SIL Regular" w:eastAsia="Charis SIL Regular"/>
+          <w:b w:val="0"/>
+          <w:i w:val="0"/>
+          <w:color w:val="000000"/>
+          <w:sz w:val="24"/>
+        </w:rPr>
+        <w:hyperlink r:id="rId10" w:history="1">
+          <w:r>
+            <w:rPr>
+              <w:rStyle w:val="Hyperlink"/>
+            </w:rPr>
+            <w:t>sing awaren</w:t>
+          </w:r>
+        </w:hyperlink>
+      </w:r>
+      <w:r>
+        <w:rPr>
+          <w:rFonts w:ascii="Charis SIL Regular" w:hAnsi="Charis SIL Regular" w:eastAsia="Charis SIL Regular"/>
+          <w:b w:val="0"/>
+          <w:i w:val="0"/>
+          <w:color w:val="000000"/>
+          <w:sz w:val="24"/>
+        </w:rPr>
+        <w:t xml:space="preserve">ess of and interest in </w:t>
       </w:r>
       <w:r>
         <w:rPr>
@@ -937,7 +1019,7 @@
           <w:sz w:val="24"/>
           <w:u w:val="single"/>
         </w:rPr>
-        <w:hyperlink r:id="rId12" w:history="1">
+        <w:hyperlink r:id="rId13" w:history="1">
           <w:r>
             <w:rPr>
               <w:rStyle w:val="Hyperlink"/>
@@ -955,7 +1037,7 @@
           <w:sz w:val="24"/>
           <w:u w:val="single"/>
         </w:rPr>
-        <w:hyperlink r:id="rId12" w:history="1">
+        <w:hyperlink r:id="rId13" w:history="1">
           <w:r>
             <w:rPr>
               <w:rStyle w:val="Hyperlink"/>

--- a/EXPORTS/DOCX/published/niveau3/English/KVVAK.docx
+++ b/EXPORTS/DOCX/published/niveau3/English/KVVAK.docx
@@ -340,7 +340,133 @@
           <w:color w:val="000000"/>
           <w:sz w:val="24"/>
         </w:rPr>
-        <w:t>has held the designation "Ro</w:t>
+        <w:t xml:space="preserve">has </w:t>
+      </w:r>
+      <w:r>
+        <w:rPr>
+          <w:u w:val="single" w:color="0000ff"/>
+          <w:rFonts w:ascii="Charis SIL Regular" w:hAnsi="Charis SIL Regular" w:eastAsia="Charis SIL Regular"/>
+          <w:b w:val="0"/>
+          <w:i w:val="0"/>
+          <w:color w:val="000000"/>
+          <w:sz w:val="24"/>
+        </w:rPr>
+        <w:hyperlink r:id="rId9" w:history="1">
+          <w:r>
+            <w:rPr>
+              <w:rStyle w:val="Hyperlink"/>
+            </w:rPr>
+            <w:t>held t</w:t>
+          </w:r>
+        </w:hyperlink>
+      </w:r>
+      <w:r>
+        <w:rPr>
+          <w:u w:val="single" w:color="0000ff"/>
+          <w:rFonts w:ascii="Charis SIL Regular" w:hAnsi="Charis SIL Regular" w:eastAsia="Charis SIL Regular"/>
+          <w:b w:val="0"/>
+          <w:i w:val="0"/>
+          <w:color w:val="000000"/>
+          <w:sz w:val="24"/>
+        </w:rPr>
+        <w:hyperlink r:id="rId9" w:history="1">
+          <w:r>
+            <w:rPr>
+              <w:rStyle w:val="Hyperlink"/>
+            </w:rPr>
+            <w:t>h</w:t>
+          </w:r>
+        </w:hyperlink>
+      </w:r>
+      <w:r>
+        <w:rPr>
+          <w:u w:val="single" w:color="0000ff"/>
+          <w:rFonts w:ascii="Charis SIL Regular" w:hAnsi="Charis SIL Regular" w:eastAsia="Charis SIL Regular"/>
+          <w:b w:val="0"/>
+          <w:i w:val="0"/>
+          <w:color w:val="000000"/>
+          <w:sz w:val="24"/>
+        </w:rPr>
+        <w:hyperlink r:id="rId9" w:history="1">
+          <w:r>
+            <w:rPr>
+              <w:rStyle w:val="Hyperlink"/>
+            </w:rPr>
+            <w:t>e des</w:t>
+          </w:r>
+        </w:hyperlink>
+      </w:r>
+      <w:r>
+        <w:rPr>
+          <w:u w:val="single" w:color="0000ff"/>
+          <w:rFonts w:ascii="Charis SIL Regular" w:hAnsi="Charis SIL Regular" w:eastAsia="Charis SIL Regular"/>
+          <w:b w:val="0"/>
+          <w:i w:val="0"/>
+          <w:color w:val="000000"/>
+          <w:sz w:val="24"/>
+        </w:rPr>
+        <w:hyperlink r:id="rId9" w:history="1">
+          <w:r>
+            <w:rPr>
+              <w:rStyle w:val="Hyperlink"/>
+            </w:rPr>
+            <w:t>i</w:t>
+          </w:r>
+        </w:hyperlink>
+      </w:r>
+      <w:r>
+        <w:rPr>
+          <w:u w:val="single" w:color="0000ff"/>
+          <w:rFonts w:ascii="Charis SIL Regular" w:hAnsi="Charis SIL Regular" w:eastAsia="Charis SIL Regular"/>
+          <w:b w:val="0"/>
+          <w:i w:val="0"/>
+          <w:color w:val="000000"/>
+          <w:sz w:val="24"/>
+        </w:rPr>
+        <w:hyperlink r:id="rId9" w:history="1">
+          <w:r>
+            <w:rPr>
+              <w:rStyle w:val="Hyperlink"/>
+            </w:rPr>
+            <w:t>gna</w:t>
+          </w:r>
+        </w:hyperlink>
+      </w:r>
+      <w:r>
+        <w:rPr>
+          <w:u w:val="single" w:color="0000ff"/>
+          <w:rFonts w:ascii="Charis SIL Regular" w:hAnsi="Charis SIL Regular" w:eastAsia="Charis SIL Regular"/>
+          <w:b w:val="0"/>
+          <w:i w:val="0"/>
+          <w:color w:val="000000"/>
+          <w:sz w:val="24"/>
+        </w:rPr>
+        <w:hyperlink r:id="rId9" w:history="1">
+          <w:r>
+            <w:rPr>
+              <w:rStyle w:val="Hyperlink"/>
+            </w:rPr>
+            <w:t>t</w:t>
+          </w:r>
+        </w:hyperlink>
+      </w:r>
+      <w:r>
+        <w:rPr>
+          <w:u w:val="single" w:color="0000ff"/>
+          <w:rFonts w:ascii="Charis SIL Regular" w:hAnsi="Charis SIL Regular" w:eastAsia="Charis SIL Regular"/>
+          <w:b w:val="0"/>
+          <w:i w:val="0"/>
+          <w:color w:val="000000"/>
+          <w:sz w:val="24"/>
+        </w:rPr>
+        <w:hyperlink r:id="rId9" w:history="1">
+          <w:r>
+            <w:rPr>
+              <w:rStyle w:val="Hyperlink"/>
+            </w:rPr>
+            <w:t>ion "Ro</w:t>
+          </w:r>
+        </w:hyperlink>
       </w:r>
       <w:r>
         <w:rPr>
@@ -616,13 +742,96 @@
       </w:r>
       <w:r>
         <w:rPr>
+          <w:u w:val="single" w:color="0000ff"/>
           <w:rFonts w:ascii="Charis SIL Regular" w:hAnsi="Charis SIL Regular" w:eastAsia="Charis SIL Regular"/>
           <w:b w:val="0"/>
           <w:i w:val="0"/>
           <w:color w:val="000000"/>
           <w:sz w:val="24"/>
         </w:rPr>
-        <w:t xml:space="preserve">the aim of raising awareness of and interest in </w:t>
+        <w:hyperlink r:id="rId10" w:history="1">
+          <w:r>
+            <w:rPr>
+              <w:rStyle w:val="Hyperlink"/>
+            </w:rPr>
+            <w:t>the ai</w:t>
+          </w:r>
+        </w:hyperlink>
+      </w:r>
+      <w:r>
+        <w:rPr>
+          <w:u w:val="single" w:color="0000ff"/>
+          <w:rFonts w:ascii="Charis SIL Regular" w:hAnsi="Charis SIL Regular" w:eastAsia="Charis SIL Regular"/>
+          <w:b w:val="0"/>
+          <w:i w:val="0"/>
+          <w:color w:val="000000"/>
+          <w:sz w:val="24"/>
+        </w:rPr>
+        <w:t>m</w:t>
+      </w:r>
+      <w:r>
+        <w:rPr>
+          <w:u w:val="single" w:color="0000ff"/>
+          <w:rFonts w:ascii="Charis SIL Regular" w:hAnsi="Charis SIL Regular" w:eastAsia="Charis SIL Regular"/>
+          <w:b w:val="0"/>
+          <w:i w:val="0"/>
+          <w:color w:val="000000"/>
+          <w:sz w:val="24"/>
+        </w:rPr>
+        <w:hyperlink r:id="rId10" w:history="1">
+          <w:r>
+            <w:rPr>
+              <w:rStyle w:val="Hyperlink"/>
+            </w:rPr>
+            <w:t xml:space="preserve"> of ra</w:t>
+          </w:r>
+        </w:hyperlink>
+      </w:r>
+      <w:r>
+        <w:rPr>
+          <w:u w:val="single" w:color="0000ff"/>
+          <w:rFonts w:ascii="Charis SIL Regular" w:hAnsi="Charis SIL Regular" w:eastAsia="Charis SIL Regular"/>
+          <w:b w:val="0"/>
+          <w:i w:val="0"/>
+          <w:color w:val="000000"/>
+          <w:sz w:val="24"/>
+        </w:rPr>
+        <w:hyperlink r:id="rId10" w:history="1">
+          <w:r>
+            <w:rPr>
+              <w:rStyle w:val="Hyperlink"/>
+            </w:rPr>
+            <w:t>i</w:t>
+          </w:r>
+        </w:hyperlink>
+      </w:r>
+      <w:r>
+        <w:rPr>
+          <w:u w:val="single" w:color="0000ff"/>
+          <w:rFonts w:ascii="Charis SIL Regular" w:hAnsi="Charis SIL Regular" w:eastAsia="Charis SIL Regular"/>
+          <w:b w:val="0"/>
+          <w:i w:val="0"/>
+          <w:color w:val="000000"/>
+          <w:sz w:val="24"/>
+        </w:rPr>
+        <w:hyperlink r:id="rId10" w:history="1">
+          <w:r>
+            <w:rPr>
+              <w:rStyle w:val="Hyperlink"/>
+            </w:rPr>
+            <w:t>sing awaren</w:t>
+          </w:r>
+        </w:hyperlink>
+      </w:r>
+      <w:r>
+        <w:rPr>
+          <w:rFonts w:ascii="Charis SIL Regular" w:hAnsi="Charis SIL Regular" w:eastAsia="Charis SIL Regular"/>
+          <w:b w:val="0"/>
+          <w:i w:val="0"/>
+          <w:color w:val="000000"/>
+          <w:sz w:val="24"/>
+        </w:rPr>
+        <w:t xml:space="preserve">ess of and interest in </w:t>
       </w:r>
       <w:r>
         <w:rPr>
@@ -690,14 +899,7 @@
           <w:color w:val="000000"/>
           <w:sz w:val="24"/>
         </w:rPr>
-        <w:hyperlink r:id="rId11" w:history="1">
-          <w:r>
-            <w:rPr>
-              <w:rStyle w:val="Hyperlink"/>
-            </w:rPr>
-            <w:t>d pr</w:t>
-          </w:r>
-        </w:hyperlink>
+        <w:t>d pr</w:t>
       </w:r>
       <w:r>
         <w:rPr>
@@ -1224,7 +1426,35 @@
           <w:color w:val="000000"/>
           <w:sz w:val="24"/>
         </w:rPr>
-        <w:t xml:space="preserve"> in Amsterdam, wher</w:t>
+        <w:t xml:space="preserve"> in</w:t>
+      </w:r>
+      <w:r>
+        <w:rPr>
+          <w:u w:val="single" w:color="0000ff"/>
+          <w:rFonts w:ascii="Charis SIL Regular" w:hAnsi="Charis SIL Regular" w:eastAsia="Charis SIL Regular"/>
+          <w:b w:val="0"/>
+          <w:i w:val="0"/>
+          <w:color w:val="000000"/>
+          <w:sz w:val="24"/>
+        </w:rPr>
+        <w:hyperlink r:id="rId17" w:history="1">
+          <w:r>
+            <w:rPr>
+              <w:rStyle w:val="Hyperlink"/>
+            </w:rPr>
+            <w:t xml:space="preserve"> Amsterd</w:t>
+          </w:r>
+        </w:hyperlink>
+      </w:r>
+      <w:r>
+        <w:rPr>
+          <w:rFonts w:ascii="Charis SIL Regular" w:hAnsi="Charis SIL Regular" w:eastAsia="Charis SIL Regular"/>
+          <w:b w:val="0"/>
+          <w:i w:val="0"/>
+          <w:color w:val="000000"/>
+          <w:sz w:val="24"/>
+        </w:rPr>
+        <w:t>am, wher</w:t>
       </w:r>
       <w:r>
         <w:rPr>

--- a/EXPORTS/DOCX/published/niveau3/English/KVVAK.docx
+++ b/EXPORTS/DOCX/published/niveau3/English/KVVAK.docx
@@ -742,96 +742,13 @@
       </w:r>
       <w:r>
         <w:rPr>
-          <w:u w:val="single" w:color="0000ff"/>
           <w:rFonts w:ascii="Charis SIL Regular" w:hAnsi="Charis SIL Regular" w:eastAsia="Charis SIL Regular"/>
           <w:b w:val="0"/>
           <w:i w:val="0"/>
           <w:color w:val="000000"/>
           <w:sz w:val="24"/>
         </w:rPr>
-        <w:hyperlink r:id="rId10" w:history="1">
-          <w:r>
-            <w:rPr>
-              <w:rStyle w:val="Hyperlink"/>
-            </w:rPr>
-            <w:t>the ai</w:t>
-          </w:r>
-        </w:hyperlink>
-      </w:r>
-      <w:r>
-        <w:rPr>
-          <w:u w:val="single" w:color="0000ff"/>
-          <w:rFonts w:ascii="Charis SIL Regular" w:hAnsi="Charis SIL Regular" w:eastAsia="Charis SIL Regular"/>
-          <w:b w:val="0"/>
-          <w:i w:val="0"/>
-          <w:color w:val="000000"/>
-          <w:sz w:val="24"/>
-        </w:rPr>
-        <w:t>m</w:t>
-      </w:r>
-      <w:r>
-        <w:rPr>
-          <w:u w:val="single" w:color="0000ff"/>
-          <w:rFonts w:ascii="Charis SIL Regular" w:hAnsi="Charis SIL Regular" w:eastAsia="Charis SIL Regular"/>
-          <w:b w:val="0"/>
-          <w:i w:val="0"/>
-          <w:color w:val="000000"/>
-          <w:sz w:val="24"/>
-        </w:rPr>
-        <w:hyperlink r:id="rId10" w:history="1">
-          <w:r>
-            <w:rPr>
-              <w:rStyle w:val="Hyperlink"/>
-            </w:rPr>
-            <w:t xml:space="preserve"> of ra</w:t>
-          </w:r>
-        </w:hyperlink>
-      </w:r>
-      <w:r>
-        <w:rPr>
-          <w:u w:val="single" w:color="0000ff"/>
-          <w:rFonts w:ascii="Charis SIL Regular" w:hAnsi="Charis SIL Regular" w:eastAsia="Charis SIL Regular"/>
-          <w:b w:val="0"/>
-          <w:i w:val="0"/>
-          <w:color w:val="000000"/>
-          <w:sz w:val="24"/>
-        </w:rPr>
-        <w:hyperlink r:id="rId10" w:history="1">
-          <w:r>
-            <w:rPr>
-              <w:rStyle w:val="Hyperlink"/>
-            </w:rPr>
-            <w:t>i</w:t>
-          </w:r>
-        </w:hyperlink>
-      </w:r>
-      <w:r>
-        <w:rPr>
-          <w:u w:val="single" w:color="0000ff"/>
-          <w:rFonts w:ascii="Charis SIL Regular" w:hAnsi="Charis SIL Regular" w:eastAsia="Charis SIL Regular"/>
-          <w:b w:val="0"/>
-          <w:i w:val="0"/>
-          <w:color w:val="000000"/>
-          <w:sz w:val="24"/>
-        </w:rPr>
-        <w:hyperlink r:id="rId10" w:history="1">
-          <w:r>
-            <w:rPr>
-              <w:rStyle w:val="Hyperlink"/>
-            </w:rPr>
-            <w:t>sing awaren</w:t>
-          </w:r>
-        </w:hyperlink>
-      </w:r>
-      <w:r>
-        <w:rPr>
-          <w:rFonts w:ascii="Charis SIL Regular" w:hAnsi="Charis SIL Regular" w:eastAsia="Charis SIL Regular"/>
-          <w:b w:val="0"/>
-          <w:i w:val="0"/>
-          <w:color w:val="000000"/>
-          <w:sz w:val="24"/>
-        </w:rPr>
-        <w:t xml:space="preserve">ess of and interest in </w:t>
+        <w:t xml:space="preserve">the aim of raising awareness of and interest in </w:t>
       </w:r>
       <w:r>
         <w:rPr>
@@ -899,7 +816,14 @@
           <w:color w:val="000000"/>
           <w:sz w:val="24"/>
         </w:rPr>
-        <w:t>d pr</w:t>
+        <w:hyperlink r:id="rId11" w:history="1">
+          <w:r>
+            <w:rPr>
+              <w:rStyle w:val="Hyperlink"/>
+            </w:rPr>
+            <w:t>d pr</w:t>
+          </w:r>
+        </w:hyperlink>
       </w:r>
       <w:r>
         <w:rPr>
@@ -1448,13 +1372,39 @@
       </w:r>
       <w:r>
         <w:rPr>
+          <w:u w:val="single" w:color="0000ff"/>
           <w:rFonts w:ascii="Charis SIL Regular" w:hAnsi="Charis SIL Regular" w:eastAsia="Charis SIL Regular"/>
           <w:b w:val="0"/>
           <w:i w:val="0"/>
           <w:color w:val="000000"/>
           <w:sz w:val="24"/>
         </w:rPr>
-        <w:t>am, wher</w:t>
+        <w:hyperlink r:id="rId17" w:history="1">
+          <w:r>
+            <w:rPr>
+              <w:rStyle w:val="Hyperlink"/>
+            </w:rPr>
+            <w:t>a</w:t>
+          </w:r>
+        </w:hyperlink>
+      </w:r>
+      <w:r>
+        <w:rPr>
+          <w:u w:val="single" w:color="0000ff"/>
+          <w:rFonts w:ascii="Charis SIL Regular" w:hAnsi="Charis SIL Regular" w:eastAsia="Charis SIL Regular"/>
+          <w:b w:val="0"/>
+          <w:i w:val="0"/>
+          <w:color w:val="000000"/>
+          <w:sz w:val="24"/>
+        </w:rPr>
+        <w:hyperlink r:id="rId17" w:history="1">
+          <w:r>
+            <w:rPr>
+              <w:rStyle w:val="Hyperlink"/>
+            </w:rPr>
+            <w:t>m, wher</w:t>
+          </w:r>
+        </w:hyperlink>
       </w:r>
       <w:r>
         <w:rPr>

--- a/EXPORTS/DOCX/published/niveau3/English/KVVAK.docx
+++ b/EXPORTS/DOCX/published/niveau3/English/KVVAK.docx
@@ -459,14 +459,7 @@
           <w:color w:val="000000"/>
           <w:sz w:val="24"/>
         </w:rPr>
-        <w:hyperlink r:id="rId9" w:history="1">
-          <w:r>
-            <w:rPr>
-              <w:rStyle w:val="Hyperlink"/>
-            </w:rPr>
-            <w:t>ion "Ro</w:t>
-          </w:r>
-        </w:hyperlink>
+        <w:t>ion "Ro</w:t>
       </w:r>
       <w:r>
         <w:rPr>
@@ -742,13 +735,96 @@
       </w:r>
       <w:r>
         <w:rPr>
+          <w:u w:val="single" w:color="0000ff"/>
           <w:rFonts w:ascii="Charis SIL Regular" w:hAnsi="Charis SIL Regular" w:eastAsia="Charis SIL Regular"/>
           <w:b w:val="0"/>
           <w:i w:val="0"/>
           <w:color w:val="000000"/>
           <w:sz w:val="24"/>
         </w:rPr>
-        <w:t xml:space="preserve">the aim of raising awareness of and interest in </w:t>
+        <w:hyperlink r:id="rId10" w:history="1">
+          <w:r>
+            <w:rPr>
+              <w:rStyle w:val="Hyperlink"/>
+            </w:rPr>
+            <w:t>the ai</w:t>
+          </w:r>
+        </w:hyperlink>
+      </w:r>
+      <w:r>
+        <w:rPr>
+          <w:u w:val="single" w:color="0000ff"/>
+          <w:rFonts w:ascii="Charis SIL Regular" w:hAnsi="Charis SIL Regular" w:eastAsia="Charis SIL Regular"/>
+          <w:b w:val="0"/>
+          <w:i w:val="0"/>
+          <w:color w:val="000000"/>
+          <w:sz w:val="24"/>
+        </w:rPr>
+        <w:t>m</w:t>
+      </w:r>
+      <w:r>
+        <w:rPr>
+          <w:u w:val="single" w:color="0000ff"/>
+          <w:rFonts w:ascii="Charis SIL Regular" w:hAnsi="Charis SIL Regular" w:eastAsia="Charis SIL Regular"/>
+          <w:b w:val="0"/>
+          <w:i w:val="0"/>
+          <w:color w:val="000000"/>
+          <w:sz w:val="24"/>
+        </w:rPr>
+        <w:hyperlink r:id="rId10" w:history="1">
+          <w:r>
+            <w:rPr>
+              <w:rStyle w:val="Hyperlink"/>
+            </w:rPr>
+            <w:t xml:space="preserve"> of ra</w:t>
+          </w:r>
+        </w:hyperlink>
+      </w:r>
+      <w:r>
+        <w:rPr>
+          <w:u w:val="single" w:color="0000ff"/>
+          <w:rFonts w:ascii="Charis SIL Regular" w:hAnsi="Charis SIL Regular" w:eastAsia="Charis SIL Regular"/>
+          <w:b w:val="0"/>
+          <w:i w:val="0"/>
+          <w:color w:val="000000"/>
+          <w:sz w:val="24"/>
+        </w:rPr>
+        <w:hyperlink r:id="rId10" w:history="1">
+          <w:r>
+            <w:rPr>
+              <w:rStyle w:val="Hyperlink"/>
+            </w:rPr>
+            <w:t>i</w:t>
+          </w:r>
+        </w:hyperlink>
+      </w:r>
+      <w:r>
+        <w:rPr>
+          <w:u w:val="single" w:color="0000ff"/>
+          <w:rFonts w:ascii="Charis SIL Regular" w:hAnsi="Charis SIL Regular" w:eastAsia="Charis SIL Regular"/>
+          <w:b w:val="0"/>
+          <w:i w:val="0"/>
+          <w:color w:val="000000"/>
+          <w:sz w:val="24"/>
+        </w:rPr>
+        <w:hyperlink r:id="rId10" w:history="1">
+          <w:r>
+            <w:rPr>
+              <w:rStyle w:val="Hyperlink"/>
+            </w:rPr>
+            <w:t>sing awaren</w:t>
+          </w:r>
+        </w:hyperlink>
+      </w:r>
+      <w:r>
+        <w:rPr>
+          <w:rFonts w:ascii="Charis SIL Regular" w:hAnsi="Charis SIL Regular" w:eastAsia="Charis SIL Regular"/>
+          <w:b w:val="0"/>
+          <w:i w:val="0"/>
+          <w:color w:val="000000"/>
+          <w:sz w:val="24"/>
+        </w:rPr>
+        <w:t xml:space="preserve">ess of and interest in </w:t>
       </w:r>
       <w:r>
         <w:rPr>

--- a/EXPORTS/DOCX/published/niveau3/English/KVVAK.docx
+++ b/EXPORTS/DOCX/published/niveau3/English/KVVAK.docx
@@ -760,7 +760,6 @@
       </w:r>
       <w:r>
         <w:rPr>
-          <w:u w:val="single" w:color="0000ff"/>
           <w:rFonts w:ascii="Charis SIL Regular" w:hAnsi="Charis SIL Regular" w:eastAsia="Charis SIL Regular"/>
           <w:b w:val="0"/>
           <w:i w:val="0"/>
@@ -1020,7 +1019,7 @@
           <w:sz w:val="24"/>
           <w:u w:val="single"/>
         </w:rPr>
-        <w:hyperlink r:id="rId12" w:history="1">
+        <w:hyperlink r:id="rId13" w:history="1">
           <w:r>
             <w:rPr>
               <w:rStyle w:val="Hyperlink"/>
@@ -1433,7 +1432,61 @@
           <w:color w:val="000000"/>
           <w:sz w:val="24"/>
         </w:rPr>
-        <w:t xml:space="preserve"> in Amsterdam, wher</w:t>
+        <w:t xml:space="preserve"> in</w:t>
+      </w:r>
+      <w:r>
+        <w:rPr>
+          <w:u w:val="single" w:color="0000ff"/>
+          <w:rFonts w:ascii="Charis SIL Regular" w:hAnsi="Charis SIL Regular" w:eastAsia="Charis SIL Regular"/>
+          <w:b w:val="0"/>
+          <w:i w:val="0"/>
+          <w:color w:val="000000"/>
+          <w:sz w:val="24"/>
+        </w:rPr>
+        <w:hyperlink r:id="rId17" w:history="1">
+          <w:r>
+            <w:rPr>
+              <w:rStyle w:val="Hyperlink"/>
+            </w:rPr>
+            <w:t xml:space="preserve"> Amsterd</w:t>
+          </w:r>
+        </w:hyperlink>
+      </w:r>
+      <w:r>
+        <w:rPr>
+          <w:u w:val="single" w:color="0000ff"/>
+          <w:rFonts w:ascii="Charis SIL Regular" w:hAnsi="Charis SIL Regular" w:eastAsia="Charis SIL Regular"/>
+          <w:b w:val="0"/>
+          <w:i w:val="0"/>
+          <w:color w:val="000000"/>
+          <w:sz w:val="24"/>
+        </w:rPr>
+        <w:hyperlink r:id="rId17" w:history="1">
+          <w:r>
+            <w:rPr>
+              <w:rStyle w:val="Hyperlink"/>
+            </w:rPr>
+            <w:t>a</w:t>
+          </w:r>
+        </w:hyperlink>
+      </w:r>
+      <w:r>
+        <w:rPr>
+          <w:u w:val="single" w:color="0000ff"/>
+          <w:rFonts w:ascii="Charis SIL Regular" w:hAnsi="Charis SIL Regular" w:eastAsia="Charis SIL Regular"/>
+          <w:b w:val="0"/>
+          <w:i w:val="0"/>
+          <w:color w:val="000000"/>
+          <w:sz w:val="24"/>
+        </w:rPr>
+        <w:hyperlink r:id="rId17" w:history="1">
+          <w:r>
+            <w:rPr>
+              <w:rStyle w:val="Hyperlink"/>
+            </w:rPr>
+            <w:t>m, wher</w:t>
+          </w:r>
+        </w:hyperlink>
       </w:r>
       <w:r>
         <w:rPr>

--- a/EXPORTS/DOCX/published/niveau3/English/KVVAK.docx
+++ b/EXPORTS/DOCX/published/niveau3/English/KVVAK.docx
@@ -760,6 +760,7 @@
       </w:r>
       <w:r>
         <w:rPr>
+          <w:u w:val="single" w:color="0000ff"/>
           <w:rFonts w:ascii="Charis SIL Regular" w:hAnsi="Charis SIL Regular" w:eastAsia="Charis SIL Regular"/>
           <w:b w:val="0"/>
           <w:i w:val="0"/>
@@ -1019,7 +1020,7 @@
           <w:sz w:val="24"/>
           <w:u w:val="single"/>
         </w:rPr>
-        <w:hyperlink r:id="rId13" w:history="1">
+        <w:hyperlink r:id="rId12" w:history="1">
           <w:r>
             <w:rPr>
               <w:rStyle w:val="Hyperlink"/>
@@ -1037,7 +1038,7 @@
           <w:sz w:val="24"/>
           <w:u w:val="single"/>
         </w:rPr>
-        <w:hyperlink r:id="rId13" w:history="1">
+        <w:hyperlink r:id="rId12" w:history="1">
           <w:r>
             <w:rPr>
               <w:rStyle w:val="Hyperlink"/>
@@ -1055,7 +1056,7 @@
           <w:sz w:val="24"/>
           <w:u w:val="single"/>
         </w:rPr>
-        <w:hyperlink r:id="rId13" w:history="1">
+        <w:hyperlink r:id="rId12" w:history="1">
           <w:r>
             <w:rPr>
               <w:rStyle w:val="Hyperlink"/>

--- a/EXPORTS/DOCX/published/niveau3/English/KVVAK.docx
+++ b/EXPORTS/DOCX/published/niveau3/English/KVVAK.docx
@@ -760,7 +760,6 @@
       </w:r>
       <w:r>
         <w:rPr>
-          <w:u w:val="single" w:color="0000ff"/>
           <w:rFonts w:ascii="Charis SIL Regular" w:hAnsi="Charis SIL Regular" w:eastAsia="Charis SIL Regular"/>
           <w:b w:val="0"/>
           <w:i w:val="0"/>
@@ -1020,7 +1019,7 @@
           <w:sz w:val="24"/>
           <w:u w:val="single"/>
         </w:rPr>
-        <w:hyperlink r:id="rId12" w:history="1">
+        <w:hyperlink r:id="rId13" w:history="1">
           <w:r>
             <w:rPr>
               <w:rStyle w:val="Hyperlink"/>
@@ -1038,7 +1037,7 @@
           <w:sz w:val="24"/>
           <w:u w:val="single"/>
         </w:rPr>
-        <w:hyperlink r:id="rId12" w:history="1">
+        <w:hyperlink r:id="rId13" w:history="1">
           <w:r>
             <w:rPr>
               <w:rStyle w:val="Hyperlink"/>
@@ -4901,7 +4900,7 @@
         <w:autoSpaceDN w:val="0"/>
         <w:autoSpaceDE w:val="0"/>
         <w:widowControl/>
-        <w:spacing w:line="538" w:lineRule="exact" w:before="478" w:after="0"/>
+        <w:spacing w:line="538" w:lineRule="exact" w:before="458" w:after="0"/>
         <w:ind w:left="0" w:right="0" w:firstLine="0"/>
         <w:jc w:val="left"/>
       </w:pPr>
@@ -4968,7 +4967,7 @@
     </w:p>
     <w:sectPr>
       <w:pgSz w:w="11900" w:h="16840"/>
-      <w:pgMar w:top="324" w:right="940" w:bottom="1410" w:left="960" w:header="720" w:footer="720" w:gutter="0"/>
+      <w:pgMar w:top="324" w:right="940" w:bottom="1420" w:left="960" w:header="720" w:footer="720" w:gutter="0"/>
       <w:cols/>
       <w:docGrid w:linePitch="360"/>
     </w:sectPr>

--- a/EXPORTS/DOCX/published/niveau3/English/KVVAK.docx
+++ b/EXPORTS/DOCX/published/niveau3/English/KVVAK.docx
@@ -459,14 +459,7 @@
           <w:color w:val="000000"/>
           <w:sz w:val="24"/>
         </w:rPr>
-        <w:hyperlink r:id="rId9" w:history="1">
-          <w:r>
-            <w:rPr>
-              <w:rStyle w:val="Hyperlink"/>
-            </w:rPr>
-            <w:t>ion "Ro</w:t>
-          </w:r>
-        </w:hyperlink>
+        <w:t>ion "Ro</w:t>
       </w:r>
       <w:r>
         <w:rPr>
@@ -742,95 +735,13 @@
       </w:r>
       <w:r>
         <w:rPr>
-          <w:u w:val="single" w:color="0000ff"/>
           <w:rFonts w:ascii="Charis SIL Regular" w:hAnsi="Charis SIL Regular" w:eastAsia="Charis SIL Regular"/>
           <w:b w:val="0"/>
           <w:i w:val="0"/>
           <w:color w:val="000000"/>
           <w:sz w:val="24"/>
         </w:rPr>
-        <w:hyperlink r:id="rId10" w:history="1">
-          <w:r>
-            <w:rPr>
-              <w:rStyle w:val="Hyperlink"/>
-            </w:rPr>
-            <w:t>the ai</w:t>
-          </w:r>
-        </w:hyperlink>
-      </w:r>
-      <w:r>
-        <w:rPr>
-          <w:rFonts w:ascii="Charis SIL Regular" w:hAnsi="Charis SIL Regular" w:eastAsia="Charis SIL Regular"/>
-          <w:b w:val="0"/>
-          <w:i w:val="0"/>
-          <w:color w:val="000000"/>
-          <w:sz w:val="24"/>
-        </w:rPr>
-        <w:t>m</w:t>
-      </w:r>
-      <w:r>
-        <w:rPr>
-          <w:u w:val="single" w:color="0000ff"/>
-          <w:rFonts w:ascii="Charis SIL Regular" w:hAnsi="Charis SIL Regular" w:eastAsia="Charis SIL Regular"/>
-          <w:b w:val="0"/>
-          <w:i w:val="0"/>
-          <w:color w:val="000000"/>
-          <w:sz w:val="24"/>
-        </w:rPr>
-        <w:hyperlink r:id="rId10" w:history="1">
-          <w:r>
-            <w:rPr>
-              <w:rStyle w:val="Hyperlink"/>
-            </w:rPr>
-            <w:t xml:space="preserve"> of ra</w:t>
-          </w:r>
-        </w:hyperlink>
-      </w:r>
-      <w:r>
-        <w:rPr>
-          <w:u w:val="single" w:color="0000ff"/>
-          <w:rFonts w:ascii="Charis SIL Regular" w:hAnsi="Charis SIL Regular" w:eastAsia="Charis SIL Regular"/>
-          <w:b w:val="0"/>
-          <w:i w:val="0"/>
-          <w:color w:val="000000"/>
-          <w:sz w:val="24"/>
-        </w:rPr>
-        <w:hyperlink r:id="rId10" w:history="1">
-          <w:r>
-            <w:rPr>
-              <w:rStyle w:val="Hyperlink"/>
-            </w:rPr>
-            <w:t>i</w:t>
-          </w:r>
-        </w:hyperlink>
-      </w:r>
-      <w:r>
-        <w:rPr>
-          <w:u w:val="single" w:color="0000ff"/>
-          <w:rFonts w:ascii="Charis SIL Regular" w:hAnsi="Charis SIL Regular" w:eastAsia="Charis SIL Regular"/>
-          <w:b w:val="0"/>
-          <w:i w:val="0"/>
-          <w:color w:val="000000"/>
-          <w:sz w:val="24"/>
-        </w:rPr>
-        <w:hyperlink r:id="rId10" w:history="1">
-          <w:r>
-            <w:rPr>
-              <w:rStyle w:val="Hyperlink"/>
-            </w:rPr>
-            <w:t>sing awaren</w:t>
-          </w:r>
-        </w:hyperlink>
-      </w:r>
-      <w:r>
-        <w:rPr>
-          <w:rFonts w:ascii="Charis SIL Regular" w:hAnsi="Charis SIL Regular" w:eastAsia="Charis SIL Regular"/>
-          <w:b w:val="0"/>
-          <w:i w:val="0"/>
-          <w:color w:val="000000"/>
-          <w:sz w:val="24"/>
-        </w:rPr>
-        <w:t xml:space="preserve">ess of and interest in </w:t>
+        <w:t xml:space="preserve">the aim of raising awareness of and interest in </w:t>
       </w:r>
       <w:r>
         <w:rPr>
@@ -898,14 +809,7 @@
           <w:color w:val="000000"/>
           <w:sz w:val="24"/>
         </w:rPr>
-        <w:hyperlink r:id="rId11" w:history="1">
-          <w:r>
-            <w:rPr>
-              <w:rStyle w:val="Hyperlink"/>
-            </w:rPr>
-            <w:t>d pr</w:t>
-          </w:r>
-        </w:hyperlink>
+        <w:t>d pr</w:t>
       </w:r>
       <w:r>
         <w:rPr>
@@ -1019,7 +923,7 @@
           <w:sz w:val="24"/>
           <w:u w:val="single"/>
         </w:rPr>
-        <w:hyperlink r:id="rId13" w:history="1">
+        <w:hyperlink r:id="rId12" w:history="1">
           <w:r>
             <w:rPr>
               <w:rStyle w:val="Hyperlink"/>
@@ -1037,7 +941,7 @@
           <w:sz w:val="24"/>
           <w:u w:val="single"/>
         </w:rPr>
-        <w:hyperlink r:id="rId13" w:history="1">
+        <w:hyperlink r:id="rId12" w:history="1">
           <w:r>
             <w:rPr>
               <w:rStyle w:val="Hyperlink"/>
@@ -1479,14 +1383,7 @@
           <w:color w:val="000000"/>
           <w:sz w:val="24"/>
         </w:rPr>
-        <w:hyperlink r:id="rId17" w:history="1">
-          <w:r>
-            <w:rPr>
-              <w:rStyle w:val="Hyperlink"/>
-            </w:rPr>
-            <w:t>m, wher</w:t>
-          </w:r>
-        </w:hyperlink>
+        <w:t>m, wher</w:t>
       </w:r>
       <w:r>
         <w:rPr>

--- a/EXPORTS/DOCX/published/niveau3/English/KVVAK.docx
+++ b/EXPORTS/DOCX/published/niveau3/English/KVVAK.docx
@@ -459,7 +459,14 @@
           <w:color w:val="000000"/>
           <w:sz w:val="24"/>
         </w:rPr>
-        <w:t>ion "Ro</w:t>
+        <w:hyperlink r:id="rId9" w:history="1">
+          <w:r>
+            <w:rPr>
+              <w:rStyle w:val="Hyperlink"/>
+            </w:rPr>
+            <w:t>ion "Ro</w:t>
+          </w:r>
+        </w:hyperlink>
       </w:r>
       <w:r>
         <w:rPr>
@@ -735,13 +742,95 @@
       </w:r>
       <w:r>
         <w:rPr>
+          <w:u w:val="single" w:color="0000ff"/>
           <w:rFonts w:ascii="Charis SIL Regular" w:hAnsi="Charis SIL Regular" w:eastAsia="Charis SIL Regular"/>
           <w:b w:val="0"/>
           <w:i w:val="0"/>
           <w:color w:val="000000"/>
           <w:sz w:val="24"/>
         </w:rPr>
-        <w:t xml:space="preserve">the aim of raising awareness of and interest in </w:t>
+        <w:hyperlink r:id="rId10" w:history="1">
+          <w:r>
+            <w:rPr>
+              <w:rStyle w:val="Hyperlink"/>
+            </w:rPr>
+            <w:t>the ai</w:t>
+          </w:r>
+        </w:hyperlink>
+      </w:r>
+      <w:r>
+        <w:rPr>
+          <w:rFonts w:ascii="Charis SIL Regular" w:hAnsi="Charis SIL Regular" w:eastAsia="Charis SIL Regular"/>
+          <w:b w:val="0"/>
+          <w:i w:val="0"/>
+          <w:color w:val="000000"/>
+          <w:sz w:val="24"/>
+        </w:rPr>
+        <w:t>m</w:t>
+      </w:r>
+      <w:r>
+        <w:rPr>
+          <w:u w:val="single" w:color="0000ff"/>
+          <w:rFonts w:ascii="Charis SIL Regular" w:hAnsi="Charis SIL Regular" w:eastAsia="Charis SIL Regular"/>
+          <w:b w:val="0"/>
+          <w:i w:val="0"/>
+          <w:color w:val="000000"/>
+          <w:sz w:val="24"/>
+        </w:rPr>
+        <w:hyperlink r:id="rId10" w:history="1">
+          <w:r>
+            <w:rPr>
+              <w:rStyle w:val="Hyperlink"/>
+            </w:rPr>
+            <w:t xml:space="preserve"> of ra</w:t>
+          </w:r>
+        </w:hyperlink>
+      </w:r>
+      <w:r>
+        <w:rPr>
+          <w:u w:val="single" w:color="0000ff"/>
+          <w:rFonts w:ascii="Charis SIL Regular" w:hAnsi="Charis SIL Regular" w:eastAsia="Charis SIL Regular"/>
+          <w:b w:val="0"/>
+          <w:i w:val="0"/>
+          <w:color w:val="000000"/>
+          <w:sz w:val="24"/>
+        </w:rPr>
+        <w:hyperlink r:id="rId10" w:history="1">
+          <w:r>
+            <w:rPr>
+              <w:rStyle w:val="Hyperlink"/>
+            </w:rPr>
+            <w:t>i</w:t>
+          </w:r>
+        </w:hyperlink>
+      </w:r>
+      <w:r>
+        <w:rPr>
+          <w:u w:val="single" w:color="0000ff"/>
+          <w:rFonts w:ascii="Charis SIL Regular" w:hAnsi="Charis SIL Regular" w:eastAsia="Charis SIL Regular"/>
+          <w:b w:val="0"/>
+          <w:i w:val="0"/>
+          <w:color w:val="000000"/>
+          <w:sz w:val="24"/>
+        </w:rPr>
+        <w:hyperlink r:id="rId10" w:history="1">
+          <w:r>
+            <w:rPr>
+              <w:rStyle w:val="Hyperlink"/>
+            </w:rPr>
+            <w:t>sing awaren</w:t>
+          </w:r>
+        </w:hyperlink>
+      </w:r>
+      <w:r>
+        <w:rPr>
+          <w:rFonts w:ascii="Charis SIL Regular" w:hAnsi="Charis SIL Regular" w:eastAsia="Charis SIL Regular"/>
+          <w:b w:val="0"/>
+          <w:i w:val="0"/>
+          <w:color w:val="000000"/>
+          <w:sz w:val="24"/>
+        </w:rPr>
+        <w:t xml:space="preserve">ess of and interest in </w:t>
       </w:r>
       <w:r>
         <w:rPr>
@@ -809,7 +898,14 @@
           <w:color w:val="000000"/>
           <w:sz w:val="24"/>
         </w:rPr>
-        <w:t>d pr</w:t>
+        <w:hyperlink r:id="rId11" w:history="1">
+          <w:r>
+            <w:rPr>
+              <w:rStyle w:val="Hyperlink"/>
+            </w:rPr>
+            <w:t>d pr</w:t>
+          </w:r>
+        </w:hyperlink>
       </w:r>
       <w:r>
         <w:rPr>
@@ -1383,7 +1479,14 @@
           <w:color w:val="000000"/>
           <w:sz w:val="24"/>
         </w:rPr>
-        <w:t>m, wher</w:t>
+        <w:hyperlink r:id="rId17" w:history="1">
+          <w:r>
+            <w:rPr>
+              <w:rStyle w:val="Hyperlink"/>
+            </w:rPr>
+            <w:t>m, wher</w:t>
+          </w:r>
+        </w:hyperlink>
       </w:r>
       <w:r>
         <w:rPr>

--- a/EXPORTS/DOCX/published/niveau3/English/KVVAK.docx
+++ b/EXPORTS/DOCX/published/niveau3/English/KVVAK.docx
@@ -340,133 +340,7 @@
           <w:color w:val="000000"/>
           <w:sz w:val="24"/>
         </w:rPr>
-        <w:t xml:space="preserve">has </w:t>
-      </w:r>
-      <w:r>
-        <w:rPr>
-          <w:u w:val="single" w:color="0000ff"/>
-          <w:rFonts w:ascii="Charis SIL Regular" w:hAnsi="Charis SIL Regular" w:eastAsia="Charis SIL Regular"/>
-          <w:b w:val="0"/>
-          <w:i w:val="0"/>
-          <w:color w:val="000000"/>
-          <w:sz w:val="24"/>
-        </w:rPr>
-        <w:hyperlink r:id="rId9" w:history="1">
-          <w:r>
-            <w:rPr>
-              <w:rStyle w:val="Hyperlink"/>
-            </w:rPr>
-            <w:t>held t</w:t>
-          </w:r>
-        </w:hyperlink>
-      </w:r>
-      <w:r>
-        <w:rPr>
-          <w:u w:val="single" w:color="0000ff"/>
-          <w:rFonts w:ascii="Charis SIL Regular" w:hAnsi="Charis SIL Regular" w:eastAsia="Charis SIL Regular"/>
-          <w:b w:val="0"/>
-          <w:i w:val="0"/>
-          <w:color w:val="000000"/>
-          <w:sz w:val="24"/>
-        </w:rPr>
-        <w:hyperlink r:id="rId9" w:history="1">
-          <w:r>
-            <w:rPr>
-              <w:rStyle w:val="Hyperlink"/>
-            </w:rPr>
-            <w:t>h</w:t>
-          </w:r>
-        </w:hyperlink>
-      </w:r>
-      <w:r>
-        <w:rPr>
-          <w:u w:val="single" w:color="0000ff"/>
-          <w:rFonts w:ascii="Charis SIL Regular" w:hAnsi="Charis SIL Regular" w:eastAsia="Charis SIL Regular"/>
-          <w:b w:val="0"/>
-          <w:i w:val="0"/>
-          <w:color w:val="000000"/>
-          <w:sz w:val="24"/>
-        </w:rPr>
-        <w:hyperlink r:id="rId9" w:history="1">
-          <w:r>
-            <w:rPr>
-              <w:rStyle w:val="Hyperlink"/>
-            </w:rPr>
-            <w:t>e des</w:t>
-          </w:r>
-        </w:hyperlink>
-      </w:r>
-      <w:r>
-        <w:rPr>
-          <w:u w:val="single" w:color="0000ff"/>
-          <w:rFonts w:ascii="Charis SIL Regular" w:hAnsi="Charis SIL Regular" w:eastAsia="Charis SIL Regular"/>
-          <w:b w:val="0"/>
-          <w:i w:val="0"/>
-          <w:color w:val="000000"/>
-          <w:sz w:val="24"/>
-        </w:rPr>
-        <w:hyperlink r:id="rId9" w:history="1">
-          <w:r>
-            <w:rPr>
-              <w:rStyle w:val="Hyperlink"/>
-            </w:rPr>
-            <w:t>i</w:t>
-          </w:r>
-        </w:hyperlink>
-      </w:r>
-      <w:r>
-        <w:rPr>
-          <w:u w:val="single" w:color="0000ff"/>
-          <w:rFonts w:ascii="Charis SIL Regular" w:hAnsi="Charis SIL Regular" w:eastAsia="Charis SIL Regular"/>
-          <w:b w:val="0"/>
-          <w:i w:val="0"/>
-          <w:color w:val="000000"/>
-          <w:sz w:val="24"/>
-        </w:rPr>
-        <w:hyperlink r:id="rId9" w:history="1">
-          <w:r>
-            <w:rPr>
-              <w:rStyle w:val="Hyperlink"/>
-            </w:rPr>
-            <w:t>gna</w:t>
-          </w:r>
-        </w:hyperlink>
-      </w:r>
-      <w:r>
-        <w:rPr>
-          <w:u w:val="single" w:color="0000ff"/>
-          <w:rFonts w:ascii="Charis SIL Regular" w:hAnsi="Charis SIL Regular" w:eastAsia="Charis SIL Regular"/>
-          <w:b w:val="0"/>
-          <w:i w:val="0"/>
-          <w:color w:val="000000"/>
-          <w:sz w:val="24"/>
-        </w:rPr>
-        <w:hyperlink r:id="rId9" w:history="1">
-          <w:r>
-            <w:rPr>
-              <w:rStyle w:val="Hyperlink"/>
-            </w:rPr>
-            <w:t>t</w:t>
-          </w:r>
-        </w:hyperlink>
-      </w:r>
-      <w:r>
-        <w:rPr>
-          <w:u w:val="single" w:color="0000ff"/>
-          <w:rFonts w:ascii="Charis SIL Regular" w:hAnsi="Charis SIL Regular" w:eastAsia="Charis SIL Regular"/>
-          <w:b w:val="0"/>
-          <w:i w:val="0"/>
-          <w:color w:val="000000"/>
-          <w:sz w:val="24"/>
-        </w:rPr>
-        <w:hyperlink r:id="rId9" w:history="1">
-          <w:r>
-            <w:rPr>
-              <w:rStyle w:val="Hyperlink"/>
-            </w:rPr>
-            <w:t>ion "Ro</w:t>
-          </w:r>
-        </w:hyperlink>
+        <w:t>has held the designation "Ro</w:t>
       </w:r>
       <w:r>
         <w:rPr>
@@ -742,95 +616,13 @@
       </w:r>
       <w:r>
         <w:rPr>
-          <w:u w:val="single" w:color="0000ff"/>
           <w:rFonts w:ascii="Charis SIL Regular" w:hAnsi="Charis SIL Regular" w:eastAsia="Charis SIL Regular"/>
           <w:b w:val="0"/>
           <w:i w:val="0"/>
           <w:color w:val="000000"/>
           <w:sz w:val="24"/>
         </w:rPr>
-        <w:hyperlink r:id="rId10" w:history="1">
-          <w:r>
-            <w:rPr>
-              <w:rStyle w:val="Hyperlink"/>
-            </w:rPr>
-            <w:t>the ai</w:t>
-          </w:r>
-        </w:hyperlink>
-      </w:r>
-      <w:r>
-        <w:rPr>
-          <w:rFonts w:ascii="Charis SIL Regular" w:hAnsi="Charis SIL Regular" w:eastAsia="Charis SIL Regular"/>
-          <w:b w:val="0"/>
-          <w:i w:val="0"/>
-          <w:color w:val="000000"/>
-          <w:sz w:val="24"/>
-        </w:rPr>
-        <w:t>m</w:t>
-      </w:r>
-      <w:r>
-        <w:rPr>
-          <w:u w:val="single" w:color="0000ff"/>
-          <w:rFonts w:ascii="Charis SIL Regular" w:hAnsi="Charis SIL Regular" w:eastAsia="Charis SIL Regular"/>
-          <w:b w:val="0"/>
-          <w:i w:val="0"/>
-          <w:color w:val="000000"/>
-          <w:sz w:val="24"/>
-        </w:rPr>
-        <w:hyperlink r:id="rId10" w:history="1">
-          <w:r>
-            <w:rPr>
-              <w:rStyle w:val="Hyperlink"/>
-            </w:rPr>
-            <w:t xml:space="preserve"> of ra</w:t>
-          </w:r>
-        </w:hyperlink>
-      </w:r>
-      <w:r>
-        <w:rPr>
-          <w:u w:val="single" w:color="0000ff"/>
-          <w:rFonts w:ascii="Charis SIL Regular" w:hAnsi="Charis SIL Regular" w:eastAsia="Charis SIL Regular"/>
-          <w:b w:val="0"/>
-          <w:i w:val="0"/>
-          <w:color w:val="000000"/>
-          <w:sz w:val="24"/>
-        </w:rPr>
-        <w:hyperlink r:id="rId10" w:history="1">
-          <w:r>
-            <w:rPr>
-              <w:rStyle w:val="Hyperlink"/>
-            </w:rPr>
-            <w:t>i</w:t>
-          </w:r>
-        </w:hyperlink>
-      </w:r>
-      <w:r>
-        <w:rPr>
-          <w:u w:val="single" w:color="0000ff"/>
-          <w:rFonts w:ascii="Charis SIL Regular" w:hAnsi="Charis SIL Regular" w:eastAsia="Charis SIL Regular"/>
-          <w:b w:val="0"/>
-          <w:i w:val="0"/>
-          <w:color w:val="000000"/>
-          <w:sz w:val="24"/>
-        </w:rPr>
-        <w:hyperlink r:id="rId10" w:history="1">
-          <w:r>
-            <w:rPr>
-              <w:rStyle w:val="Hyperlink"/>
-            </w:rPr>
-            <w:t>sing awaren</w:t>
-          </w:r>
-        </w:hyperlink>
-      </w:r>
-      <w:r>
-        <w:rPr>
-          <w:rFonts w:ascii="Charis SIL Regular" w:hAnsi="Charis SIL Regular" w:eastAsia="Charis SIL Regular"/>
-          <w:b w:val="0"/>
-          <w:i w:val="0"/>
-          <w:color w:val="000000"/>
-          <w:sz w:val="24"/>
-        </w:rPr>
-        <w:t xml:space="preserve">ess of and interest in </w:t>
+        <w:t xml:space="preserve">the aim of raising awareness of and interest in </w:t>
       </w:r>
       <w:r>
         <w:rPr>

--- a/EXPORTS/DOCX/published/niveau3/English/KVVAK.docx
+++ b/EXPORTS/DOCX/published/niveau3/English/KVVAK.docx
@@ -340,7 +340,133 @@
           <w:color w:val="000000"/>
           <w:sz w:val="24"/>
         </w:rPr>
-        <w:t>has held the designation "Ro</w:t>
+        <w:t xml:space="preserve">has </w:t>
+      </w:r>
+      <w:r>
+        <w:rPr>
+          <w:u w:val="single" w:color="0000ff"/>
+          <w:rFonts w:ascii="Charis SIL Regular" w:hAnsi="Charis SIL Regular" w:eastAsia="Charis SIL Regular"/>
+          <w:b w:val="0"/>
+          <w:i w:val="0"/>
+          <w:color w:val="000000"/>
+          <w:sz w:val="24"/>
+        </w:rPr>
+        <w:hyperlink r:id="rId9" w:history="1">
+          <w:r>
+            <w:rPr>
+              <w:rStyle w:val="Hyperlink"/>
+            </w:rPr>
+            <w:t>held t</w:t>
+          </w:r>
+        </w:hyperlink>
+      </w:r>
+      <w:r>
+        <w:rPr>
+          <w:u w:val="single" w:color="0000ff"/>
+          <w:rFonts w:ascii="Charis SIL Regular" w:hAnsi="Charis SIL Regular" w:eastAsia="Charis SIL Regular"/>
+          <w:b w:val="0"/>
+          <w:i w:val="0"/>
+          <w:color w:val="000000"/>
+          <w:sz w:val="24"/>
+        </w:rPr>
+        <w:hyperlink r:id="rId9" w:history="1">
+          <w:r>
+            <w:rPr>
+              <w:rStyle w:val="Hyperlink"/>
+            </w:rPr>
+            <w:t>h</w:t>
+          </w:r>
+        </w:hyperlink>
+      </w:r>
+      <w:r>
+        <w:rPr>
+          <w:u w:val="single" w:color="0000ff"/>
+          <w:rFonts w:ascii="Charis SIL Regular" w:hAnsi="Charis SIL Regular" w:eastAsia="Charis SIL Regular"/>
+          <w:b w:val="0"/>
+          <w:i w:val="0"/>
+          <w:color w:val="000000"/>
+          <w:sz w:val="24"/>
+        </w:rPr>
+        <w:hyperlink r:id="rId9" w:history="1">
+          <w:r>
+            <w:rPr>
+              <w:rStyle w:val="Hyperlink"/>
+            </w:rPr>
+            <w:t>e des</w:t>
+          </w:r>
+        </w:hyperlink>
+      </w:r>
+      <w:r>
+        <w:rPr>
+          <w:u w:val="single" w:color="0000ff"/>
+          <w:rFonts w:ascii="Charis SIL Regular" w:hAnsi="Charis SIL Regular" w:eastAsia="Charis SIL Regular"/>
+          <w:b w:val="0"/>
+          <w:i w:val="0"/>
+          <w:color w:val="000000"/>
+          <w:sz w:val="24"/>
+        </w:rPr>
+        <w:hyperlink r:id="rId9" w:history="1">
+          <w:r>
+            <w:rPr>
+              <w:rStyle w:val="Hyperlink"/>
+            </w:rPr>
+            <w:t>i</w:t>
+          </w:r>
+        </w:hyperlink>
+      </w:r>
+      <w:r>
+        <w:rPr>
+          <w:u w:val="single" w:color="0000ff"/>
+          <w:rFonts w:ascii="Charis SIL Regular" w:hAnsi="Charis SIL Regular" w:eastAsia="Charis SIL Regular"/>
+          <w:b w:val="0"/>
+          <w:i w:val="0"/>
+          <w:color w:val="000000"/>
+          <w:sz w:val="24"/>
+        </w:rPr>
+        <w:hyperlink r:id="rId9" w:history="1">
+          <w:r>
+            <w:rPr>
+              <w:rStyle w:val="Hyperlink"/>
+            </w:rPr>
+            <w:t>gna</w:t>
+          </w:r>
+        </w:hyperlink>
+      </w:r>
+      <w:r>
+        <w:rPr>
+          <w:u w:val="single" w:color="0000ff"/>
+          <w:rFonts w:ascii="Charis SIL Regular" w:hAnsi="Charis SIL Regular" w:eastAsia="Charis SIL Regular"/>
+          <w:b w:val="0"/>
+          <w:i w:val="0"/>
+          <w:color w:val="000000"/>
+          <w:sz w:val="24"/>
+        </w:rPr>
+        <w:hyperlink r:id="rId9" w:history="1">
+          <w:r>
+            <w:rPr>
+              <w:rStyle w:val="Hyperlink"/>
+            </w:rPr>
+            <w:t>t</w:t>
+          </w:r>
+        </w:hyperlink>
+      </w:r>
+      <w:r>
+        <w:rPr>
+          <w:u w:val="single" w:color="0000ff"/>
+          <w:rFonts w:ascii="Charis SIL Regular" w:hAnsi="Charis SIL Regular" w:eastAsia="Charis SIL Regular"/>
+          <w:b w:val="0"/>
+          <w:i w:val="0"/>
+          <w:color w:val="000000"/>
+          <w:sz w:val="24"/>
+        </w:rPr>
+        <w:hyperlink r:id="rId9" w:history="1">
+          <w:r>
+            <w:rPr>
+              <w:rStyle w:val="Hyperlink"/>
+            </w:rPr>
+            <w:t>ion "Ro</w:t>
+          </w:r>
+        </w:hyperlink>
       </w:r>
       <w:r>
         <w:rPr>
@@ -616,13 +742,95 @@
       </w:r>
       <w:r>
         <w:rPr>
+          <w:u w:val="single" w:color="0000ff"/>
           <w:rFonts w:ascii="Charis SIL Regular" w:hAnsi="Charis SIL Regular" w:eastAsia="Charis SIL Regular"/>
           <w:b w:val="0"/>
           <w:i w:val="0"/>
           <w:color w:val="000000"/>
           <w:sz w:val="24"/>
         </w:rPr>
-        <w:t xml:space="preserve">the aim of raising awareness of and interest in </w:t>
+        <w:hyperlink r:id="rId10" w:history="1">
+          <w:r>
+            <w:rPr>
+              <w:rStyle w:val="Hyperlink"/>
+            </w:rPr>
+            <w:t>the ai</w:t>
+          </w:r>
+        </w:hyperlink>
+      </w:r>
+      <w:r>
+        <w:rPr>
+          <w:rFonts w:ascii="Charis SIL Regular" w:hAnsi="Charis SIL Regular" w:eastAsia="Charis SIL Regular"/>
+          <w:b w:val="0"/>
+          <w:i w:val="0"/>
+          <w:color w:val="000000"/>
+          <w:sz w:val="24"/>
+        </w:rPr>
+        <w:t>m</w:t>
+      </w:r>
+      <w:r>
+        <w:rPr>
+          <w:u w:val="single" w:color="0000ff"/>
+          <w:rFonts w:ascii="Charis SIL Regular" w:hAnsi="Charis SIL Regular" w:eastAsia="Charis SIL Regular"/>
+          <w:b w:val="0"/>
+          <w:i w:val="0"/>
+          <w:color w:val="000000"/>
+          <w:sz w:val="24"/>
+        </w:rPr>
+        <w:hyperlink r:id="rId10" w:history="1">
+          <w:r>
+            <w:rPr>
+              <w:rStyle w:val="Hyperlink"/>
+            </w:rPr>
+            <w:t xml:space="preserve"> of ra</w:t>
+          </w:r>
+        </w:hyperlink>
+      </w:r>
+      <w:r>
+        <w:rPr>
+          <w:u w:val="single" w:color="0000ff"/>
+          <w:rFonts w:ascii="Charis SIL Regular" w:hAnsi="Charis SIL Regular" w:eastAsia="Charis SIL Regular"/>
+          <w:b w:val="0"/>
+          <w:i w:val="0"/>
+          <w:color w:val="000000"/>
+          <w:sz w:val="24"/>
+        </w:rPr>
+        <w:hyperlink r:id="rId10" w:history="1">
+          <w:r>
+            <w:rPr>
+              <w:rStyle w:val="Hyperlink"/>
+            </w:rPr>
+            <w:t>i</w:t>
+          </w:r>
+        </w:hyperlink>
+      </w:r>
+      <w:r>
+        <w:rPr>
+          <w:u w:val="single" w:color="0000ff"/>
+          <w:rFonts w:ascii="Charis SIL Regular" w:hAnsi="Charis SIL Regular" w:eastAsia="Charis SIL Regular"/>
+          <w:b w:val="0"/>
+          <w:i w:val="0"/>
+          <w:color w:val="000000"/>
+          <w:sz w:val="24"/>
+        </w:rPr>
+        <w:hyperlink r:id="rId10" w:history="1">
+          <w:r>
+            <w:rPr>
+              <w:rStyle w:val="Hyperlink"/>
+            </w:rPr>
+            <w:t>sing awaren</w:t>
+          </w:r>
+        </w:hyperlink>
+      </w:r>
+      <w:r>
+        <w:rPr>
+          <w:rFonts w:ascii="Charis SIL Regular" w:hAnsi="Charis SIL Regular" w:eastAsia="Charis SIL Regular"/>
+          <w:b w:val="0"/>
+          <w:i w:val="0"/>
+          <w:color w:val="000000"/>
+          <w:sz w:val="24"/>
+        </w:rPr>
+        <w:t xml:space="preserve">ess of and interest in </w:t>
       </w:r>
       <w:r>
         <w:rPr>

--- a/EXPORTS/DOCX/published/niveau3/English/KVVAK.docx
+++ b/EXPORTS/DOCX/published/niveau3/English/KVVAK.docx
@@ -760,6 +760,7 @@
       </w:r>
       <w:r>
         <w:rPr>
+          <w:u w:val="single" w:color="0000ff"/>
           <w:rFonts w:ascii="Charis SIL Regular" w:hAnsi="Charis SIL Regular" w:eastAsia="Charis SIL Regular"/>
           <w:b w:val="0"/>
           <w:i w:val="0"/>
@@ -1019,7 +1020,7 @@
           <w:sz w:val="24"/>
           <w:u w:val="single"/>
         </w:rPr>
-        <w:hyperlink r:id="rId12" w:history="1">
+        <w:hyperlink r:id="rId13" w:history="1">
           <w:r>
             <w:rPr>
               <w:rStyle w:val="Hyperlink"/>

--- a/EXPORTS/DOCX/published/niveau3/English/KVVAK.docx
+++ b/EXPORTS/DOCX/published/niveau3/English/KVVAK.docx
@@ -742,96 +742,13 @@
       </w:r>
       <w:r>
         <w:rPr>
-          <w:u w:val="single" w:color="0000ff"/>
           <w:rFonts w:ascii="Charis SIL Regular" w:hAnsi="Charis SIL Regular" w:eastAsia="Charis SIL Regular"/>
           <w:b w:val="0"/>
           <w:i w:val="0"/>
           <w:color w:val="000000"/>
           <w:sz w:val="24"/>
         </w:rPr>
-        <w:hyperlink r:id="rId10" w:history="1">
-          <w:r>
-            <w:rPr>
-              <w:rStyle w:val="Hyperlink"/>
-            </w:rPr>
-            <w:t>the ai</w:t>
-          </w:r>
-        </w:hyperlink>
-      </w:r>
-      <w:r>
-        <w:rPr>
-          <w:u w:val="single" w:color="0000ff"/>
-          <w:rFonts w:ascii="Charis SIL Regular" w:hAnsi="Charis SIL Regular" w:eastAsia="Charis SIL Regular"/>
-          <w:b w:val="0"/>
-          <w:i w:val="0"/>
-          <w:color w:val="000000"/>
-          <w:sz w:val="24"/>
-        </w:rPr>
-        <w:t>m</w:t>
-      </w:r>
-      <w:r>
-        <w:rPr>
-          <w:u w:val="single" w:color="0000ff"/>
-          <w:rFonts w:ascii="Charis SIL Regular" w:hAnsi="Charis SIL Regular" w:eastAsia="Charis SIL Regular"/>
-          <w:b w:val="0"/>
-          <w:i w:val="0"/>
-          <w:color w:val="000000"/>
-          <w:sz w:val="24"/>
-        </w:rPr>
-        <w:hyperlink r:id="rId10" w:history="1">
-          <w:r>
-            <w:rPr>
-              <w:rStyle w:val="Hyperlink"/>
-            </w:rPr>
-            <w:t xml:space="preserve"> of ra</w:t>
-          </w:r>
-        </w:hyperlink>
-      </w:r>
-      <w:r>
-        <w:rPr>
-          <w:u w:val="single" w:color="0000ff"/>
-          <w:rFonts w:ascii="Charis SIL Regular" w:hAnsi="Charis SIL Regular" w:eastAsia="Charis SIL Regular"/>
-          <w:b w:val="0"/>
-          <w:i w:val="0"/>
-          <w:color w:val="000000"/>
-          <w:sz w:val="24"/>
-        </w:rPr>
-        <w:hyperlink r:id="rId10" w:history="1">
-          <w:r>
-            <w:rPr>
-              <w:rStyle w:val="Hyperlink"/>
-            </w:rPr>
-            <w:t>i</w:t>
-          </w:r>
-        </w:hyperlink>
-      </w:r>
-      <w:r>
-        <w:rPr>
-          <w:u w:val="single" w:color="0000ff"/>
-          <w:rFonts w:ascii="Charis SIL Regular" w:hAnsi="Charis SIL Regular" w:eastAsia="Charis SIL Regular"/>
-          <w:b w:val="0"/>
-          <w:i w:val="0"/>
-          <w:color w:val="000000"/>
-          <w:sz w:val="24"/>
-        </w:rPr>
-        <w:hyperlink r:id="rId10" w:history="1">
-          <w:r>
-            <w:rPr>
-              <w:rStyle w:val="Hyperlink"/>
-            </w:rPr>
-            <w:t>sing awaren</w:t>
-          </w:r>
-        </w:hyperlink>
-      </w:r>
-      <w:r>
-        <w:rPr>
-          <w:rFonts w:ascii="Charis SIL Regular" w:hAnsi="Charis SIL Regular" w:eastAsia="Charis SIL Regular"/>
-          <w:b w:val="0"/>
-          <w:i w:val="0"/>
-          <w:color w:val="000000"/>
-          <w:sz w:val="24"/>
-        </w:rPr>
-        <w:t xml:space="preserve">ess of and interest in </w:t>
+        <w:t xml:space="preserve">the aim of raising awareness of and interest in </w:t>
       </w:r>
       <w:r>
         <w:rPr>
@@ -1020,7 +937,7 @@
           <w:sz w:val="24"/>
           <w:u w:val="single"/>
         </w:rPr>
-        <w:hyperlink r:id="rId13" w:history="1">
+        <w:hyperlink r:id="rId12" w:history="1">
           <w:r>
             <w:rPr>
               <w:rStyle w:val="Hyperlink"/>

--- a/EXPORTS/DOCX/published/niveau3/English/KVVAK.docx
+++ b/EXPORTS/DOCX/published/niveau3/English/KVVAK.docx
@@ -742,13 +742,96 @@
       </w:r>
       <w:r>
         <w:rPr>
+          <w:u w:val="single" w:color="0000ff"/>
           <w:rFonts w:ascii="Charis SIL Regular" w:hAnsi="Charis SIL Regular" w:eastAsia="Charis SIL Regular"/>
           <w:b w:val="0"/>
           <w:i w:val="0"/>
           <w:color w:val="000000"/>
           <w:sz w:val="24"/>
         </w:rPr>
-        <w:t xml:space="preserve">the aim of raising awareness of and interest in </w:t>
+        <w:hyperlink r:id="rId10" w:history="1">
+          <w:r>
+            <w:rPr>
+              <w:rStyle w:val="Hyperlink"/>
+            </w:rPr>
+            <w:t>the ai</w:t>
+          </w:r>
+        </w:hyperlink>
+      </w:r>
+      <w:r>
+        <w:rPr>
+          <w:u w:val="single" w:color="0000ff"/>
+          <w:rFonts w:ascii="Charis SIL Regular" w:hAnsi="Charis SIL Regular" w:eastAsia="Charis SIL Regular"/>
+          <w:b w:val="0"/>
+          <w:i w:val="0"/>
+          <w:color w:val="000000"/>
+          <w:sz w:val="24"/>
+        </w:rPr>
+        <w:t>m</w:t>
+      </w:r>
+      <w:r>
+        <w:rPr>
+          <w:u w:val="single" w:color="0000ff"/>
+          <w:rFonts w:ascii="Charis SIL Regular" w:hAnsi="Charis SIL Regular" w:eastAsia="Charis SIL Regular"/>
+          <w:b w:val="0"/>
+          <w:i w:val="0"/>
+          <w:color w:val="000000"/>
+          <w:sz w:val="24"/>
+        </w:rPr>
+        <w:hyperlink r:id="rId10" w:history="1">
+          <w:r>
+            <w:rPr>
+              <w:rStyle w:val="Hyperlink"/>
+            </w:rPr>
+            <w:t xml:space="preserve"> of ra</w:t>
+          </w:r>
+        </w:hyperlink>
+      </w:r>
+      <w:r>
+        <w:rPr>
+          <w:u w:val="single" w:color="0000ff"/>
+          <w:rFonts w:ascii="Charis SIL Regular" w:hAnsi="Charis SIL Regular" w:eastAsia="Charis SIL Regular"/>
+          <w:b w:val="0"/>
+          <w:i w:val="0"/>
+          <w:color w:val="000000"/>
+          <w:sz w:val="24"/>
+        </w:rPr>
+        <w:hyperlink r:id="rId10" w:history="1">
+          <w:r>
+            <w:rPr>
+              <w:rStyle w:val="Hyperlink"/>
+            </w:rPr>
+            <w:t>i</w:t>
+          </w:r>
+        </w:hyperlink>
+      </w:r>
+      <w:r>
+        <w:rPr>
+          <w:u w:val="single" w:color="0000ff"/>
+          <w:rFonts w:ascii="Charis SIL Regular" w:hAnsi="Charis SIL Regular" w:eastAsia="Charis SIL Regular"/>
+          <w:b w:val="0"/>
+          <w:i w:val="0"/>
+          <w:color w:val="000000"/>
+          <w:sz w:val="24"/>
+        </w:rPr>
+        <w:hyperlink r:id="rId10" w:history="1">
+          <w:r>
+            <w:rPr>
+              <w:rStyle w:val="Hyperlink"/>
+            </w:rPr>
+            <w:t>sing awaren</w:t>
+          </w:r>
+        </w:hyperlink>
+      </w:r>
+      <w:r>
+        <w:rPr>
+          <w:rFonts w:ascii="Charis SIL Regular" w:hAnsi="Charis SIL Regular" w:eastAsia="Charis SIL Regular"/>
+          <w:b w:val="0"/>
+          <w:i w:val="0"/>
+          <w:color w:val="000000"/>
+          <w:sz w:val="24"/>
+        </w:rPr>
+        <w:t xml:space="preserve">ess of and interest in </w:t>
       </w:r>
       <w:r>
         <w:rPr>
@@ -908,14 +991,7 @@
           <w:sz w:val="24"/>
           <w:u w:val="single"/>
         </w:rPr>
-        <w:hyperlink r:id="rId13" w:history="1">
-          <w:r>
-            <w:rPr>
-              <w:rStyle w:val="Hyperlink"/>
-            </w:rPr>
-            <w:t>H.K.</w:t>
-          </w:r>
-        </w:hyperlink>
+        <w:t xml:space="preserve">H.K. </w:t>
       </w:r>
       <w:r>
         <w:rPr>
@@ -926,18 +1002,7 @@
           <w:sz w:val="24"/>
           <w:u w:val="single"/>
         </w:rPr>
-        <w:t xml:space="preserve"> </w:t>
-      </w:r>
-      <w:r>
-        <w:rPr>
-          <w:rFonts w:ascii="Charis SIL Regular" w:hAnsi="Charis SIL Regular" w:eastAsia="Charis SIL Regular"/>
-          <w:b w:val="0"/>
-          <w:i w:val="0"/>
-          <w:color w:val="0000FF"/>
-          <w:sz w:val="24"/>
-          <w:u w:val="single"/>
-        </w:rPr>
-        <w:hyperlink r:id="rId12" w:history="1">
+        <w:hyperlink r:id="rId13" w:history="1">
           <w:r>
             <w:rPr>
               <w:rStyle w:val="Hyperlink"/>
@@ -955,7 +1020,7 @@
           <w:sz w:val="24"/>
           <w:u w:val="single"/>
         </w:rPr>
-        <w:hyperlink r:id="rId12" w:history="1">
+        <w:hyperlink r:id="rId13" w:history="1">
           <w:r>
             <w:rPr>
               <w:rStyle w:val="Hyperlink"/>
@@ -973,7 +1038,7 @@
           <w:sz w:val="24"/>
           <w:u w:val="single"/>
         </w:rPr>
-        <w:hyperlink r:id="rId12" w:history="1">
+        <w:hyperlink r:id="rId13" w:history="1">
           <w:r>
             <w:rPr>
               <w:rStyle w:val="Hyperlink"/>

--- a/EXPORTS/DOCX/published/niveau3/English/KVVAK.docx
+++ b/EXPORTS/DOCX/published/niveau3/English/KVVAK.docx
@@ -760,7 +760,6 @@
       </w:r>
       <w:r>
         <w:rPr>
-          <w:u w:val="single" w:color="0000ff"/>
           <w:rFonts w:ascii="Charis SIL Regular" w:hAnsi="Charis SIL Regular" w:eastAsia="Charis SIL Regular"/>
           <w:b w:val="0"/>
           <w:i w:val="0"/>
@@ -991,7 +990,25 @@
           <w:sz w:val="24"/>
           <w:u w:val="single"/>
         </w:rPr>
-        <w:t xml:space="preserve">H.K. </w:t>
+        <w:hyperlink r:id="rId13" w:history="1">
+          <w:r>
+            <w:rPr>
+              <w:rStyle w:val="Hyperlink"/>
+            </w:rPr>
+            <w:t>H.K.</w:t>
+          </w:r>
+        </w:hyperlink>
+      </w:r>
+      <w:r>
+        <w:rPr>
+          <w:rFonts w:ascii="Charis SIL Regular" w:hAnsi="Charis SIL Regular" w:eastAsia="Charis SIL Regular"/>
+          <w:b w:val="0"/>
+          <w:i w:val="0"/>
+          <w:color w:val="0000FF"/>
+          <w:sz w:val="24"/>
+          <w:u w:val="single"/>
+        </w:rPr>
+        <w:t xml:space="preserve"> </w:t>
       </w:r>
       <w:r>
         <w:rPr>
@@ -1020,7 +1037,7 @@
           <w:sz w:val="24"/>
           <w:u w:val="single"/>
         </w:rPr>
-        <w:hyperlink r:id="rId13" w:history="1">
+        <w:hyperlink r:id="rId12" w:history="1">
           <w:r>
             <w:rPr>
               <w:rStyle w:val="Hyperlink"/>
@@ -1038,7 +1055,7 @@
           <w:sz w:val="24"/>
           <w:u w:val="single"/>
         </w:rPr>
-        <w:hyperlink r:id="rId13" w:history="1">
+        <w:hyperlink r:id="rId12" w:history="1">
           <w:r>
             <w:rPr>
               <w:rStyle w:val="Hyperlink"/>

--- a/EXPORTS/DOCX/published/niveau3/English/KVVAK.docx
+++ b/EXPORTS/DOCX/published/niveau3/English/KVVAK.docx
@@ -742,31 +742,13 @@
       </w:r>
       <w:r>
         <w:rPr>
-          <w:u w:val="single" w:color="0000ff"/>
           <w:rFonts w:ascii="Charis SIL Regular" w:hAnsi="Charis SIL Regular" w:eastAsia="Charis SIL Regular"/>
           <w:b w:val="0"/>
           <w:i w:val="0"/>
           <w:color w:val="000000"/>
           <w:sz w:val="24"/>
         </w:rPr>
-        <w:hyperlink r:id="rId10" w:history="1">
-          <w:r>
-            <w:rPr>
-              <w:rStyle w:val="Hyperlink"/>
-            </w:rPr>
-            <w:t>the ai</w:t>
-          </w:r>
-        </w:hyperlink>
-      </w:r>
-      <w:r>
-        <w:rPr>
-          <w:rFonts w:ascii="Charis SIL Regular" w:hAnsi="Charis SIL Regular" w:eastAsia="Charis SIL Regular"/>
-          <w:b w:val="0"/>
-          <w:i w:val="0"/>
-          <w:color w:val="000000"/>
-          <w:sz w:val="24"/>
-        </w:rPr>
-        <w:t>m</w:t>
+        <w:t>the aim</w:t>
       </w:r>
       <w:r>
         <w:rPr>
@@ -1037,7 +1019,7 @@
           <w:sz w:val="24"/>
           <w:u w:val="single"/>
         </w:rPr>
-        <w:hyperlink r:id="rId12" w:history="1">
+        <w:hyperlink r:id="rId13" w:history="1">
           <w:r>
             <w:rPr>
               <w:rStyle w:val="Hyperlink"/>
@@ -1055,7 +1037,7 @@
           <w:sz w:val="24"/>
           <w:u w:val="single"/>
         </w:rPr>
-        <w:hyperlink r:id="rId12" w:history="1">
+        <w:hyperlink r:id="rId13" w:history="1">
           <w:r>
             <w:rPr>
               <w:rStyle w:val="Hyperlink"/>

--- a/EXPORTS/DOCX/published/niveau3/English/KVVAK.docx
+++ b/EXPORTS/DOCX/published/niveau3/English/KVVAK.docx
@@ -1001,7 +1001,7 @@
           <w:sz w:val="24"/>
           <w:u w:val="single"/>
         </w:rPr>
-        <w:hyperlink r:id="rId13" w:history="1">
+        <w:hyperlink r:id="rId12" w:history="1">
           <w:r>
             <w:rPr>
               <w:rStyle w:val="Hyperlink"/>
@@ -1019,7 +1019,7 @@
           <w:sz w:val="24"/>
           <w:u w:val="single"/>
         </w:rPr>
-        <w:hyperlink r:id="rId13" w:history="1">
+        <w:hyperlink r:id="rId12" w:history="1">
           <w:r>
             <w:rPr>
               <w:rStyle w:val="Hyperlink"/>
@@ -1037,7 +1037,7 @@
           <w:sz w:val="24"/>
           <w:u w:val="single"/>
         </w:rPr>
-        <w:hyperlink r:id="rId13" w:history="1">
+        <w:hyperlink r:id="rId12" w:history="1">
           <w:r>
             <w:rPr>
               <w:rStyle w:val="Hyperlink"/>

--- a/EXPORTS/DOCX/published/niveau3/English/KVVAK.docx
+++ b/EXPORTS/DOCX/published/niveau3/English/KVVAK.docx
@@ -742,13 +742,32 @@
       </w:r>
       <w:r>
         <w:rPr>
+          <w:u w:val="single" w:color="0000ff"/>
           <w:rFonts w:ascii="Charis SIL Regular" w:hAnsi="Charis SIL Regular" w:eastAsia="Charis SIL Regular"/>
           <w:b w:val="0"/>
           <w:i w:val="0"/>
           <w:color w:val="000000"/>
           <w:sz w:val="24"/>
         </w:rPr>
-        <w:t>the aim</w:t>
+        <w:hyperlink r:id="rId10" w:history="1">
+          <w:r>
+            <w:rPr>
+              <w:rStyle w:val="Hyperlink"/>
+            </w:rPr>
+            <w:t>the ai</w:t>
+          </w:r>
+        </w:hyperlink>
+      </w:r>
+      <w:r>
+        <w:rPr>
+          <w:u w:val="single" w:color="0000ff"/>
+          <w:rFonts w:ascii="Charis SIL Regular" w:hAnsi="Charis SIL Regular" w:eastAsia="Charis SIL Regular"/>
+          <w:b w:val="0"/>
+          <w:i w:val="0"/>
+          <w:color w:val="000000"/>
+          <w:sz w:val="24"/>
+        </w:rPr>
+        <w:t>m</w:t>
       </w:r>
       <w:r>
         <w:rPr>
@@ -1001,7 +1020,7 @@
           <w:sz w:val="24"/>
           <w:u w:val="single"/>
         </w:rPr>
-        <w:hyperlink r:id="rId12" w:history="1">
+        <w:hyperlink r:id="rId13" w:history="1">
           <w:r>
             <w:rPr>
               <w:rStyle w:val="Hyperlink"/>
@@ -1019,7 +1038,7 @@
           <w:sz w:val="24"/>
           <w:u w:val="single"/>
         </w:rPr>
-        <w:hyperlink r:id="rId12" w:history="1">
+        <w:hyperlink r:id="rId13" w:history="1">
           <w:r>
             <w:rPr>
               <w:rStyle w:val="Hyperlink"/>
@@ -1037,7 +1056,7 @@
           <w:sz w:val="24"/>
           <w:u w:val="single"/>
         </w:rPr>
-        <w:hyperlink r:id="rId12" w:history="1">
+        <w:hyperlink r:id="rId13" w:history="1">
           <w:r>
             <w:rPr>
               <w:rStyle w:val="Hyperlink"/>

--- a/EXPORTS/DOCX/published/niveau3/English/KVVAK.docx
+++ b/EXPORTS/DOCX/published/niveau3/English/KVVAK.docx
@@ -749,25 +749,7 @@
           <w:color w:val="000000"/>
           <w:sz w:val="24"/>
         </w:rPr>
-        <w:hyperlink r:id="rId10" w:history="1">
-          <w:r>
-            <w:rPr>
-              <w:rStyle w:val="Hyperlink"/>
-            </w:rPr>
-            <w:t>the ai</w:t>
-          </w:r>
-        </w:hyperlink>
-      </w:r>
-      <w:r>
-        <w:rPr>
-          <w:u w:val="single" w:color="0000ff"/>
-          <w:rFonts w:ascii="Charis SIL Regular" w:hAnsi="Charis SIL Regular" w:eastAsia="Charis SIL Regular"/>
-          <w:b w:val="0"/>
-          <w:i w:val="0"/>
-          <w:color w:val="000000"/>
-          <w:sz w:val="24"/>
-        </w:rPr>
-        <w:t>m</w:t>
+        <w:t>the aim</w:t>
       </w:r>
       <w:r>
         <w:rPr>
@@ -888,25 +870,7 @@
           <w:color w:val="000000"/>
           <w:sz w:val="24"/>
         </w:rPr>
-        <w:t xml:space="preserve"> an</w:t>
-      </w:r>
-      <w:r>
-        <w:rPr>
-          <w:u w:val="single" w:color="0000ff"/>
-          <w:rFonts w:ascii="Charis SIL Regular" w:hAnsi="Charis SIL Regular" w:eastAsia="Charis SIL Regular"/>
-          <w:b w:val="0"/>
-          <w:i w:val="0"/>
-          <w:color w:val="000000"/>
-          <w:sz w:val="24"/>
-        </w:rPr>
-        <w:hyperlink r:id="rId11" w:history="1">
-          <w:r>
-            <w:rPr>
-              <w:rStyle w:val="Hyperlink"/>
-            </w:rPr>
-            <w:t>d pr</w:t>
-          </w:r>
-        </w:hyperlink>
+        <w:t xml:space="preserve"> and pr</w:t>
       </w:r>
       <w:r>
         <w:rPr>
@@ -1020,7 +984,7 @@
           <w:sz w:val="24"/>
           <w:u w:val="single"/>
         </w:rPr>
-        <w:hyperlink r:id="rId13" w:history="1">
+        <w:hyperlink r:id="rId12" w:history="1">
           <w:r>
             <w:rPr>
               <w:rStyle w:val="Hyperlink"/>
@@ -1038,7 +1002,7 @@
           <w:sz w:val="24"/>
           <w:u w:val="single"/>
         </w:rPr>
-        <w:hyperlink r:id="rId13" w:history="1">
+        <w:hyperlink r:id="rId12" w:history="1">
           <w:r>
             <w:rPr>
               <w:rStyle w:val="Hyperlink"/>
@@ -1056,7 +1020,7 @@
           <w:sz w:val="24"/>
           <w:u w:val="single"/>
         </w:rPr>
-        <w:hyperlink r:id="rId13" w:history="1">
+        <w:hyperlink r:id="rId12" w:history="1">
           <w:r>
             <w:rPr>
               <w:rStyle w:val="Hyperlink"/>

--- a/EXPORTS/DOCX/published/niveau3/English/KVVAK.docx
+++ b/EXPORTS/DOCX/published/niveau3/English/KVVAK.docx
@@ -749,7 +749,24 @@
           <w:color w:val="000000"/>
           <w:sz w:val="24"/>
         </w:rPr>
-        <w:t>the aim</w:t>
+        <w:hyperlink r:id="rId10" w:history="1">
+          <w:r>
+            <w:rPr>
+              <w:rStyle w:val="Hyperlink"/>
+            </w:rPr>
+            <w:t>the ai</w:t>
+          </w:r>
+        </w:hyperlink>
+      </w:r>
+      <w:r>
+        <w:rPr>
+          <w:rFonts w:ascii="Charis SIL Regular" w:hAnsi="Charis SIL Regular" w:eastAsia="Charis SIL Regular"/>
+          <w:b w:val="0"/>
+          <w:i w:val="0"/>
+          <w:color w:val="000000"/>
+          <w:sz w:val="24"/>
+        </w:rPr>
+        <w:t>m</w:t>
       </w:r>
       <w:r>
         <w:rPr>
@@ -870,7 +887,25 @@
           <w:color w:val="000000"/>
           <w:sz w:val="24"/>
         </w:rPr>
-        <w:t xml:space="preserve"> and pr</w:t>
+        <w:t xml:space="preserve"> an</w:t>
+      </w:r>
+      <w:r>
+        <w:rPr>
+          <w:u w:val="single" w:color="0000ff"/>
+          <w:rFonts w:ascii="Charis SIL Regular" w:hAnsi="Charis SIL Regular" w:eastAsia="Charis SIL Regular"/>
+          <w:b w:val="0"/>
+          <w:i w:val="0"/>
+          <w:color w:val="000000"/>
+          <w:sz w:val="24"/>
+        </w:rPr>
+        <w:hyperlink r:id="rId11" w:history="1">
+          <w:r>
+            <w:rPr>
+              <w:rStyle w:val="Hyperlink"/>
+            </w:rPr>
+            <w:t>d pr</w:t>
+          </w:r>
+        </w:hyperlink>
       </w:r>
       <w:r>
         <w:rPr>

--- a/EXPORTS/DOCX/published/niveau3/English/KVVAK.docx
+++ b/EXPORTS/DOCX/published/niveau3/English/KVVAK.docx
@@ -760,6 +760,7 @@
       </w:r>
       <w:r>
         <w:rPr>
+          <w:u w:val="single" w:color="0000ff"/>
           <w:rFonts w:ascii="Charis SIL Regular" w:hAnsi="Charis SIL Regular" w:eastAsia="Charis SIL Regular"/>
           <w:b w:val="0"/>
           <w:i w:val="0"/>
@@ -887,25 +888,7 @@
           <w:color w:val="000000"/>
           <w:sz w:val="24"/>
         </w:rPr>
-        <w:t xml:space="preserve"> an</w:t>
-      </w:r>
-      <w:r>
-        <w:rPr>
-          <w:u w:val="single" w:color="0000ff"/>
-          <w:rFonts w:ascii="Charis SIL Regular" w:hAnsi="Charis SIL Regular" w:eastAsia="Charis SIL Regular"/>
-          <w:b w:val="0"/>
-          <w:i w:val="0"/>
-          <w:color w:val="000000"/>
-          <w:sz w:val="24"/>
-        </w:rPr>
-        <w:hyperlink r:id="rId11" w:history="1">
-          <w:r>
-            <w:rPr>
-              <w:rStyle w:val="Hyperlink"/>
-            </w:rPr>
-            <w:t>d pr</w:t>
-          </w:r>
-        </w:hyperlink>
+        <w:t xml:space="preserve"> and pr</w:t>
       </w:r>
       <w:r>
         <w:rPr>
@@ -1019,7 +1002,7 @@
           <w:sz w:val="24"/>
           <w:u w:val="single"/>
         </w:rPr>
-        <w:hyperlink r:id="rId13" w:history="1">
+        <w:hyperlink r:id="rId12" w:history="1">
           <w:r>
             <w:rPr>
               <w:rStyle w:val="Hyperlink"/>
@@ -1037,7 +1020,7 @@
           <w:sz w:val="24"/>
           <w:u w:val="single"/>
         </w:rPr>
-        <w:hyperlink r:id="rId13" w:history="1">
+        <w:hyperlink r:id="rId12" w:history="1">
           <w:r>
             <w:rPr>
               <w:rStyle w:val="Hyperlink"/>

--- a/EXPORTS/DOCX/published/niveau3/English/KVVAK.docx
+++ b/EXPORTS/DOCX/published/niveau3/English/KVVAK.docx
@@ -742,32 +742,13 @@
       </w:r>
       <w:r>
         <w:rPr>
-          <w:u w:val="single" w:color="0000ff"/>
           <w:rFonts w:ascii="Charis SIL Regular" w:hAnsi="Charis SIL Regular" w:eastAsia="Charis SIL Regular"/>
           <w:b w:val="0"/>
           <w:i w:val="0"/>
           <w:color w:val="000000"/>
           <w:sz w:val="24"/>
         </w:rPr>
-        <w:hyperlink r:id="rId10" w:history="1">
-          <w:r>
-            <w:rPr>
-              <w:rStyle w:val="Hyperlink"/>
-            </w:rPr>
-            <w:t>the ai</w:t>
-          </w:r>
-        </w:hyperlink>
-      </w:r>
-      <w:r>
-        <w:rPr>
-          <w:u w:val="single" w:color="0000ff"/>
-          <w:rFonts w:ascii="Charis SIL Regular" w:hAnsi="Charis SIL Regular" w:eastAsia="Charis SIL Regular"/>
-          <w:b w:val="0"/>
-          <w:i w:val="0"/>
-          <w:color w:val="000000"/>
-          <w:sz w:val="24"/>
-        </w:rPr>
-        <w:t>m</w:t>
+        <w:t>the aim</w:t>
       </w:r>
       <w:r>
         <w:rPr>
@@ -1020,7 +1001,7 @@
           <w:sz w:val="24"/>
           <w:u w:val="single"/>
         </w:rPr>
-        <w:hyperlink r:id="rId12" w:history="1">
+        <w:hyperlink r:id="rId13" w:history="1">
           <w:r>
             <w:rPr>
               <w:rStyle w:val="Hyperlink"/>
@@ -1038,7 +1019,7 @@
           <w:sz w:val="24"/>
           <w:u w:val="single"/>
         </w:rPr>
-        <w:hyperlink r:id="rId12" w:history="1">
+        <w:hyperlink r:id="rId13" w:history="1">
           <w:r>
             <w:rPr>
               <w:rStyle w:val="Hyperlink"/>
@@ -1056,7 +1037,7 @@
           <w:sz w:val="24"/>
           <w:u w:val="single"/>
         </w:rPr>
-        <w:hyperlink r:id="rId12" w:history="1">
+        <w:hyperlink r:id="rId13" w:history="1">
           <w:r>
             <w:rPr>
               <w:rStyle w:val="Hyperlink"/>

--- a/EXPORTS/DOCX/published/niveau3/English/KVVAK.docx
+++ b/EXPORTS/DOCX/published/niveau3/English/KVVAK.docx
@@ -742,13 +742,32 @@
       </w:r>
       <w:r>
         <w:rPr>
+          <w:u w:val="single" w:color="0000ff"/>
           <w:rFonts w:ascii="Charis SIL Regular" w:hAnsi="Charis SIL Regular" w:eastAsia="Charis SIL Regular"/>
           <w:b w:val="0"/>
           <w:i w:val="0"/>
           <w:color w:val="000000"/>
           <w:sz w:val="24"/>
         </w:rPr>
-        <w:t>the aim</w:t>
+        <w:hyperlink r:id="rId10" w:history="1">
+          <w:r>
+            <w:rPr>
+              <w:rStyle w:val="Hyperlink"/>
+            </w:rPr>
+            <w:t>the ai</w:t>
+          </w:r>
+        </w:hyperlink>
+      </w:r>
+      <w:r>
+        <w:rPr>
+          <w:u w:val="single" w:color="0000ff"/>
+          <w:rFonts w:ascii="Charis SIL Regular" w:hAnsi="Charis SIL Regular" w:eastAsia="Charis SIL Regular"/>
+          <w:b w:val="0"/>
+          <w:i w:val="0"/>
+          <w:color w:val="000000"/>
+          <w:sz w:val="24"/>
+        </w:rPr>
+        <w:t>m</w:t>
       </w:r>
       <w:r>
         <w:rPr>
@@ -1001,7 +1020,7 @@
           <w:sz w:val="24"/>
           <w:u w:val="single"/>
         </w:rPr>
-        <w:hyperlink r:id="rId13" w:history="1">
+        <w:hyperlink r:id="rId12" w:history="1">
           <w:r>
             <w:rPr>
               <w:rStyle w:val="Hyperlink"/>
@@ -1019,7 +1038,7 @@
           <w:sz w:val="24"/>
           <w:u w:val="single"/>
         </w:rPr>
-        <w:hyperlink r:id="rId13" w:history="1">
+        <w:hyperlink r:id="rId12" w:history="1">
           <w:r>
             <w:rPr>
               <w:rStyle w:val="Hyperlink"/>
@@ -1037,7 +1056,7 @@
           <w:sz w:val="24"/>
           <w:u w:val="single"/>
         </w:rPr>
-        <w:hyperlink r:id="rId13" w:history="1">
+        <w:hyperlink r:id="rId12" w:history="1">
           <w:r>
             <w:rPr>
               <w:rStyle w:val="Hyperlink"/>
@@ -1414,61 +1433,7 @@
           <w:color w:val="000000"/>
           <w:sz w:val="24"/>
         </w:rPr>
-        <w:t xml:space="preserve"> in</w:t>
-      </w:r>
-      <w:r>
-        <w:rPr>
-          <w:u w:val="single" w:color="0000ff"/>
-          <w:rFonts w:ascii="Charis SIL Regular" w:hAnsi="Charis SIL Regular" w:eastAsia="Charis SIL Regular"/>
-          <w:b w:val="0"/>
-          <w:i w:val="0"/>
-          <w:color w:val="000000"/>
-          <w:sz w:val="24"/>
-        </w:rPr>
-        <w:hyperlink r:id="rId17" w:history="1">
-          <w:r>
-            <w:rPr>
-              <w:rStyle w:val="Hyperlink"/>
-            </w:rPr>
-            <w:t xml:space="preserve"> Amsterd</w:t>
-          </w:r>
-        </w:hyperlink>
-      </w:r>
-      <w:r>
-        <w:rPr>
-          <w:u w:val="single" w:color="0000ff"/>
-          <w:rFonts w:ascii="Charis SIL Regular" w:hAnsi="Charis SIL Regular" w:eastAsia="Charis SIL Regular"/>
-          <w:b w:val="0"/>
-          <w:i w:val="0"/>
-          <w:color w:val="000000"/>
-          <w:sz w:val="24"/>
-        </w:rPr>
-        <w:hyperlink r:id="rId17" w:history="1">
-          <w:r>
-            <w:rPr>
-              <w:rStyle w:val="Hyperlink"/>
-            </w:rPr>
-            <w:t>a</w:t>
-          </w:r>
-        </w:hyperlink>
-      </w:r>
-      <w:r>
-        <w:rPr>
-          <w:u w:val="single" w:color="0000ff"/>
-          <w:rFonts w:ascii="Charis SIL Regular" w:hAnsi="Charis SIL Regular" w:eastAsia="Charis SIL Regular"/>
-          <w:b w:val="0"/>
-          <w:i w:val="0"/>
-          <w:color w:val="000000"/>
-          <w:sz w:val="24"/>
-        </w:rPr>
-        <w:hyperlink r:id="rId17" w:history="1">
-          <w:r>
-            <w:rPr>
-              <w:rStyle w:val="Hyperlink"/>
-            </w:rPr>
-            <w:t>m, wher</w:t>
-          </w:r>
-        </w:hyperlink>
+        <w:t xml:space="preserve"> in Amsterdam, wher</w:t>
       </w:r>
       <w:r>
         <w:rPr>

--- a/EXPORTS/DOCX/published/niveau3/English/KVVAK.docx
+++ b/EXPORTS/DOCX/published/niveau3/English/KVVAK.docx
@@ -742,96 +742,13 @@
       </w:r>
       <w:r>
         <w:rPr>
-          <w:u w:val="single" w:color="0000ff"/>
           <w:rFonts w:ascii="Charis SIL Regular" w:hAnsi="Charis SIL Regular" w:eastAsia="Charis SIL Regular"/>
           <w:b w:val="0"/>
           <w:i w:val="0"/>
           <w:color w:val="000000"/>
           <w:sz w:val="24"/>
         </w:rPr>
-        <w:hyperlink r:id="rId10" w:history="1">
-          <w:r>
-            <w:rPr>
-              <w:rStyle w:val="Hyperlink"/>
-            </w:rPr>
-            <w:t>the ai</w:t>
-          </w:r>
-        </w:hyperlink>
-      </w:r>
-      <w:r>
-        <w:rPr>
-          <w:u w:val="single" w:color="0000ff"/>
-          <w:rFonts w:ascii="Charis SIL Regular" w:hAnsi="Charis SIL Regular" w:eastAsia="Charis SIL Regular"/>
-          <w:b w:val="0"/>
-          <w:i w:val="0"/>
-          <w:color w:val="000000"/>
-          <w:sz w:val="24"/>
-        </w:rPr>
-        <w:t>m</w:t>
-      </w:r>
-      <w:r>
-        <w:rPr>
-          <w:u w:val="single" w:color="0000ff"/>
-          <w:rFonts w:ascii="Charis SIL Regular" w:hAnsi="Charis SIL Regular" w:eastAsia="Charis SIL Regular"/>
-          <w:b w:val="0"/>
-          <w:i w:val="0"/>
-          <w:color w:val="000000"/>
-          <w:sz w:val="24"/>
-        </w:rPr>
-        <w:hyperlink r:id="rId10" w:history="1">
-          <w:r>
-            <w:rPr>
-              <w:rStyle w:val="Hyperlink"/>
-            </w:rPr>
-            <w:t xml:space="preserve"> of ra</w:t>
-          </w:r>
-        </w:hyperlink>
-      </w:r>
-      <w:r>
-        <w:rPr>
-          <w:u w:val="single" w:color="0000ff"/>
-          <w:rFonts w:ascii="Charis SIL Regular" w:hAnsi="Charis SIL Regular" w:eastAsia="Charis SIL Regular"/>
-          <w:b w:val="0"/>
-          <w:i w:val="0"/>
-          <w:color w:val="000000"/>
-          <w:sz w:val="24"/>
-        </w:rPr>
-        <w:hyperlink r:id="rId10" w:history="1">
-          <w:r>
-            <w:rPr>
-              <w:rStyle w:val="Hyperlink"/>
-            </w:rPr>
-            <w:t>i</w:t>
-          </w:r>
-        </w:hyperlink>
-      </w:r>
-      <w:r>
-        <w:rPr>
-          <w:u w:val="single" w:color="0000ff"/>
-          <w:rFonts w:ascii="Charis SIL Regular" w:hAnsi="Charis SIL Regular" w:eastAsia="Charis SIL Regular"/>
-          <w:b w:val="0"/>
-          <w:i w:val="0"/>
-          <w:color w:val="000000"/>
-          <w:sz w:val="24"/>
-        </w:rPr>
-        <w:hyperlink r:id="rId10" w:history="1">
-          <w:r>
-            <w:rPr>
-              <w:rStyle w:val="Hyperlink"/>
-            </w:rPr>
-            <w:t>sing awaren</w:t>
-          </w:r>
-        </w:hyperlink>
-      </w:r>
-      <w:r>
-        <w:rPr>
-          <w:rFonts w:ascii="Charis SIL Regular" w:hAnsi="Charis SIL Regular" w:eastAsia="Charis SIL Regular"/>
-          <w:b w:val="0"/>
-          <w:i w:val="0"/>
-          <w:color w:val="000000"/>
-          <w:sz w:val="24"/>
-        </w:rPr>
-        <w:t xml:space="preserve">ess of and interest in </w:t>
+        <w:t xml:space="preserve">the aim of raising awareness of and interest in </w:t>
       </w:r>
       <w:r>
         <w:rPr>
@@ -1433,7 +1350,18 @@
           <w:color w:val="000000"/>
           <w:sz w:val="24"/>
         </w:rPr>
-        <w:t xml:space="preserve"> in Amsterdam, wher</w:t>
+        <w:t xml:space="preserve"> in</w:t>
+      </w:r>
+      <w:r>
+        <w:rPr>
+          <w:u w:val="single" w:color="0000ff"/>
+          <w:rFonts w:ascii="Charis SIL Regular" w:hAnsi="Charis SIL Regular" w:eastAsia="Charis SIL Regular"/>
+          <w:b w:val="0"/>
+          <w:i w:val="0"/>
+          <w:color w:val="000000"/>
+          <w:sz w:val="24"/>
+        </w:rPr>
+        <w:t xml:space="preserve"> Amsterdam, wher</w:t>
       </w:r>
       <w:r>
         <w:rPr>
